--- a/WebContent/docx/肺癌49基因检测-阿克曼.docx
+++ b/WebContent/docx/肺癌49基因检测-阿克曼.docx
@@ -3041,15 +3041,15 @@
           </w14:shadow>
         </w:rPr>
       </w:pPr>
-      <w:bookmarkStart w:id="2" w:name="_Toc107825547"/>
-      <w:bookmarkStart w:id="3" w:name="_Toc30143_WPSOffice_Level1"/>
-      <w:bookmarkStart w:id="4" w:name="_Toc29963"/>
-      <w:bookmarkStart w:id="5" w:name="_Toc24178_WPSOffice_Level1"/>
-      <w:bookmarkStart w:id="6" w:name="_Toc21669"/>
-      <w:bookmarkStart w:id="7" w:name="_Toc13806"/>
-      <w:bookmarkStart w:id="8" w:name="_Toc21009_WPSOffice_Level1"/>
-      <w:bookmarkStart w:id="9" w:name="_Toc3619"/>
-      <w:bookmarkStart w:id="10" w:name="_Toc14123"/>
+      <w:bookmarkStart w:id="2" w:name="_Toc29963"/>
+      <w:bookmarkStart w:id="3" w:name="_Toc13806"/>
+      <w:bookmarkStart w:id="4" w:name="_Toc24178_WPSOffice_Level1"/>
+      <w:bookmarkStart w:id="5" w:name="_Toc107825547"/>
+      <w:bookmarkStart w:id="6" w:name="_Toc30143_WPSOffice_Level1"/>
+      <w:bookmarkStart w:id="7" w:name="_Toc21669"/>
+      <w:bookmarkStart w:id="8" w:name="_Toc3619"/>
+      <w:bookmarkStart w:id="9" w:name="_Toc14123"/>
+      <w:bookmarkStart w:id="10" w:name="_Toc21009_WPSOffice_Level1"/>
       <w:r>
         <w:rPr>
           <w:rFonts w:ascii="Times New Roman" w:hAnsi="Times New Roman"/>
@@ -3922,14 +3922,14 @@
           </w14:shadow>
         </w:rPr>
       </w:pPr>
-      <w:bookmarkStart w:id="11" w:name="_Toc7021_WPSOffice_Level1"/>
-      <w:bookmarkStart w:id="12" w:name="_Toc17451"/>
-      <w:bookmarkStart w:id="13" w:name="_Toc18062_WPSOffice_Level1"/>
+      <w:bookmarkStart w:id="11" w:name="_Toc10057"/>
+      <w:bookmarkStart w:id="12" w:name="_Toc18062_WPSOffice_Level1"/>
+      <w:bookmarkStart w:id="13" w:name="_Toc7021_WPSOffice_Level1"/>
       <w:bookmarkStart w:id="14" w:name="_Toc107825548"/>
-      <w:bookmarkStart w:id="15" w:name="_Toc11015_WPSOffice_Level1"/>
-      <w:bookmarkStart w:id="16" w:name="_Toc26731"/>
-      <w:bookmarkStart w:id="17" w:name="_Toc29272"/>
-      <w:bookmarkStart w:id="18" w:name="_Toc10057"/>
+      <w:bookmarkStart w:id="15" w:name="_Toc29272"/>
+      <w:bookmarkStart w:id="16" w:name="_Toc17451"/>
+      <w:bookmarkStart w:id="17" w:name="_Toc11015_WPSOffice_Level1"/>
+      <w:bookmarkStart w:id="18" w:name="_Toc26731"/>
       <w:bookmarkStart w:id="19" w:name="_Toc3823"/>
       <w:r>
         <w:rPr>
@@ -4112,11 +4112,11 @@
           </w14:shadow>
         </w:rPr>
       </w:pPr>
-      <w:bookmarkStart w:id="21" w:name="_Toc12582"/>
-      <w:bookmarkStart w:id="22" w:name="_Toc16576"/>
+      <w:bookmarkStart w:id="21" w:name="_Toc6221_WPSOffice_Level1"/>
+      <w:bookmarkStart w:id="22" w:name="_Toc12582"/>
       <w:bookmarkStart w:id="23" w:name="_Toc23369_WPSOffice_Level1"/>
-      <w:bookmarkStart w:id="24" w:name="_Toc107825549"/>
-      <w:bookmarkStart w:id="25" w:name="_Toc6221_WPSOffice_Level1"/>
+      <w:bookmarkStart w:id="24" w:name="_Toc16576"/>
+      <w:bookmarkStart w:id="25" w:name="_Toc107825549"/>
       <w:bookmarkStart w:id="26" w:name="_Toc18058"/>
       <w:bookmarkStart w:id="27" w:name="_Toc25920"/>
       <w:bookmarkStart w:id="28" w:name="_Toc1040"/>
@@ -4188,11 +4188,11 @@
           <w:lang w:eastAsia="zh-CN"/>
         </w:rPr>
       </w:pPr>
-      <w:bookmarkStart w:id="29" w:name="_Toc17639"/>
-      <w:bookmarkStart w:id="30" w:name="_Toc149837254"/>
-      <w:bookmarkStart w:id="31" w:name="_Toc13550"/>
-      <w:bookmarkStart w:id="32" w:name="_Toc12094"/>
-      <w:bookmarkStart w:id="33" w:name="_Toc15649"/>
+      <w:bookmarkStart w:id="29" w:name="_Toc13550"/>
+      <w:bookmarkStart w:id="30" w:name="_Toc12094"/>
+      <w:bookmarkStart w:id="31" w:name="_Toc15649"/>
+      <w:bookmarkStart w:id="32" w:name="_Toc17639"/>
+      <w:bookmarkStart w:id="33" w:name="_Toc149837254"/>
       <w:bookmarkStart w:id="34" w:name="_Toc26045"/>
       <w:r>
         <w:rPr>
@@ -4716,18 +4716,7 @@
                 <w:szCs w:val="21"/>
                 <w:lang w:eastAsia="zh-CN"/>
               </w:rPr>
-              <w:t xml:space="preserve">{%tr if bodyAndComplexDrugTipLineStr </w:t>
-            </w:r>
-            <w:bookmarkStart w:id="150" w:name="_GoBack"/>
-            <w:bookmarkEnd w:id="150"/>
-            <w:r>
-              <w:rPr>
-                <w:rFonts w:hint="eastAsia" w:ascii="Times New Roman" w:hAnsi="Times New Roman" w:eastAsia="微软雅黑" w:cs="Times New Roman"/>
-                <w:sz w:val="21"/>
-                <w:szCs w:val="21"/>
-                <w:lang w:eastAsia="zh-CN"/>
-              </w:rPr>
-              <w:t>%}</w:t>
+              <w:t>{%tr if bodyAndComplexDrugTipLineStr %}</w:t>
             </w:r>
           </w:p>
         </w:tc>
@@ -8255,10 +8244,10 @@
       </w:pPr>
       <w:r>
         <w:rPr>
-          <w:rFonts w:ascii="Times New Roman" w:hAnsi="Times New Roman" w:eastAsia="微软雅黑" w:cs="Times New Roman"/>
+          <w:rFonts w:ascii="微软雅黑" w:hAnsi="微软雅黑" w:eastAsia="微软雅黑" w:cs="微软雅黑"/>
           <w:sz w:val="18"/>
           <w:szCs w:val="18"/>
-          <w:lang w:eastAsia="zh-CN"/>
+          <w:lang w:eastAsia="zh-CN" w:bidi="ar"/>
         </w:rPr>
         <w:t>检测结果仅供科学研究和临床用药参考，具体治疗方案请咨询主治医生。</w:t>
       </w:r>
@@ -8285,12 +8274,31 @@
         <w:ind w:left="0" w:leftChars="0" w:firstLine="0" w:firstLineChars="0"/>
         <w:textAlignment w:val="auto"/>
         <w:rPr>
+          <w:rFonts w:hint="default" w:ascii="微软雅黑" w:hAnsi="微软雅黑" w:eastAsia="微软雅黑" w:cs="微软雅黑"/>
+          <w:sz w:val="18"/>
+          <w:szCs w:val="18"/>
+          <w:lang w:val="en-US" w:eastAsia="zh-CN" w:bidi="ar"/>
+        </w:rPr>
+      </w:pPr>
+      <w:bookmarkStart w:id="150" w:name="_GoBack"/>
+      <w:r>
+        <w:rPr>
           <w:rFonts w:ascii="微软雅黑" w:hAnsi="微软雅黑" w:eastAsia="微软雅黑" w:cs="微软雅黑"/>
           <w:sz w:val="18"/>
           <w:szCs w:val="18"/>
           <w:lang w:eastAsia="zh-CN" w:bidi="ar"/>
         </w:rPr>
-      </w:pPr>
+        <w:t>本报告只对本次采集样本负责，如有疑问，请在7个工作日内与我们联系。</w:t>
+      </w:r>
+      <w:r>
+        <w:rPr>
+          <w:rFonts w:hint="eastAsia" w:ascii="微软雅黑" w:hAnsi="微软雅黑" w:eastAsia="微软雅黑" w:cs="微软雅黑"/>
+          <w:sz w:val="18"/>
+          <w:szCs w:val="18"/>
+          <w:lang w:eastAsia="zh-CN" w:bidi="ar"/>
+        </w:rPr>
+        <w:t xml:space="preserve">{% if testedby == </w:t>
+      </w:r>
       <w:r>
         <w:rPr>
           <w:rFonts w:ascii="微软雅黑" w:hAnsi="微软雅黑" w:eastAsia="微软雅黑" w:cs="微软雅黑"/>
@@ -8298,54 +8306,37 @@
           <w:szCs w:val="18"/>
           <w:lang w:eastAsia="zh-CN" w:bidi="ar"/>
         </w:rPr>
-        <w:t>本报告只对本次采集样本负责，如有疑问，请在7个工作日内与我们联系。</w:t>
-      </w:r>
-      <w:r>
-        <w:rPr>
-          <w:rFonts w:hint="eastAsia" w:ascii="Times New Roman" w:hAnsi="Times New Roman" w:eastAsia="微软雅黑" w:cs="Times New Roman"/>
-          <w:sz w:val="24"/>
-          <w:szCs w:val="24"/>
-          <w:lang w:eastAsia="zh-CN"/>
-        </w:rPr>
-        <w:t xml:space="preserve">{% if testedby == </w:t>
-      </w:r>
-      <w:r>
-        <w:rPr>
-          <w:rFonts w:ascii="Times New Roman" w:hAnsi="Times New Roman" w:eastAsia="微软雅黑" w:cs="Times New Roman"/>
-          <w:sz w:val="24"/>
-          <w:szCs w:val="24"/>
-          <w:lang w:eastAsia="zh-CN"/>
-        </w:rPr>
         <w:t>“</w:t>
       </w:r>
       <w:r>
         <w:rPr>
-          <w:rFonts w:hint="eastAsia" w:ascii="Times New Roman" w:hAnsi="Times New Roman" w:eastAsia="微软雅黑" w:cs="Times New Roman"/>
-          <w:sz w:val="24"/>
-          <w:szCs w:val="24"/>
-          <w:lang w:eastAsia="zh-CN"/>
+          <w:rFonts w:hint="eastAsia" w:ascii="微软雅黑" w:hAnsi="微软雅黑" w:eastAsia="微软雅黑" w:cs="微软雅黑"/>
+          <w:sz w:val="18"/>
+          <w:szCs w:val="18"/>
+          <w:lang w:eastAsia="zh-CN" w:bidi="ar"/>
         </w:rPr>
         <w:t>1</w:t>
       </w:r>
       <w:r>
         <w:rPr>
-          <w:rFonts w:ascii="Times New Roman" w:hAnsi="Times New Roman" w:eastAsia="微软雅黑" w:cs="Times New Roman"/>
-          <w:sz w:val="24"/>
-          <w:szCs w:val="24"/>
-          <w:lang w:eastAsia="zh-CN"/>
+          <w:rFonts w:ascii="微软雅黑" w:hAnsi="微软雅黑" w:eastAsia="微软雅黑" w:cs="微软雅黑"/>
+          <w:sz w:val="18"/>
+          <w:szCs w:val="18"/>
+          <w:lang w:eastAsia="zh-CN" w:bidi="ar"/>
         </w:rPr>
         <w:t>”</w:t>
       </w:r>
       <w:r>
         <w:rPr>
-          <w:rFonts w:hint="eastAsia" w:ascii="Times New Roman" w:hAnsi="Times New Roman" w:eastAsia="微软雅黑" w:cs="Times New Roman"/>
-          <w:sz w:val="24"/>
-          <w:szCs w:val="24"/>
-          <w:lang w:eastAsia="zh-CN"/>
+          <w:rFonts w:hint="eastAsia" w:ascii="微软雅黑" w:hAnsi="微软雅黑" w:eastAsia="微软雅黑" w:cs="微软雅黑"/>
+          <w:sz w:val="18"/>
+          <w:szCs w:val="18"/>
+          <w:lang w:eastAsia="zh-CN" w:bidi="ar"/>
         </w:rPr>
         <w:t xml:space="preserve"> %}</w:t>
       </w:r>
     </w:p>
+    <w:bookmarkEnd w:id="150"/>
     <w:p>
       <w:pPr>
         <w:rPr>
@@ -8369,15 +8360,15 @@
               <wp:anchor distT="0" distB="0" distL="114300" distR="114300" simplePos="0" relativeHeight="251662336" behindDoc="0" locked="0" layoutInCell="1" allowOverlap="1">
                 <wp:simplePos x="0" y="0"/>
                 <wp:positionH relativeFrom="column">
-                  <wp:posOffset>2806700</wp:posOffset>
+                  <wp:posOffset>2775585</wp:posOffset>
                 </wp:positionH>
                 <wp:positionV relativeFrom="paragraph">
-                  <wp:posOffset>33020</wp:posOffset>
+                  <wp:posOffset>80010</wp:posOffset>
                 </wp:positionV>
-                <wp:extent cx="2906395" cy="466090"/>
-                <wp:effectExtent l="0" t="0" r="4445" b="6985"/>
+                <wp:extent cx="2571115" cy="410210"/>
+                <wp:effectExtent l="0" t="0" r="4445" b="1270"/>
                 <wp:wrapNone/>
-                <wp:docPr id="53" name="组合 6"/>
+                <wp:docPr id="35" name="组合 16"/>
                 <wp:cNvGraphicFramePr/>
                 <a:graphic xmlns:a="http://schemas.openxmlformats.org/drawingml/2006/main">
                   <a:graphicData uri="http://schemas.microsoft.com/office/word/2010/wordprocessingGroup">
@@ -8385,15 +8376,15 @@
                       <wpg:cNvGrpSpPr/>
                       <wpg:grpSpPr>
                         <a:xfrm rot="0">
-                          <a:off x="3454400" y="1047750"/>
-                          <a:ext cx="2906395" cy="466090"/>
-                          <a:chOff x="10964" y="4438"/>
-                          <a:chExt cx="4577" cy="734"/>
+                          <a:off x="3423285" y="2708910"/>
+                          <a:ext cx="2571115" cy="410210"/>
+                          <a:chOff x="17956" y="38313"/>
+                          <a:chExt cx="4049" cy="646"/>
                         </a:xfrm>
                       </wpg:grpSpPr>
                       <pic:pic xmlns:pic="http://schemas.openxmlformats.org/drawingml/2006/picture">
                         <pic:nvPicPr>
-                          <pic:cNvPr id="30" name="图片 30" descr="微信图片_20220215110121"/>
+                          <pic:cNvPr id="3" name="图片 29" descr="IMG_256"/>
                           <pic:cNvPicPr>
                             <a:picLocks noChangeAspect="1"/>
                           </pic:cNvPicPr>
@@ -8402,18 +8393,17 @@
                           <a:blip r:embed="rId11">
                             <a:clrChange>
                               <a:clrFrom>
-                                <a:srgbClr val="A09D98">
+                                <a:srgbClr val="FFFFFF">
                                   <a:alpha val="100000"/>
                                 </a:srgbClr>
                               </a:clrFrom>
                               <a:clrTo>
-                                <a:srgbClr val="A09D98">
+                                <a:srgbClr val="FFFFFF">
                                   <a:alpha val="100000"/>
                                   <a:alpha val="0"/>
                                 </a:srgbClr>
                               </a:clrTo>
                             </a:clrChange>
-                            <a:biLevel thresh="50000"/>
                           </a:blip>
                           <a:stretch>
                             <a:fillRect/>
@@ -8421,8 +8411,489 @@
                         </pic:blipFill>
                         <pic:spPr>
                           <a:xfrm>
-                            <a:off x="10964" y="4458"/>
-                            <a:ext cx="1234" cy="715"/>
+                            <a:off x="21031" y="38313"/>
+                            <a:ext cx="975" cy="570"/>
+                          </a:xfrm>
+                          <a:prstGeom prst="rect">
+                            <a:avLst/>
+                          </a:prstGeom>
+                          <a:noFill/>
+                          <a:ln w="9525">
+                            <a:noFill/>
+                          </a:ln>
+                        </pic:spPr>
+                      </pic:pic>
+                      <pic:pic xmlns:pic="http://schemas.openxmlformats.org/drawingml/2006/picture">
+                        <pic:nvPicPr>
+                          <pic:cNvPr id="15" name="图片 15" descr="c9514d16fd70679bf0495aeebb03c72d_compress"/>
+                          <pic:cNvPicPr>
+                            <a:picLocks noChangeAspect="1"/>
+                          </pic:cNvPicPr>
+                        </pic:nvPicPr>
+                        <pic:blipFill>
+                          <a:blip r:embed="rId12"/>
+                          <a:srcRect l="21003" t="56913" r="27176" b="26386"/>
+                          <a:stretch>
+                            <a:fillRect/>
+                          </a:stretch>
+                        </pic:blipFill>
+                        <pic:spPr>
+                          <a:xfrm>
+                            <a:off x="17956" y="38485"/>
+                            <a:ext cx="1550" cy="475"/>
+                          </a:xfrm>
+                          <a:prstGeom prst="rect">
+                            <a:avLst/>
+                          </a:prstGeom>
+                        </pic:spPr>
+                      </pic:pic>
+                    </wpg:wgp>
+                  </a:graphicData>
+                </a:graphic>
+              </wp:anchor>
+            </w:drawing>
+          </mc:Choice>
+          <mc:Fallback>
+            <w:pict>
+              <v:group id="组合 16" o:spid="_x0000_s1026" o:spt="203" style="position:absolute;left:0pt;margin-left:218.55pt;margin-top:6.3pt;height:32.3pt;width:202.45pt;z-index:251662336;mso-width-relative:page;mso-height-relative:page;" coordorigin="17956,38313" coordsize="4049,646" o:gfxdata="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">
+                <o:lock v:ext="edit" aspectratio="f"/>
+                <v:shape id="图片 29" o:spid="_x0000_s1026" o:spt="75" alt="IMG_256" type="#_x0000_t75" style="position:absolute;left:21031;top:38313;height:570;width:975;" filled="f" o:preferrelative="t" stroked="f" coordsize="21600,21600" o:gfxdata="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">
+                  <v:fill on="f" focussize="0,0"/>
+                  <v:stroke on="f"/>
+                  <v:imagedata r:id="rId11" chromakey="#FFFFFF" o:title=""/>
+                  <o:lock v:ext="edit" aspectratio="t"/>
+                </v:shape>
+                <v:shape id="_x0000_s1026" o:spid="_x0000_s1026" o:spt="75" alt="c9514d16fd70679bf0495aeebb03c72d_compress" type="#_x0000_t75" style="position:absolute;left:17956;top:38485;height:475;width:1550;" filled="f" o:preferrelative="t" stroked="f" coordsize="21600,21600" o:gfxdata="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">
+                  <v:fill on="f" focussize="0,0"/>
+                  <v:stroke on="f"/>
+                  <v:imagedata r:id="rId12" cropleft="13765f" croptop="37299f" cropright="17810f" cropbottom="17292f" o:title=""/>
+                  <o:lock v:ext="edit" aspectratio="t"/>
+                </v:shape>
+              </v:group>
+            </w:pict>
+          </mc:Fallback>
+        </mc:AlternateContent>
+      </w:r>
+    </w:p>
+    <w:tbl>
+      <w:tblPr>
+        <w:tblStyle w:val="36"/>
+        <w:tblW w:w="6772" w:type="dxa"/>
+        <w:jc w:val="right"/>
+        <w:tblLayout w:type="fixed"/>
+        <w:tblCellMar>
+          <w:top w:w="0" w:type="dxa"/>
+          <w:left w:w="0" w:type="dxa"/>
+          <w:bottom w:w="0" w:type="dxa"/>
+          <w:right w:w="0" w:type="dxa"/>
+        </w:tblCellMar>
+      </w:tblPr>
+      <w:tblGrid>
+        <w:gridCol w:w="1272"/>
+        <w:gridCol w:w="2040"/>
+        <w:gridCol w:w="1166"/>
+        <w:gridCol w:w="2294"/>
+      </w:tblGrid>
+      <w:tr>
+        <w:trPr>
+          <w:trHeight w:val="441" w:hRule="exact"/>
+          <w:jc w:val="right"/>
+        </w:trPr>
+        <w:tc>
+          <w:tcPr>
+            <w:tcW w:w="1272" w:type="dxa"/>
+            <w:vAlign w:val="center"/>
+          </w:tcPr>
+          <w:p>
+            <w:pPr>
+              <w:pStyle w:val="20"/>
+              <w:spacing w:before="13"/>
+              <w:ind w:left="13" w:right="95"/>
+              <w:jc w:val="both"/>
+              <w:rPr>
+                <w:rFonts w:ascii="Times New Roman" w:hAnsi="Times New Roman" w:cs="Times New Roman"/>
+                <w:b/>
+                <w:sz w:val="24"/>
+                <w:szCs w:val="24"/>
+              </w:rPr>
+            </w:pPr>
+            <w:r>
+              <w:rPr>
+                <w:rFonts w:ascii="Times New Roman" w:hAnsi="Times New Roman" w:cs="Times New Roman"/>
+                <w:b/>
+                <w:sz w:val="24"/>
+                <w:szCs w:val="24"/>
+              </w:rPr>
+              <w:t>检测人：</w:t>
+            </w:r>
+          </w:p>
+        </w:tc>
+        <w:tc>
+          <w:tcPr>
+            <w:tcW w:w="2040" w:type="dxa"/>
+            <w:vAlign w:val="center"/>
+          </w:tcPr>
+          <w:p>
+            <w:pPr>
+              <w:pStyle w:val="20"/>
+              <w:spacing w:before="13"/>
+              <w:jc w:val="both"/>
+              <w:rPr>
+                <w:rFonts w:ascii="Times New Roman" w:hAnsi="Times New Roman" w:cs="Times New Roman"/>
+                <w:b/>
+                <w:sz w:val="24"/>
+                <w:szCs w:val="24"/>
+              </w:rPr>
+            </w:pPr>
+          </w:p>
+        </w:tc>
+        <w:tc>
+          <w:tcPr>
+            <w:tcW w:w="1166" w:type="dxa"/>
+            <w:vAlign w:val="center"/>
+          </w:tcPr>
+          <w:p>
+            <w:pPr>
+              <w:pStyle w:val="20"/>
+              <w:spacing w:before="13"/>
+              <w:jc w:val="both"/>
+              <w:rPr>
+                <w:rFonts w:ascii="Times New Roman" w:hAnsi="Times New Roman" w:cs="Times New Roman"/>
+                <w:b/>
+                <w:sz w:val="24"/>
+                <w:szCs w:val="24"/>
+              </w:rPr>
+            </w:pPr>
+            <w:r>
+              <w:rPr>
+                <w:rFonts w:ascii="Times New Roman" w:hAnsi="Times New Roman" w:cs="Times New Roman"/>
+                <w:b/>
+                <w:sz w:val="24"/>
+                <w:szCs w:val="24"/>
+              </w:rPr>
+              <w:t>复核人</w:t>
+            </w:r>
+            <w:r>
+              <w:rPr>
+                <w:rFonts w:ascii="Times New Roman" w:hAnsi="Times New Roman" w:cs="Times New Roman"/>
+                <w:b/>
+                <w:sz w:val="24"/>
+                <w:szCs w:val="24"/>
+                <w:lang w:eastAsia="zh-CN"/>
+              </w:rPr>
+              <w:t>：</w:t>
+            </w:r>
+          </w:p>
+        </w:tc>
+        <w:tc>
+          <w:tcPr>
+            <w:tcW w:w="2294" w:type="dxa"/>
+            <w:vAlign w:val="center"/>
+          </w:tcPr>
+          <w:p>
+            <w:pPr>
+              <w:pStyle w:val="20"/>
+              <w:spacing w:before="13"/>
+              <w:ind w:right="15"/>
+              <w:jc w:val="both"/>
+              <w:rPr>
+                <w:rFonts w:ascii="Times New Roman" w:hAnsi="Times New Roman" w:cs="Times New Roman"/>
+                <w:b/>
+                <w:sz w:val="24"/>
+                <w:szCs w:val="24"/>
+              </w:rPr>
+            </w:pPr>
+          </w:p>
+        </w:tc>
+      </w:tr>
+      <w:tr>
+        <w:tblPrEx>
+          <w:tblCellMar>
+            <w:top w:w="0" w:type="dxa"/>
+            <w:left w:w="0" w:type="dxa"/>
+            <w:bottom w:w="0" w:type="dxa"/>
+            <w:right w:w="0" w:type="dxa"/>
+          </w:tblCellMar>
+        </w:tblPrEx>
+        <w:trPr>
+          <w:trHeight w:val="457" w:hRule="exact"/>
+          <w:jc w:val="right"/>
+        </w:trPr>
+        <w:tc>
+          <w:tcPr>
+            <w:tcW w:w="1272" w:type="dxa"/>
+            <w:vAlign w:val="center"/>
+          </w:tcPr>
+          <w:p>
+            <w:pPr>
+              <w:pStyle w:val="20"/>
+              <w:spacing w:line="341" w:lineRule="exact"/>
+              <w:ind w:left="13" w:right="165"/>
+              <w:jc w:val="both"/>
+              <w:rPr>
+                <w:rFonts w:ascii="Times New Roman" w:hAnsi="Times New Roman" w:cs="Times New Roman"/>
+                <w:b/>
+                <w:sz w:val="24"/>
+                <w:szCs w:val="24"/>
+              </w:rPr>
+            </w:pPr>
+            <w:r>
+              <w:rPr>
+                <w:rFonts w:ascii="Times New Roman" w:hAnsi="Times New Roman" w:cs="Times New Roman"/>
+                <w:b/>
+                <w:sz w:val="24"/>
+                <w:szCs w:val="24"/>
+              </w:rPr>
+              <w:t>日</w:t>
+            </w:r>
+            <w:r>
+              <w:rPr>
+                <w:rFonts w:ascii="Times New Roman" w:hAnsi="Times New Roman" w:cs="Times New Roman"/>
+                <w:b/>
+                <w:sz w:val="24"/>
+                <w:szCs w:val="24"/>
+                <w:lang w:eastAsia="zh-CN"/>
+              </w:rPr>
+              <w:t xml:space="preserve">  </w:t>
+            </w:r>
+            <w:r>
+              <w:rPr>
+                <w:rFonts w:ascii="Times New Roman" w:hAnsi="Times New Roman" w:cs="Times New Roman"/>
+                <w:b/>
+                <w:sz w:val="24"/>
+                <w:szCs w:val="24"/>
+              </w:rPr>
+              <w:t>期：</w:t>
+            </w:r>
+          </w:p>
+        </w:tc>
+        <w:tc>
+          <w:tcPr>
+            <w:tcW w:w="2040" w:type="dxa"/>
+            <w:vAlign w:val="center"/>
+          </w:tcPr>
+          <w:p>
+            <w:pPr>
+              <w:pStyle w:val="20"/>
+              <w:spacing w:line="363" w:lineRule="exact"/>
+              <w:jc w:val="both"/>
+              <w:rPr>
+                <w:rFonts w:ascii="Times New Roman" w:hAnsi="Times New Roman" w:cs="Times New Roman"/>
+                <w:sz w:val="24"/>
+                <w:szCs w:val="24"/>
+              </w:rPr>
+            </w:pPr>
+            <w:r>
+              <w:rPr>
+                <w:rFonts w:ascii="Times New Roman" w:hAnsi="Times New Roman" w:cs="Times New Roman"/>
+                <w:kern w:val="2"/>
+                <w:sz w:val="24"/>
+                <w:szCs w:val="24"/>
+                <w:lang w:eastAsia="zh-CN"/>
+              </w:rPr>
+              <w:t>{{ reportdate }}</w:t>
+            </w:r>
+          </w:p>
+        </w:tc>
+        <w:tc>
+          <w:tcPr>
+            <w:tcW w:w="1166" w:type="dxa"/>
+            <w:vAlign w:val="center"/>
+          </w:tcPr>
+          <w:p>
+            <w:pPr>
+              <w:pStyle w:val="20"/>
+              <w:spacing w:line="341" w:lineRule="exact"/>
+              <w:jc w:val="both"/>
+              <w:rPr>
+                <w:rFonts w:ascii="Times New Roman" w:hAnsi="Times New Roman" w:cs="Times New Roman"/>
+                <w:b/>
+                <w:sz w:val="24"/>
+                <w:szCs w:val="24"/>
+              </w:rPr>
+            </w:pPr>
+            <w:r>
+              <w:rPr>
+                <w:rFonts w:ascii="Times New Roman" w:hAnsi="Times New Roman" w:cs="Times New Roman"/>
+                <w:b/>
+                <w:sz w:val="24"/>
+                <w:szCs w:val="24"/>
+              </w:rPr>
+              <w:t>日</w:t>
+            </w:r>
+            <w:r>
+              <w:rPr>
+                <w:rFonts w:ascii="Times New Roman" w:hAnsi="Times New Roman" w:cs="Times New Roman"/>
+                <w:b/>
+                <w:sz w:val="24"/>
+                <w:szCs w:val="24"/>
+                <w:lang w:eastAsia="zh-CN"/>
+              </w:rPr>
+              <w:t xml:space="preserve">  </w:t>
+            </w:r>
+            <w:r>
+              <w:rPr>
+                <w:rFonts w:ascii="Times New Roman" w:hAnsi="Times New Roman" w:cs="Times New Roman"/>
+                <w:b/>
+                <w:sz w:val="24"/>
+                <w:szCs w:val="24"/>
+              </w:rPr>
+              <w:t>期：</w:t>
+            </w:r>
+          </w:p>
+        </w:tc>
+        <w:tc>
+          <w:tcPr>
+            <w:tcW w:w="2294" w:type="dxa"/>
+            <w:vAlign w:val="center"/>
+          </w:tcPr>
+          <w:p>
+            <w:pPr>
+              <w:pStyle w:val="20"/>
+              <w:spacing w:line="363" w:lineRule="exact"/>
+              <w:ind w:right="15"/>
+              <w:jc w:val="both"/>
+              <w:rPr>
+                <w:rFonts w:ascii="Times New Roman" w:hAnsi="Times New Roman" w:cs="Times New Roman"/>
+                <w:sz w:val="24"/>
+                <w:szCs w:val="24"/>
+              </w:rPr>
+            </w:pPr>
+            <w:r>
+              <w:rPr>
+                <w:rFonts w:ascii="Times New Roman" w:hAnsi="Times New Roman" w:cs="Times New Roman"/>
+                <w:kern w:val="2"/>
+                <w:sz w:val="24"/>
+                <w:szCs w:val="24"/>
+                <w:lang w:eastAsia="zh-CN"/>
+              </w:rPr>
+              <w:t>{{ reportdate }}</w:t>
+            </w:r>
+          </w:p>
+        </w:tc>
+      </w:tr>
+    </w:tbl>
+    <w:p>
+      <w:pPr>
+        <w:rPr>
+          <w:rFonts w:ascii="Times New Roman" w:hAnsi="Times New Roman" w:eastAsia="微软雅黑" w:cs="Times New Roman"/>
+          <w:sz w:val="24"/>
+          <w:szCs w:val="24"/>
+          <w:lang w:eastAsia="zh-CN"/>
+        </w:rPr>
+      </w:pPr>
+      <w:r>
+        <w:rPr>
+          <w:rFonts w:hint="eastAsia" w:ascii="Times New Roman" w:hAnsi="Times New Roman" w:eastAsia="微软雅黑" w:cs="Times New Roman"/>
+          <w:sz w:val="24"/>
+          <w:szCs w:val="24"/>
+          <w:lang w:eastAsia="zh-CN"/>
+        </w:rPr>
+        <w:t xml:space="preserve">{% endif %}{% if testedby == </w:t>
+      </w:r>
+      <w:r>
+        <w:rPr>
+          <w:rFonts w:ascii="Times New Roman" w:hAnsi="Times New Roman" w:eastAsia="微软雅黑" w:cs="Times New Roman"/>
+          <w:sz w:val="24"/>
+          <w:szCs w:val="24"/>
+          <w:lang w:eastAsia="zh-CN"/>
+        </w:rPr>
+        <w:t>“</w:t>
+      </w:r>
+      <w:r>
+        <w:rPr>
+          <w:rFonts w:hint="eastAsia" w:ascii="Times New Roman" w:hAnsi="Times New Roman" w:eastAsia="微软雅黑" w:cs="Times New Roman"/>
+          <w:sz w:val="24"/>
+          <w:szCs w:val="24"/>
+          <w:lang w:eastAsia="zh-CN"/>
+        </w:rPr>
+        <w:t>2</w:t>
+      </w:r>
+      <w:r>
+        <w:rPr>
+          <w:rFonts w:ascii="Times New Roman" w:hAnsi="Times New Roman" w:eastAsia="微软雅黑" w:cs="Times New Roman"/>
+          <w:sz w:val="24"/>
+          <w:szCs w:val="24"/>
+          <w:lang w:eastAsia="zh-CN"/>
+        </w:rPr>
+        <w:t>”</w:t>
+      </w:r>
+      <w:r>
+        <w:rPr>
+          <w:rFonts w:hint="eastAsia" w:ascii="Times New Roman" w:hAnsi="Times New Roman" w:eastAsia="微软雅黑" w:cs="Times New Roman"/>
+          <w:sz w:val="24"/>
+          <w:szCs w:val="24"/>
+          <w:lang w:eastAsia="zh-CN"/>
+        </w:rPr>
+        <w:t xml:space="preserve"> %}</w:t>
+      </w:r>
+    </w:p>
+    <w:p>
+      <w:pPr>
+        <w:rPr>
+          <w:rFonts w:hint="default"/>
+          <w:sz w:val="24"/>
+          <w:lang w:val="en-US" w:eastAsia="zh-CN"/>
+        </w:rPr>
+      </w:pPr>
+    </w:p>
+    <w:p>
+      <w:pPr>
+        <w:rPr>
+          <w:sz w:val="24"/>
+          <w:lang w:eastAsia="zh-CN"/>
+        </w:rPr>
+      </w:pPr>
+      <w:r>
+        <w:rPr>
+          <w:sz w:val="24"/>
+        </w:rPr>
+        <mc:AlternateContent>
+          <mc:Choice Requires="wpg">
+            <w:drawing>
+              <wp:anchor distT="0" distB="0" distL="114300" distR="114300" simplePos="0" relativeHeight="251663360" behindDoc="0" locked="0" layoutInCell="1" allowOverlap="1">
+                <wp:simplePos x="0" y="0"/>
+                <wp:positionH relativeFrom="column">
+                  <wp:posOffset>2775585</wp:posOffset>
+                </wp:positionH>
+                <wp:positionV relativeFrom="paragraph">
+                  <wp:posOffset>89535</wp:posOffset>
+                </wp:positionV>
+                <wp:extent cx="2675255" cy="361950"/>
+                <wp:effectExtent l="0" t="0" r="0" b="3810"/>
+                <wp:wrapNone/>
+                <wp:docPr id="37" name="组合 30"/>
+                <wp:cNvGraphicFramePr/>
+                <a:graphic xmlns:a="http://schemas.openxmlformats.org/drawingml/2006/main">
+                  <a:graphicData uri="http://schemas.microsoft.com/office/word/2010/wordprocessingGroup">
+                    <wpg:wgp>
+                      <wpg:cNvGrpSpPr/>
+                      <wpg:grpSpPr>
+                        <a:xfrm rot="0">
+                          <a:off x="3423285" y="3842385"/>
+                          <a:ext cx="2675255" cy="361950"/>
+                          <a:chOff x="17956" y="40098"/>
+                          <a:chExt cx="4213" cy="570"/>
+                        </a:xfrm>
+                      </wpg:grpSpPr>
+                      <pic:pic xmlns:pic="http://schemas.openxmlformats.org/drawingml/2006/picture">
+                        <pic:nvPicPr>
+                          <pic:cNvPr id="4" name="图片 1" descr="24f613a0-66be-430b-9e80-270d3393fac5"/>
+                          <pic:cNvPicPr>
+                            <a:picLocks noChangeAspect="1"/>
+                          </pic:cNvPicPr>
+                        </pic:nvPicPr>
+                        <pic:blipFill>
+                          <a:blip r:embed="rId13"/>
+                          <a:srcRect l="43292" t="26660" r="21693" b="24394"/>
+                          <a:stretch>
+                            <a:fillRect/>
+                          </a:stretch>
+                        </pic:blipFill>
+                        <pic:spPr>
+                          <a:xfrm rot="16200000">
+                            <a:off x="18366" y="39740"/>
+                            <a:ext cx="506" cy="1327"/>
                           </a:xfrm>
                           <a:prstGeom prst="rect">
                             <a:avLst/>
@@ -8431,39 +8902,41 @@
                       </pic:pic>
                       <pic:pic xmlns:pic="http://schemas.openxmlformats.org/drawingml/2006/picture">
                         <pic:nvPicPr>
-                          <pic:cNvPr id="21" name="图片 34" descr="晓敏"/>
+                          <pic:cNvPr id="29" name="图片 29" descr="IMG_256"/>
                           <pic:cNvPicPr>
                             <a:picLocks noChangeAspect="1"/>
                           </pic:cNvPicPr>
                         </pic:nvPicPr>
                         <pic:blipFill>
-                          <a:blip r:embed="rId12">
+                          <a:blip r:embed="rId11">
                             <a:clrChange>
                               <a:clrFrom>
-                                <a:srgbClr val="949FA1"/>
+                                <a:srgbClr val="FFFFFF">
+                                  <a:alpha val="100000"/>
+                                </a:srgbClr>
                               </a:clrFrom>
                               <a:clrTo>
-                                <a:srgbClr val="949FA1">
+                                <a:srgbClr val="FFFFFF">
+                                  <a:alpha val="100000"/>
                                   <a:alpha val="0"/>
                                 </a:srgbClr>
                               </a:clrTo>
                             </a:clrChange>
                           </a:blip>
-                          <a:srcRect l="34062" t="26445" r="34097" b="9325"/>
                           <a:stretch>
                             <a:fillRect/>
                           </a:stretch>
                         </pic:blipFill>
                         <pic:spPr>
-                          <a:xfrm rot="16200000">
-                            <a:off x="14524" y="3981"/>
-                            <a:ext cx="560" cy="1475"/>
+                          <a:xfrm>
+                            <a:off x="21195" y="40098"/>
+                            <a:ext cx="975" cy="570"/>
                           </a:xfrm>
                           <a:prstGeom prst="rect">
                             <a:avLst/>
                           </a:prstGeom>
                           <a:noFill/>
-                          <a:ln>
+                          <a:ln w="9525">
                             <a:noFill/>
                           </a:ln>
                         </pic:spPr>
@@ -8476,18 +8949,18 @@
           </mc:Choice>
           <mc:Fallback>
             <w:pict>
-              <v:group id="组合 6" o:spid="_x0000_s1026" o:spt="203" style="position:absolute;left:0pt;margin-left:221pt;margin-top:2.6pt;height:36.7pt;width:228.85pt;z-index:251662336;mso-width-relative:page;mso-height-relative:page;" coordorigin="10964,4438" coordsize="4577,734" o:gfxdata="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">
+              <v:group id="组合 30" o:spid="_x0000_s1026" o:spt="203" style="position:absolute;left:0pt;margin-left:218.55pt;margin-top:7.05pt;height:28.5pt;width:210.65pt;z-index:251663360;mso-width-relative:page;mso-height-relative:page;" coordorigin="17956,40098" coordsize="4213,570" o:gfxdata="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">
                 <o:lock v:ext="edit" aspectratio="f"/>
-                <v:shape id="_x0000_s1026" o:spid="_x0000_s1026" o:spt="75" alt="微信图片_20220215110121" type="#_x0000_t75" style="position:absolute;left:10964;top:4458;height:715;width:1234;" filled="f" o:preferrelative="t" stroked="f" coordsize="21600,21600" o:gfxdata="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">
+                <v:shape id="图片 1" o:spid="_x0000_s1026" o:spt="75" alt="24f613a0-66be-430b-9e80-270d3393fac5" type="#_x0000_t75" style="position:absolute;left:18366;top:39740;height:1327;width:506;rotation:-5898240f;" filled="f" o:preferrelative="t" stroked="f" coordsize="21600,21600" o:gfxdata="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">
                   <v:fill on="f" focussize="0,0"/>
                   <v:stroke on="f"/>
-                  <v:imagedata r:id="rId11" grayscale="t" bilevel="t" chromakey="#A09D98" o:title=""/>
+                  <v:imagedata r:id="rId13" cropleft="28372f" croptop="17472f" cropright="14217f" cropbottom="15987f" o:title=""/>
                   <o:lock v:ext="edit" aspectratio="t"/>
                 </v:shape>
-                <v:shape id="图片 34" o:spid="_x0000_s1026" o:spt="75" alt="晓敏" type="#_x0000_t75" style="position:absolute;left:14524;top:3981;height:1475;width:560;rotation:-5898240f;" filled="f" o:preferrelative="t" stroked="f" coordsize="21600,21600" o:gfxdata="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">
+                <v:shape id="_x0000_s1026" o:spid="_x0000_s1026" o:spt="75" alt="IMG_256" type="#_x0000_t75" style="position:absolute;left:21195;top:40098;height:570;width:975;" filled="f" o:preferrelative="t" stroked="f" coordsize="21600,21600" o:gfxdata="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">
                   <v:fill on="f" focussize="0,0"/>
                   <v:stroke on="f"/>
-                  <v:imagedata r:id="rId12" cropleft="22323f" croptop="17331f" cropright="22346f" cropbottom="6111f" chromakey="#949FA1" o:title=""/>
+                  <v:imagedata r:id="rId11" chromakey="#FFFFFF" o:title=""/>
                   <o:lock v:ext="edit" aspectratio="t"/>
                 </v:shape>
               </v:group>
@@ -8836,7 +9309,7 @@
           <w:szCs w:val="24"/>
           <w:lang w:eastAsia="zh-CN"/>
         </w:rPr>
-        <w:t>2</w:t>
+        <w:t>3</w:t>
       </w:r>
       <w:r>
         <w:rPr>
@@ -8860,7 +9333,9 @@
     <w:p>
       <w:pPr>
         <w:rPr>
+          <w:rFonts w:ascii="Times New Roman" w:hAnsi="Times New Roman" w:eastAsia="微软雅黑" w:cs="Times New Roman"/>
           <w:sz w:val="24"/>
+          <w:szCs w:val="24"/>
           <w:lang w:eastAsia="zh-CN"/>
         </w:rPr>
       </w:pPr>
@@ -8879,18 +9354,18 @@
         <mc:AlternateContent>
           <mc:Choice Requires="wpg">
             <w:drawing>
-              <wp:anchor distT="0" distB="0" distL="114300" distR="114300" simplePos="0" relativeHeight="251663360" behindDoc="0" locked="0" layoutInCell="1" allowOverlap="1">
+              <wp:anchor distT="0" distB="0" distL="114300" distR="114300" simplePos="0" relativeHeight="251664384" behindDoc="0" locked="0" layoutInCell="1" allowOverlap="1">
                 <wp:simplePos x="0" y="0"/>
                 <wp:positionH relativeFrom="column">
-                  <wp:posOffset>2767330</wp:posOffset>
+                  <wp:posOffset>2715895</wp:posOffset>
                 </wp:positionH>
                 <wp:positionV relativeFrom="paragraph">
-                  <wp:posOffset>26035</wp:posOffset>
+                  <wp:posOffset>78740</wp:posOffset>
                 </wp:positionV>
-                <wp:extent cx="2779395" cy="453390"/>
-                <wp:effectExtent l="0" t="0" r="9525" b="3810"/>
+                <wp:extent cx="2672080" cy="414020"/>
+                <wp:effectExtent l="0" t="0" r="10160" b="12700"/>
                 <wp:wrapNone/>
-                <wp:docPr id="56" name="组合 1"/>
+                <wp:docPr id="39" name="组合 23"/>
                 <wp:cNvGraphicFramePr/>
                 <a:graphic xmlns:a="http://schemas.openxmlformats.org/drawingml/2006/main">
                   <a:graphicData uri="http://schemas.microsoft.com/office/word/2010/wordprocessingGroup">
@@ -8898,54 +9373,42 @@
                       <wpg:cNvGrpSpPr/>
                       <wpg:grpSpPr>
                         <a:xfrm rot="0">
-                          <a:off x="3415030" y="2164715"/>
-                          <a:ext cx="2779395" cy="453390"/>
-                          <a:chOff x="7101" y="6197"/>
-                          <a:chExt cx="4377" cy="714"/>
+                          <a:off x="3363595" y="4950460"/>
+                          <a:ext cx="2672080" cy="414020"/>
+                          <a:chOff x="17862" y="41843"/>
+                          <a:chExt cx="4208" cy="652"/>
                         </a:xfrm>
                       </wpg:grpSpPr>
                       <pic:pic xmlns:pic="http://schemas.openxmlformats.org/drawingml/2006/picture">
                         <pic:nvPicPr>
-                          <pic:cNvPr id="59" name="图片 34" descr="晓敏"/>
+                          <pic:cNvPr id="22" name="图片 59" descr="图片1"/>
                           <pic:cNvPicPr>
                             <a:picLocks noChangeAspect="1"/>
                           </pic:cNvPicPr>
                         </pic:nvPicPr>
                         <pic:blipFill>
-                          <a:blip r:embed="rId12">
-                            <a:clrChange>
-                              <a:clrFrom>
-                                <a:srgbClr val="949FA1"/>
-                              </a:clrFrom>
-                              <a:clrTo>
-                                <a:srgbClr val="949FA1">
-                                  <a:alpha val="0"/>
-                                </a:srgbClr>
-                              </a:clrTo>
-                            </a:clrChange>
+                          <a:blip r:embed="rId14">
+                            <a:biLevel thresh="50000"/>
                           </a:blip>
-                          <a:srcRect l="34062" t="26445" r="34097" b="9325"/>
+                          <a:srcRect l="7865" t="11797" r="5322" b="19074"/>
                           <a:stretch>
                             <a:fillRect/>
                           </a:stretch>
                         </pic:blipFill>
                         <pic:spPr>
-                          <a:xfrm rot="16200000">
-                            <a:off x="7558" y="5850"/>
-                            <a:ext cx="560" cy="1475"/>
+                          <a:xfrm>
+                            <a:off x="17862" y="41869"/>
+                            <a:ext cx="1468" cy="627"/>
                           </a:xfrm>
                           <a:prstGeom prst="rect">
                             <a:avLst/>
                           </a:prstGeom>
                           <a:noFill/>
-                          <a:ln>
-                            <a:noFill/>
-                          </a:ln>
                         </pic:spPr>
                       </pic:pic>
                       <pic:pic xmlns:pic="http://schemas.openxmlformats.org/drawingml/2006/picture">
                         <pic:nvPicPr>
-                          <pic:cNvPr id="45" name="图片 45" descr="微信图片_20220215110121"/>
+                          <pic:cNvPr id="21" name="图片 29" descr="IMG_256"/>
                           <pic:cNvPicPr>
                             <a:picLocks noChangeAspect="1"/>
                           </pic:cNvPicPr>
@@ -8954,18 +9417,17 @@
                           <a:blip r:embed="rId11">
                             <a:clrChange>
                               <a:clrFrom>
-                                <a:srgbClr val="A09D98">
+                                <a:srgbClr val="FFFFFF">
                                   <a:alpha val="100000"/>
                                 </a:srgbClr>
                               </a:clrFrom>
                               <a:clrTo>
-                                <a:srgbClr val="A09D98">
+                                <a:srgbClr val="FFFFFF">
                                   <a:alpha val="100000"/>
                                   <a:alpha val="0"/>
                                 </a:srgbClr>
                               </a:clrTo>
                             </a:clrChange>
-                            <a:biLevel thresh="50000"/>
                           </a:blip>
                           <a:stretch>
                             <a:fillRect/>
@@ -8973,12 +9435,16 @@
                         </pic:blipFill>
                         <pic:spPr>
                           <a:xfrm>
-                            <a:off x="10244" y="6197"/>
-                            <a:ext cx="1234" cy="715"/>
+                            <a:off x="21096" y="41843"/>
+                            <a:ext cx="975" cy="570"/>
                           </a:xfrm>
                           <a:prstGeom prst="rect">
                             <a:avLst/>
                           </a:prstGeom>
+                          <a:noFill/>
+                          <a:ln w="9525">
+                            <a:noFill/>
+                          </a:ln>
                         </pic:spPr>
                       </pic:pic>
                     </wpg:wgp>
@@ -8989,18 +9455,18 @@
           </mc:Choice>
           <mc:Fallback>
             <w:pict>
-              <v:group id="组合 1" o:spid="_x0000_s1026" o:spt="203" style="position:absolute;left:0pt;margin-left:217.9pt;margin-top:2.05pt;height:35.7pt;width:218.85pt;z-index:251663360;mso-width-relative:page;mso-height-relative:page;" coordorigin="7101,6197" coordsize="4377,714" o:gfxdata="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">
+              <v:group id="组合 23" o:spid="_x0000_s1026" o:spt="203" style="position:absolute;left:0pt;margin-left:213.85pt;margin-top:6.2pt;height:32.6pt;width:210.4pt;z-index:251664384;mso-width-relative:page;mso-height-relative:page;" coordorigin="17862,41843" coordsize="4208,652" o:gfxdata="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">
                 <o:lock v:ext="edit" aspectratio="f"/>
-                <v:shape id="图片 34" o:spid="_x0000_s1026" o:spt="75" alt="晓敏" type="#_x0000_t75" style="position:absolute;left:7558;top:5850;height:1475;width:560;rotation:-5898240f;" filled="f" o:preferrelative="t" stroked="f" coordsize="21600,21600" o:gfxdata="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">
+                <v:shape id="图片 59" o:spid="_x0000_s1026" o:spt="75" alt="图片1" type="#_x0000_t75" style="position:absolute;left:17862;top:41869;height:627;width:1468;" filled="f" o:preferrelative="t" stroked="f" coordsize="21600,21600" o:gfxdata="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">
                   <v:fill on="f" focussize="0,0"/>
                   <v:stroke on="f"/>
-                  <v:imagedata r:id="rId12" cropleft="22323f" croptop="17331f" cropright="22346f" cropbottom="6111f" chromakey="#949FA1" o:title=""/>
+                  <v:imagedata r:id="rId14" cropleft="5154f" croptop="7731f" cropright="3488f" cropbottom="12500f" grayscale="t" bilevel="t" o:title=""/>
                   <o:lock v:ext="edit" aspectratio="t"/>
                 </v:shape>
-                <v:shape id="_x0000_s1026" o:spid="_x0000_s1026" o:spt="75" alt="微信图片_20220215110121" type="#_x0000_t75" style="position:absolute;left:10244;top:6197;height:715;width:1234;" filled="f" o:preferrelative="t" stroked="f" coordsize="21600,21600" o:gfxdata="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">
+                <v:shape id="图片 29" o:spid="_x0000_s1026" o:spt="75" alt="IMG_256" type="#_x0000_t75" style="position:absolute;left:21096;top:41843;height:570;width:975;" filled="f" o:preferrelative="t" stroked="f" coordsize="21600,21600" o:gfxdata="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">
                   <v:fill on="f" focussize="0,0"/>
                   <v:stroke on="f"/>
-                  <v:imagedata r:id="rId11" grayscale="t" bilevel="t" chromakey="#A09D98" o:title=""/>
+                  <v:imagedata r:id="rId11" chromakey="#FFFFFF" o:title=""/>
                   <o:lock v:ext="edit" aspectratio="t"/>
                 </v:shape>
               </v:group>
@@ -9349,7 +9815,7 @@
           <w:szCs w:val="24"/>
           <w:lang w:eastAsia="zh-CN"/>
         </w:rPr>
-        <w:t>3</w:t>
+        <w:t>4</w:t>
       </w:r>
       <w:r>
         <w:rPr>
@@ -9383,8 +9849,9 @@
     <w:p>
       <w:pPr>
         <w:rPr>
-          <w:rFonts w:hint="eastAsia"/>
+          <w:rFonts w:ascii="Times New Roman" w:hAnsi="Times New Roman" w:eastAsia="微软雅黑" w:cs="Times New Roman"/>
           <w:sz w:val="24"/>
+          <w:szCs w:val="24"/>
           <w:lang w:eastAsia="zh-CN"/>
         </w:rPr>
       </w:pPr>
@@ -9398,15 +9865,15 @@
               <wp:anchor distT="0" distB="0" distL="114300" distR="114300" simplePos="0" relativeHeight="251665408" behindDoc="0" locked="0" layoutInCell="1" allowOverlap="1">
                 <wp:simplePos x="0" y="0"/>
                 <wp:positionH relativeFrom="column">
-                  <wp:posOffset>2727325</wp:posOffset>
+                  <wp:posOffset>2788285</wp:posOffset>
                 </wp:positionH>
                 <wp:positionV relativeFrom="paragraph">
-                  <wp:posOffset>59055</wp:posOffset>
+                  <wp:posOffset>85090</wp:posOffset>
                 </wp:positionV>
-                <wp:extent cx="2872105" cy="453390"/>
-                <wp:effectExtent l="0" t="0" r="8255" b="3810"/>
+                <wp:extent cx="2889885" cy="397510"/>
+                <wp:effectExtent l="0" t="0" r="5715" b="13970"/>
                 <wp:wrapNone/>
-                <wp:docPr id="2" name="组合 15"/>
+                <wp:docPr id="41" name="组合 27"/>
                 <wp:cNvGraphicFramePr/>
                 <a:graphic xmlns:a="http://schemas.openxmlformats.org/drawingml/2006/main">
                   <a:graphicData uri="http://schemas.microsoft.com/office/word/2010/wordprocessingGroup">
@@ -9414,21 +9881,62 @@
                       <wpg:cNvGrpSpPr/>
                       <wpg:grpSpPr>
                         <a:xfrm rot="0">
-                          <a:off x="0" y="0"/>
-                          <a:ext cx="2872105" cy="453390"/>
-                          <a:chOff x="12357" y="7666"/>
-                          <a:chExt cx="4523" cy="714"/>
+                          <a:off x="3435985" y="6075045"/>
+                          <a:ext cx="2889885" cy="397510"/>
+                          <a:chOff x="17976" y="43614"/>
+                          <a:chExt cx="4551" cy="626"/>
                         </a:xfrm>
                       </wpg:grpSpPr>
                       <pic:pic xmlns:pic="http://schemas.openxmlformats.org/drawingml/2006/picture">
                         <pic:nvPicPr>
-                          <pic:cNvPr id="3" name="图片 59" descr="图片1"/>
+                          <pic:cNvPr id="6" name="图片 29" descr="IMG_256"/>
                           <pic:cNvPicPr>
                             <a:picLocks noChangeAspect="1"/>
                           </pic:cNvPicPr>
                         </pic:nvPicPr>
                         <pic:blipFill>
-                          <a:blip r:embed="rId13">
+                          <a:blip r:embed="rId11">
+                            <a:clrChange>
+                              <a:clrFrom>
+                                <a:srgbClr val="FFFFFF">
+                                  <a:alpha val="100000"/>
+                                </a:srgbClr>
+                              </a:clrFrom>
+                              <a:clrTo>
+                                <a:srgbClr val="FFFFFF">
+                                  <a:alpha val="100000"/>
+                                  <a:alpha val="0"/>
+                                </a:srgbClr>
+                              </a:clrTo>
+                            </a:clrChange>
+                          </a:blip>
+                          <a:stretch>
+                            <a:fillRect/>
+                          </a:stretch>
+                        </pic:blipFill>
+                        <pic:spPr>
+                          <a:xfrm>
+                            <a:off x="17976" y="43615"/>
+                            <a:ext cx="975" cy="570"/>
+                          </a:xfrm>
+                          <a:prstGeom prst="rect">
+                            <a:avLst/>
+                          </a:prstGeom>
+                          <a:noFill/>
+                          <a:ln w="9525">
+                            <a:noFill/>
+                          </a:ln>
+                        </pic:spPr>
+                      </pic:pic>
+                      <pic:pic xmlns:pic="http://schemas.openxmlformats.org/drawingml/2006/picture">
+                        <pic:nvPicPr>
+                          <pic:cNvPr id="26" name="图片 59" descr="图片1"/>
+                          <pic:cNvPicPr>
+                            <a:picLocks noChangeAspect="1"/>
+                          </pic:cNvPicPr>
+                        </pic:nvPicPr>
+                        <pic:blipFill>
+                          <a:blip r:embed="rId14">
                             <a:biLevel thresh="50000"/>
                           </a:blip>
                           <a:srcRect l="7865" t="11797" r="5322" b="19074"/>
@@ -9438,51 +9946,13 @@
                         </pic:blipFill>
                         <pic:spPr>
                           <a:xfrm>
-                            <a:off x="12357" y="7738"/>
+                            <a:off x="21059" y="43614"/>
                             <a:ext cx="1468" cy="627"/>
                           </a:xfrm>
                           <a:prstGeom prst="rect">
                             <a:avLst/>
                           </a:prstGeom>
                           <a:noFill/>
-                        </pic:spPr>
-                      </pic:pic>
-                      <pic:pic xmlns:pic="http://schemas.openxmlformats.org/drawingml/2006/picture">
-                        <pic:nvPicPr>
-                          <pic:cNvPr id="4" name="图片 14" descr="微信图片_20220215110121"/>
-                          <pic:cNvPicPr>
-                            <a:picLocks noChangeAspect="1"/>
-                          </pic:cNvPicPr>
-                        </pic:nvPicPr>
-                        <pic:blipFill>
-                          <a:blip r:embed="rId11">
-                            <a:clrChange>
-                              <a:clrFrom>
-                                <a:srgbClr val="A09D98">
-                                  <a:alpha val="100000"/>
-                                </a:srgbClr>
-                              </a:clrFrom>
-                              <a:clrTo>
-                                <a:srgbClr val="A09D98">
-                                  <a:alpha val="100000"/>
-                                  <a:alpha val="0"/>
-                                </a:srgbClr>
-                              </a:clrTo>
-                            </a:clrChange>
-                            <a:biLevel thresh="50000"/>
-                          </a:blip>
-                          <a:stretch>
-                            <a:fillRect/>
-                          </a:stretch>
-                        </pic:blipFill>
-                        <pic:spPr>
-                          <a:xfrm>
-                            <a:off x="15646" y="7666"/>
-                            <a:ext cx="1234" cy="715"/>
-                          </a:xfrm>
-                          <a:prstGeom prst="rect">
-                            <a:avLst/>
-                          </a:prstGeom>
                         </pic:spPr>
                       </pic:pic>
                     </wpg:wgp>
@@ -9493,18 +9963,18 @@
           </mc:Choice>
           <mc:Fallback>
             <w:pict>
-              <v:group id="组合 15" o:spid="_x0000_s1026" o:spt="203" style="position:absolute;left:0pt;margin-left:214.75pt;margin-top:4.65pt;height:35.7pt;width:226.15pt;z-index:251665408;mso-width-relative:page;mso-height-relative:page;" coordorigin="12357,7666" coordsize="4523,714" o:gfxdata="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">
+              <v:group id="组合 27" o:spid="_x0000_s1026" o:spt="203" style="position:absolute;left:0pt;margin-left:219.55pt;margin-top:6.7pt;height:31.3pt;width:227.55pt;z-index:251665408;mso-width-relative:page;mso-height-relative:page;" coordorigin="17976,43614" coordsize="4551,626" o:gfxdata="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">
                 <o:lock v:ext="edit" aspectratio="f"/>
-                <v:shape id="图片 59" o:spid="_x0000_s1026" o:spt="75" alt="图片1" type="#_x0000_t75" style="position:absolute;left:12357;top:7738;height:627;width:1468;" filled="f" o:preferrelative="t" stroked="f" coordsize="21600,21600" o:gfxdata="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">
+                <v:shape id="图片 29" o:spid="_x0000_s1026" o:spt="75" alt="IMG_256" type="#_x0000_t75" style="position:absolute;left:17976;top:43615;height:570;width:975;" filled="f" o:preferrelative="t" stroked="f" coordsize="21600,21600" o:gfxdata="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">
                   <v:fill on="f" focussize="0,0"/>
                   <v:stroke on="f"/>
-                  <v:imagedata r:id="rId13" cropleft="5154f" croptop="7731f" cropright="3488f" cropbottom="12500f" grayscale="t" bilevel="t" o:title=""/>
+                  <v:imagedata r:id="rId11" chromakey="#FFFFFF" o:title=""/>
                   <o:lock v:ext="edit" aspectratio="t"/>
                 </v:shape>
-                <v:shape id="图片 14" o:spid="_x0000_s1026" o:spt="75" alt="微信图片_20220215110121" type="#_x0000_t75" style="position:absolute;left:15646;top:7666;height:715;width:1234;" filled="f" o:preferrelative="t" stroked="f" coordsize="21600,21600" o:gfxdata="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">
+                <v:shape id="图片 59" o:spid="_x0000_s1026" o:spt="75" alt="图片1" type="#_x0000_t75" style="position:absolute;left:21059;top:43614;height:627;width:1468;" filled="f" o:preferrelative="t" stroked="f" coordsize="21600,21600" o:gfxdata="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">
                   <v:fill on="f" focussize="0,0"/>
                   <v:stroke on="f"/>
-                  <v:imagedata r:id="rId11" grayscale="t" bilevel="t" chromakey="#A09D98" o:title=""/>
+                  <v:imagedata r:id="rId14" cropleft="5154f" croptop="7731f" cropright="3488f" cropbottom="12500f" grayscale="t" bilevel="t" o:title=""/>
                   <o:lock v:ext="edit" aspectratio="t"/>
                 </v:shape>
               </v:group>
@@ -9661,517 +10131,6 @@
             <w:right w:w="0" w:type="dxa"/>
           </w:tblCellMar>
         </w:tblPrEx>
-        <w:trPr>
-          <w:trHeight w:val="457" w:hRule="exact"/>
-          <w:jc w:val="right"/>
-        </w:trPr>
-        <w:tc>
-          <w:tcPr>
-            <w:tcW w:w="1272" w:type="dxa"/>
-            <w:vAlign w:val="center"/>
-          </w:tcPr>
-          <w:p>
-            <w:pPr>
-              <w:pStyle w:val="20"/>
-              <w:spacing w:line="341" w:lineRule="exact"/>
-              <w:ind w:left="13" w:right="165"/>
-              <w:jc w:val="both"/>
-              <w:rPr>
-                <w:rFonts w:ascii="Times New Roman" w:hAnsi="Times New Roman" w:cs="Times New Roman"/>
-                <w:b/>
-                <w:sz w:val="24"/>
-                <w:szCs w:val="24"/>
-              </w:rPr>
-            </w:pPr>
-            <w:r>
-              <w:rPr>
-                <w:rFonts w:ascii="Times New Roman" w:hAnsi="Times New Roman" w:cs="Times New Roman"/>
-                <w:b/>
-                <w:sz w:val="24"/>
-                <w:szCs w:val="24"/>
-              </w:rPr>
-              <w:t>日</w:t>
-            </w:r>
-            <w:r>
-              <w:rPr>
-                <w:rFonts w:ascii="Times New Roman" w:hAnsi="Times New Roman" w:cs="Times New Roman"/>
-                <w:b/>
-                <w:sz w:val="24"/>
-                <w:szCs w:val="24"/>
-                <w:lang w:eastAsia="zh-CN"/>
-              </w:rPr>
-              <w:t xml:space="preserve">  </w:t>
-            </w:r>
-            <w:r>
-              <w:rPr>
-                <w:rFonts w:ascii="Times New Roman" w:hAnsi="Times New Roman" w:cs="Times New Roman"/>
-                <w:b/>
-                <w:sz w:val="24"/>
-                <w:szCs w:val="24"/>
-              </w:rPr>
-              <w:t>期：</w:t>
-            </w:r>
-          </w:p>
-        </w:tc>
-        <w:tc>
-          <w:tcPr>
-            <w:tcW w:w="2040" w:type="dxa"/>
-            <w:vAlign w:val="center"/>
-          </w:tcPr>
-          <w:p>
-            <w:pPr>
-              <w:pStyle w:val="20"/>
-              <w:spacing w:line="363" w:lineRule="exact"/>
-              <w:jc w:val="both"/>
-              <w:rPr>
-                <w:rFonts w:ascii="Times New Roman" w:hAnsi="Times New Roman" w:cs="Times New Roman"/>
-                <w:sz w:val="24"/>
-                <w:szCs w:val="24"/>
-              </w:rPr>
-            </w:pPr>
-            <w:r>
-              <w:rPr>
-                <w:rFonts w:ascii="Times New Roman" w:hAnsi="Times New Roman" w:cs="Times New Roman"/>
-                <w:kern w:val="2"/>
-                <w:sz w:val="24"/>
-                <w:szCs w:val="24"/>
-                <w:lang w:eastAsia="zh-CN"/>
-              </w:rPr>
-              <w:t>{{ reportdate }}</w:t>
-            </w:r>
-          </w:p>
-        </w:tc>
-        <w:tc>
-          <w:tcPr>
-            <w:tcW w:w="1166" w:type="dxa"/>
-            <w:vAlign w:val="center"/>
-          </w:tcPr>
-          <w:p>
-            <w:pPr>
-              <w:pStyle w:val="20"/>
-              <w:spacing w:line="341" w:lineRule="exact"/>
-              <w:jc w:val="both"/>
-              <w:rPr>
-                <w:rFonts w:ascii="Times New Roman" w:hAnsi="Times New Roman" w:cs="Times New Roman"/>
-                <w:b/>
-                <w:sz w:val="24"/>
-                <w:szCs w:val="24"/>
-              </w:rPr>
-            </w:pPr>
-            <w:r>
-              <w:rPr>
-                <w:rFonts w:ascii="Times New Roman" w:hAnsi="Times New Roman" w:cs="Times New Roman"/>
-                <w:b/>
-                <w:sz w:val="24"/>
-                <w:szCs w:val="24"/>
-              </w:rPr>
-              <w:t>日</w:t>
-            </w:r>
-            <w:r>
-              <w:rPr>
-                <w:rFonts w:ascii="Times New Roman" w:hAnsi="Times New Roman" w:cs="Times New Roman"/>
-                <w:b/>
-                <w:sz w:val="24"/>
-                <w:szCs w:val="24"/>
-                <w:lang w:eastAsia="zh-CN"/>
-              </w:rPr>
-              <w:t xml:space="preserve">  </w:t>
-            </w:r>
-            <w:r>
-              <w:rPr>
-                <w:rFonts w:ascii="Times New Roman" w:hAnsi="Times New Roman" w:cs="Times New Roman"/>
-                <w:b/>
-                <w:sz w:val="24"/>
-                <w:szCs w:val="24"/>
-              </w:rPr>
-              <w:t>期：</w:t>
-            </w:r>
-          </w:p>
-        </w:tc>
-        <w:tc>
-          <w:tcPr>
-            <w:tcW w:w="2294" w:type="dxa"/>
-            <w:vAlign w:val="center"/>
-          </w:tcPr>
-          <w:p>
-            <w:pPr>
-              <w:pStyle w:val="20"/>
-              <w:spacing w:line="363" w:lineRule="exact"/>
-              <w:ind w:right="15"/>
-              <w:jc w:val="both"/>
-              <w:rPr>
-                <w:rFonts w:ascii="Times New Roman" w:hAnsi="Times New Roman" w:cs="Times New Roman"/>
-                <w:sz w:val="24"/>
-                <w:szCs w:val="24"/>
-              </w:rPr>
-            </w:pPr>
-            <w:r>
-              <w:rPr>
-                <w:rFonts w:ascii="Times New Roman" w:hAnsi="Times New Roman" w:cs="Times New Roman"/>
-                <w:kern w:val="2"/>
-                <w:sz w:val="24"/>
-                <w:szCs w:val="24"/>
-                <w:lang w:eastAsia="zh-CN"/>
-              </w:rPr>
-              <w:t>{{ reportdate }}</w:t>
-            </w:r>
-          </w:p>
-        </w:tc>
-      </w:tr>
-    </w:tbl>
-    <w:p>
-      <w:pPr>
-        <w:rPr>
-          <w:rFonts w:ascii="Times New Roman" w:hAnsi="Times New Roman" w:eastAsia="微软雅黑" w:cs="Times New Roman"/>
-          <w:sz w:val="24"/>
-          <w:szCs w:val="24"/>
-          <w:lang w:eastAsia="zh-CN"/>
-        </w:rPr>
-      </w:pPr>
-      <w:r>
-        <w:rPr>
-          <w:rFonts w:hint="eastAsia" w:ascii="Times New Roman" w:hAnsi="Times New Roman" w:eastAsia="微软雅黑" w:cs="Times New Roman"/>
-          <w:sz w:val="24"/>
-          <w:szCs w:val="24"/>
-          <w:lang w:eastAsia="zh-CN"/>
-        </w:rPr>
-        <w:t xml:space="preserve">{% endif %}{% if testedby == </w:t>
-      </w:r>
-      <w:r>
-        <w:rPr>
-          <w:rFonts w:ascii="Times New Roman" w:hAnsi="Times New Roman" w:eastAsia="微软雅黑" w:cs="Times New Roman"/>
-          <w:sz w:val="24"/>
-          <w:szCs w:val="24"/>
-          <w:lang w:eastAsia="zh-CN"/>
-        </w:rPr>
-        <w:t>“</w:t>
-      </w:r>
-      <w:r>
-        <w:rPr>
-          <w:rFonts w:hint="eastAsia" w:ascii="Times New Roman" w:hAnsi="Times New Roman" w:eastAsia="微软雅黑" w:cs="Times New Roman"/>
-          <w:sz w:val="24"/>
-          <w:szCs w:val="24"/>
-          <w:lang w:eastAsia="zh-CN"/>
-        </w:rPr>
-        <w:t>4</w:t>
-      </w:r>
-      <w:r>
-        <w:rPr>
-          <w:rFonts w:ascii="Times New Roman" w:hAnsi="Times New Roman" w:eastAsia="微软雅黑" w:cs="Times New Roman"/>
-          <w:sz w:val="24"/>
-          <w:szCs w:val="24"/>
-          <w:lang w:eastAsia="zh-CN"/>
-        </w:rPr>
-        <w:t>”</w:t>
-      </w:r>
-      <w:r>
-        <w:rPr>
-          <w:rFonts w:hint="eastAsia" w:ascii="Times New Roman" w:hAnsi="Times New Roman" w:eastAsia="微软雅黑" w:cs="Times New Roman"/>
-          <w:sz w:val="24"/>
-          <w:szCs w:val="24"/>
-          <w:lang w:eastAsia="zh-CN"/>
-        </w:rPr>
-        <w:t xml:space="preserve"> %}</w:t>
-      </w:r>
-    </w:p>
-    <w:p>
-      <w:pPr>
-        <w:rPr>
-          <w:rFonts w:ascii="Times New Roman" w:hAnsi="Times New Roman" w:eastAsia="微软雅黑" w:cs="Times New Roman"/>
-          <w:sz w:val="24"/>
-          <w:szCs w:val="24"/>
-          <w:lang w:eastAsia="zh-CN"/>
-        </w:rPr>
-      </w:pPr>
-    </w:p>
-    <w:p>
-      <w:pPr>
-        <w:rPr>
-          <w:rFonts w:ascii="Times New Roman" w:hAnsi="Times New Roman" w:eastAsia="微软雅黑" w:cs="Times New Roman"/>
-          <w:sz w:val="24"/>
-          <w:szCs w:val="24"/>
-          <w:lang w:eastAsia="zh-CN"/>
-        </w:rPr>
-      </w:pPr>
-      <w:r>
-        <w:rPr>
-          <w:sz w:val="24"/>
-        </w:rPr>
-        <mc:AlternateContent>
-          <mc:Choice Requires="wpg">
-            <w:drawing>
-              <wp:anchor distT="0" distB="0" distL="114300" distR="114300" simplePos="0" relativeHeight="251666432" behindDoc="0" locked="0" layoutInCell="1" allowOverlap="1">
-                <wp:simplePos x="0" y="0"/>
-                <wp:positionH relativeFrom="column">
-                  <wp:posOffset>2750185</wp:posOffset>
-                </wp:positionH>
-                <wp:positionV relativeFrom="paragraph">
-                  <wp:posOffset>30480</wp:posOffset>
-                </wp:positionV>
-                <wp:extent cx="2803525" cy="453390"/>
-                <wp:effectExtent l="0" t="0" r="635" b="3810"/>
-                <wp:wrapNone/>
-                <wp:docPr id="5" name="组合 22"/>
-                <wp:cNvGraphicFramePr/>
-                <a:graphic xmlns:a="http://schemas.openxmlformats.org/drawingml/2006/main">
-                  <a:graphicData uri="http://schemas.microsoft.com/office/word/2010/wordprocessingGroup">
-                    <wpg:wgp>
-                      <wpg:cNvGrpSpPr/>
-                      <wpg:grpSpPr>
-                        <a:xfrm rot="0">
-                          <a:off x="0" y="0"/>
-                          <a:ext cx="2803525" cy="453390"/>
-                          <a:chOff x="12525" y="9562"/>
-                          <a:chExt cx="4415" cy="714"/>
-                        </a:xfrm>
-                      </wpg:grpSpPr>
-                      <pic:pic xmlns:pic="http://schemas.openxmlformats.org/drawingml/2006/picture">
-                        <pic:nvPicPr>
-                          <pic:cNvPr id="26" name="图片 29" descr="IMG_256"/>
-                          <pic:cNvPicPr>
-                            <a:picLocks noChangeAspect="1"/>
-                          </pic:cNvPicPr>
-                        </pic:nvPicPr>
-                        <pic:blipFill>
-                          <a:blip r:embed="rId14">
-                            <a:clrChange>
-                              <a:clrFrom>
-                                <a:srgbClr val="FFFFFF">
-                                  <a:alpha val="100000"/>
-                                </a:srgbClr>
-                              </a:clrFrom>
-                              <a:clrTo>
-                                <a:srgbClr val="FFFFFF">
-                                  <a:alpha val="100000"/>
-                                  <a:alpha val="0"/>
-                                </a:srgbClr>
-                              </a:clrTo>
-                            </a:clrChange>
-                          </a:blip>
-                          <a:stretch>
-                            <a:fillRect/>
-                          </a:stretch>
-                        </pic:blipFill>
-                        <pic:spPr>
-                          <a:xfrm>
-                            <a:off x="12525" y="9698"/>
-                            <a:ext cx="975" cy="570"/>
-                          </a:xfrm>
-                          <a:prstGeom prst="rect">
-                            <a:avLst/>
-                          </a:prstGeom>
-                          <a:noFill/>
-                          <a:ln w="9525">
-                            <a:noFill/>
-                          </a:ln>
-                        </pic:spPr>
-                      </pic:pic>
-                      <pic:pic xmlns:pic="http://schemas.openxmlformats.org/drawingml/2006/picture">
-                        <pic:nvPicPr>
-                          <pic:cNvPr id="29" name="图片 20" descr="微信图片_20220215110121"/>
-                          <pic:cNvPicPr>
-                            <a:picLocks noChangeAspect="1"/>
-                          </pic:cNvPicPr>
-                        </pic:nvPicPr>
-                        <pic:blipFill>
-                          <a:blip r:embed="rId11">
-                            <a:clrChange>
-                              <a:clrFrom>
-                                <a:srgbClr val="A09D98">
-                                  <a:alpha val="100000"/>
-                                </a:srgbClr>
-                              </a:clrFrom>
-                              <a:clrTo>
-                                <a:srgbClr val="A09D98">
-                                  <a:alpha val="100000"/>
-                                  <a:alpha val="0"/>
-                                </a:srgbClr>
-                              </a:clrTo>
-                            </a:clrChange>
-                            <a:biLevel thresh="50000"/>
-                          </a:blip>
-                          <a:stretch>
-                            <a:fillRect/>
-                          </a:stretch>
-                        </pic:blipFill>
-                        <pic:spPr>
-                          <a:xfrm>
-                            <a:off x="15706" y="9562"/>
-                            <a:ext cx="1234" cy="715"/>
-                          </a:xfrm>
-                          <a:prstGeom prst="rect">
-                            <a:avLst/>
-                          </a:prstGeom>
-                        </pic:spPr>
-                      </pic:pic>
-                    </wpg:wgp>
-                  </a:graphicData>
-                </a:graphic>
-              </wp:anchor>
-            </w:drawing>
-          </mc:Choice>
-          <mc:Fallback>
-            <w:pict>
-              <v:group id="组合 22" o:spid="_x0000_s1026" o:spt="203" style="position:absolute;left:0pt;margin-left:216.55pt;margin-top:2.4pt;height:35.7pt;width:220.75pt;z-index:251666432;mso-width-relative:page;mso-height-relative:page;" coordorigin="12525,9562" coordsize="4415,714" o:gfxdata="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">
-                <o:lock v:ext="edit" aspectratio="f"/>
-                <v:shape id="图片 29" o:spid="_x0000_s1026" o:spt="75" alt="IMG_256" type="#_x0000_t75" style="position:absolute;left:12525;top:9698;height:570;width:975;" filled="f" o:preferrelative="t" stroked="f" coordsize="21600,21600" o:gfxdata="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">
-                  <v:fill on="f" focussize="0,0"/>
-                  <v:stroke on="f"/>
-                  <v:imagedata r:id="rId14" chromakey="#FFFFFF" o:title=""/>
-                  <o:lock v:ext="edit" aspectratio="t"/>
-                </v:shape>
-                <v:shape id="图片 20" o:spid="_x0000_s1026" o:spt="75" alt="微信图片_20220215110121" type="#_x0000_t75" style="position:absolute;left:15706;top:9562;height:715;width:1234;" filled="f" o:preferrelative="t" stroked="f" coordsize="21600,21600" o:gfxdata="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">
-                  <v:fill on="f" focussize="0,0"/>
-                  <v:stroke on="f"/>
-                  <v:imagedata r:id="rId11" grayscale="t" bilevel="t" chromakey="#A09D98" o:title=""/>
-                  <o:lock v:ext="edit" aspectratio="t"/>
-                </v:shape>
-              </v:group>
-            </w:pict>
-          </mc:Fallback>
-        </mc:AlternateContent>
-      </w:r>
-    </w:p>
-    <w:tbl>
-      <w:tblPr>
-        <w:tblStyle w:val="36"/>
-        <w:tblW w:w="6772" w:type="dxa"/>
-        <w:jc w:val="right"/>
-        <w:tblLayout w:type="fixed"/>
-        <w:tblCellMar>
-          <w:top w:w="0" w:type="dxa"/>
-          <w:left w:w="0" w:type="dxa"/>
-          <w:bottom w:w="0" w:type="dxa"/>
-          <w:right w:w="0" w:type="dxa"/>
-        </w:tblCellMar>
-      </w:tblPr>
-      <w:tblGrid>
-        <w:gridCol w:w="1272"/>
-        <w:gridCol w:w="2040"/>
-        <w:gridCol w:w="1166"/>
-        <w:gridCol w:w="2294"/>
-      </w:tblGrid>
-      <w:tr>
-        <w:tblPrEx>
-          <w:tblCellMar>
-            <w:top w:w="0" w:type="dxa"/>
-            <w:left w:w="0" w:type="dxa"/>
-            <w:bottom w:w="0" w:type="dxa"/>
-            <w:right w:w="0" w:type="dxa"/>
-          </w:tblCellMar>
-        </w:tblPrEx>
-        <w:trPr>
-          <w:trHeight w:val="429" w:hRule="exact"/>
-          <w:jc w:val="right"/>
-        </w:trPr>
-        <w:tc>
-          <w:tcPr>
-            <w:tcW w:w="1272" w:type="dxa"/>
-            <w:vAlign w:val="center"/>
-          </w:tcPr>
-          <w:p>
-            <w:pPr>
-              <w:pStyle w:val="20"/>
-              <w:spacing w:before="13"/>
-              <w:ind w:left="13" w:right="95"/>
-              <w:jc w:val="both"/>
-              <w:rPr>
-                <w:rFonts w:ascii="Times New Roman" w:hAnsi="Times New Roman" w:cs="Times New Roman"/>
-                <w:b/>
-                <w:sz w:val="24"/>
-                <w:szCs w:val="24"/>
-              </w:rPr>
-            </w:pPr>
-            <w:r>
-              <w:rPr>
-                <w:rFonts w:ascii="Times New Roman" w:hAnsi="Times New Roman" w:cs="Times New Roman"/>
-                <w:b/>
-                <w:sz w:val="24"/>
-                <w:szCs w:val="24"/>
-              </w:rPr>
-              <w:t>检测人：</w:t>
-            </w:r>
-          </w:p>
-        </w:tc>
-        <w:tc>
-          <w:tcPr>
-            <w:tcW w:w="2040" w:type="dxa"/>
-            <w:vAlign w:val="center"/>
-          </w:tcPr>
-          <w:p>
-            <w:pPr>
-              <w:pStyle w:val="20"/>
-              <w:spacing w:before="13"/>
-              <w:jc w:val="both"/>
-              <w:rPr>
-                <w:rFonts w:ascii="Times New Roman" w:hAnsi="Times New Roman" w:cs="Times New Roman"/>
-                <w:b/>
-                <w:sz w:val="24"/>
-                <w:szCs w:val="24"/>
-              </w:rPr>
-            </w:pPr>
-          </w:p>
-        </w:tc>
-        <w:tc>
-          <w:tcPr>
-            <w:tcW w:w="1166" w:type="dxa"/>
-            <w:vAlign w:val="center"/>
-          </w:tcPr>
-          <w:p>
-            <w:pPr>
-              <w:pStyle w:val="20"/>
-              <w:spacing w:before="13"/>
-              <w:jc w:val="both"/>
-              <w:rPr>
-                <w:rFonts w:ascii="Times New Roman" w:hAnsi="Times New Roman" w:cs="Times New Roman"/>
-                <w:b/>
-                <w:sz w:val="24"/>
-                <w:szCs w:val="24"/>
-              </w:rPr>
-            </w:pPr>
-            <w:r>
-              <w:rPr>
-                <w:rFonts w:ascii="Times New Roman" w:hAnsi="Times New Roman" w:cs="Times New Roman"/>
-                <w:b/>
-                <w:sz w:val="24"/>
-                <w:szCs w:val="24"/>
-              </w:rPr>
-              <w:t>复核人</w:t>
-            </w:r>
-            <w:r>
-              <w:rPr>
-                <w:rFonts w:ascii="Times New Roman" w:hAnsi="Times New Roman" w:cs="Times New Roman"/>
-                <w:b/>
-                <w:sz w:val="24"/>
-                <w:szCs w:val="24"/>
-                <w:lang w:eastAsia="zh-CN"/>
-              </w:rPr>
-              <w:t>：</w:t>
-            </w:r>
-          </w:p>
-        </w:tc>
-        <w:tc>
-          <w:tcPr>
-            <w:tcW w:w="2294" w:type="dxa"/>
-            <w:vAlign w:val="center"/>
-          </w:tcPr>
-          <w:p>
-            <w:pPr>
-              <w:pStyle w:val="20"/>
-              <w:spacing w:before="13"/>
-              <w:ind w:right="15"/>
-              <w:jc w:val="both"/>
-              <w:rPr>
-                <w:rFonts w:ascii="Times New Roman" w:hAnsi="Times New Roman" w:cs="Times New Roman"/>
-                <w:b/>
-                <w:sz w:val="24"/>
-                <w:szCs w:val="24"/>
-              </w:rPr>
-            </w:pPr>
-          </w:p>
-        </w:tc>
-      </w:tr>
-      <w:tr>
         <w:trPr>
           <w:trHeight w:val="457" w:hRule="exact"/>
           <w:jc w:val="right"/>
@@ -10769,145 +10728,6 @@
           <w:lang w:eastAsia="zh-CN"/>
         </w:rPr>
       </w:pPr>
-      <w:r>
-        <w:rPr>
-          <w:sz w:val="24"/>
-        </w:rPr>
-        <mc:AlternateContent>
-          <mc:Choice Requires="wpg">
-            <w:drawing>
-              <wp:anchor distT="0" distB="0" distL="114300" distR="114300" simplePos="0" relativeHeight="251664384" behindDoc="0" locked="0" layoutInCell="1" allowOverlap="1">
-                <wp:simplePos x="0" y="0"/>
-                <wp:positionH relativeFrom="column">
-                  <wp:posOffset>2887345</wp:posOffset>
-                </wp:positionH>
-                <wp:positionV relativeFrom="paragraph">
-                  <wp:posOffset>104140</wp:posOffset>
-                </wp:positionV>
-                <wp:extent cx="2757805" cy="627380"/>
-                <wp:effectExtent l="0" t="0" r="635" b="12700"/>
-                <wp:wrapNone/>
-                <wp:docPr id="77" name="组合 34"/>
-                <wp:cNvGraphicFramePr/>
-                <a:graphic xmlns:a="http://schemas.openxmlformats.org/drawingml/2006/main">
-                  <a:graphicData uri="http://schemas.microsoft.com/office/word/2010/wordprocessingGroup">
-                    <wpg:wgp>
-                      <wpg:cNvGrpSpPr/>
-                      <wpg:grpSpPr>
-                        <a:xfrm rot="0">
-                          <a:off x="3535045" y="6508115"/>
-                          <a:ext cx="2757805" cy="627380"/>
-                          <a:chOff x="12609" y="13215"/>
-                          <a:chExt cx="4343" cy="988"/>
-                        </a:xfrm>
-                      </wpg:grpSpPr>
-                      <pic:pic xmlns:pic="http://schemas.openxmlformats.org/drawingml/2006/picture">
-                        <pic:nvPicPr>
-                          <pic:cNvPr id="50" name="图片 1" descr="IMG_256"/>
-                          <pic:cNvPicPr>
-                            <a:picLocks noChangeAspect="1"/>
-                          </pic:cNvPicPr>
-                        </pic:nvPicPr>
-                        <pic:blipFill>
-                          <a:blip r:embed="rId15">
-                            <a:clrChange>
-                              <a:clrFrom>
-                                <a:srgbClr val="AAA9A5">
-                                  <a:alpha val="100000"/>
-                                </a:srgbClr>
-                              </a:clrFrom>
-                              <a:clrTo>
-                                <a:srgbClr val="AAA9A5">
-                                  <a:alpha val="100000"/>
-                                  <a:alpha val="0"/>
-                                </a:srgbClr>
-                              </a:clrTo>
-                            </a:clrChange>
-                          </a:blip>
-                          <a:srcRect l="27431" t="30452" r="31962" b="18126"/>
-                          <a:stretch>
-                            <a:fillRect/>
-                          </a:stretch>
-                        </pic:blipFill>
-                        <pic:spPr>
-                          <a:xfrm>
-                            <a:off x="12609" y="13215"/>
-                            <a:ext cx="781" cy="989"/>
-                          </a:xfrm>
-                          <a:prstGeom prst="rect">
-                            <a:avLst/>
-                          </a:prstGeom>
-                          <a:noFill/>
-                          <a:ln w="9525">
-                            <a:noFill/>
-                          </a:ln>
-                        </pic:spPr>
-                      </pic:pic>
-                      <pic:pic xmlns:pic="http://schemas.openxmlformats.org/drawingml/2006/picture">
-                        <pic:nvPicPr>
-                          <pic:cNvPr id="54" name="图片 31" descr="微信图片_20220215110121"/>
-                          <pic:cNvPicPr>
-                            <a:picLocks noChangeAspect="1"/>
-                          </pic:cNvPicPr>
-                        </pic:nvPicPr>
-                        <pic:blipFill>
-                          <a:blip r:embed="rId11">
-                            <a:clrChange>
-                              <a:clrFrom>
-                                <a:srgbClr val="A09D98">
-                                  <a:alpha val="100000"/>
-                                </a:srgbClr>
-                              </a:clrFrom>
-                              <a:clrTo>
-                                <a:srgbClr val="A09D98">
-                                  <a:alpha val="100000"/>
-                                  <a:alpha val="0"/>
-                                </a:srgbClr>
-                              </a:clrTo>
-                            </a:clrChange>
-                            <a:biLevel thresh="50000"/>
-                          </a:blip>
-                          <a:stretch>
-                            <a:fillRect/>
-                          </a:stretch>
-                        </pic:blipFill>
-                        <pic:spPr>
-                          <a:xfrm>
-                            <a:off x="15718" y="13246"/>
-                            <a:ext cx="1234" cy="715"/>
-                          </a:xfrm>
-                          <a:prstGeom prst="rect">
-                            <a:avLst/>
-                          </a:prstGeom>
-                        </pic:spPr>
-                      </pic:pic>
-                    </wpg:wgp>
-                  </a:graphicData>
-                </a:graphic>
-              </wp:anchor>
-            </w:drawing>
-          </mc:Choice>
-          <mc:Fallback>
-            <w:pict>
-              <v:group id="组合 34" o:spid="_x0000_s1026" o:spt="203" style="position:absolute;left:0pt;margin-left:227.35pt;margin-top:8.2pt;height:49.4pt;width:217.15pt;z-index:251664384;mso-width-relative:page;mso-height-relative:page;" coordorigin="12609,13215" coordsize="4343,988" o:gfxdata="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">
-                <o:lock v:ext="edit" aspectratio="f"/>
-                <v:shape id="图片 1" o:spid="_x0000_s1026" o:spt="75" alt="IMG_256" type="#_x0000_t75" style="position:absolute;left:12609;top:13215;height:989;width:781;" filled="f" o:preferrelative="t" stroked="f" coordsize="21600,21600" o:gfxdata="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">
-                  <v:fill on="f" focussize="0,0"/>
-                  <v:stroke on="f"/>
-                  <v:imagedata r:id="rId15" cropleft="17977f" croptop="19957f" cropright="20947f" cropbottom="11879f" chromakey="#AAA9A5" o:title=""/>
-                  <o:lock v:ext="edit" aspectratio="t"/>
-                </v:shape>
-                <v:shape id="图片 31" o:spid="_x0000_s1026" o:spt="75" alt="微信图片_20220215110121" type="#_x0000_t75" style="position:absolute;left:15718;top:13246;height:715;width:1234;" filled="f" o:preferrelative="t" stroked="f" coordsize="21600,21600" o:gfxdata="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">
-                  <v:fill on="f" focussize="0,0"/>
-                  <v:stroke on="f"/>
-                  <v:imagedata r:id="rId11" grayscale="t" bilevel="t" chromakey="#A09D98" o:title=""/>
-                  <o:lock v:ext="edit" aspectratio="t"/>
-                </v:shape>
-              </v:group>
-            </w:pict>
-          </mc:Fallback>
-        </mc:AlternateContent>
-      </w:r>
     </w:p>
     <w:p>
       <w:pPr>
@@ -11292,18 +11112,18 @@
         </w:rPr>
       </w:pPr>
       <w:bookmarkStart w:id="35" w:name="_Toc21059"/>
-      <w:bookmarkStart w:id="36" w:name="_Toc10112"/>
-      <w:bookmarkStart w:id="37" w:name="_Toc11574"/>
-      <w:bookmarkStart w:id="38" w:name="_Toc2028"/>
-      <w:bookmarkStart w:id="39" w:name="_Toc25123"/>
-      <w:bookmarkStart w:id="40" w:name="_Toc149837255"/>
-      <w:bookmarkStart w:id="41" w:name="_Toc10184"/>
-      <w:bookmarkStart w:id="42" w:name="_Toc2866"/>
-      <w:bookmarkStart w:id="43" w:name="_Toc22132"/>
-      <w:bookmarkStart w:id="44" w:name="_Toc24235"/>
-      <w:bookmarkStart w:id="45" w:name="_Toc2781"/>
-      <w:bookmarkStart w:id="46" w:name="_Toc20136_WPSOffice_Level1"/>
-      <w:bookmarkStart w:id="47" w:name="_Toc107825550"/>
+      <w:bookmarkStart w:id="36" w:name="_Toc149837255"/>
+      <w:bookmarkStart w:id="37" w:name="_Toc10112"/>
+      <w:bookmarkStart w:id="38" w:name="_Toc10184"/>
+      <w:bookmarkStart w:id="39" w:name="_Toc11574"/>
+      <w:bookmarkStart w:id="40" w:name="_Toc2028"/>
+      <w:bookmarkStart w:id="41" w:name="_Toc25123"/>
+      <w:bookmarkStart w:id="42" w:name="_Toc24235"/>
+      <w:bookmarkStart w:id="43" w:name="_Toc20136_WPSOffice_Level1"/>
+      <w:bookmarkStart w:id="44" w:name="_Toc107825550"/>
+      <w:bookmarkStart w:id="45" w:name="_Toc22132"/>
+      <w:bookmarkStart w:id="46" w:name="_Toc2781"/>
+      <w:bookmarkStart w:id="47" w:name="_Toc2866"/>
       <w:bookmarkStart w:id="48" w:name="_Toc19898_WPSOffice_Level1"/>
       <w:r>
         <w:rPr>
@@ -13015,13 +12835,13 @@
       </w:pPr>
       <w:bookmarkStart w:id="50" w:name="_Toc5728"/>
       <w:bookmarkStart w:id="51" w:name="_Toc28806"/>
-      <w:bookmarkStart w:id="52" w:name="_Toc18062_WPSOffice_Level2"/>
-      <w:bookmarkStart w:id="53" w:name="_Toc11015_WPSOffice_Level2"/>
-      <w:bookmarkStart w:id="54" w:name="_Toc27379"/>
-      <w:bookmarkStart w:id="55" w:name="_Toc15063"/>
-      <w:bookmarkStart w:id="56" w:name="_Toc23375"/>
+      <w:bookmarkStart w:id="52" w:name="_Toc107825552"/>
+      <w:bookmarkStart w:id="53" w:name="_Toc23375"/>
+      <w:bookmarkStart w:id="54" w:name="_Toc11015_WPSOffice_Level2"/>
+      <w:bookmarkStart w:id="55" w:name="_Toc27379"/>
+      <w:bookmarkStart w:id="56" w:name="_Toc15063"/>
       <w:bookmarkStart w:id="57" w:name="_Toc9088"/>
-      <w:bookmarkStart w:id="58" w:name="_Toc107825552"/>
+      <w:bookmarkStart w:id="58" w:name="_Toc18062_WPSOffice_Level2"/>
       <w:r>
         <w:rPr>
           <w:rFonts w:ascii="Times New Roman" w:hAnsi="Times New Roman"/>
@@ -13179,6 +12999,12 @@
             <w:insideH w:val="single" w:color="BEBEBE" w:sz="4" w:space="0"/>
             <w:insideV w:val="single" w:color="BEBEBE" w:sz="4" w:space="0"/>
           </w:tblBorders>
+          <w:tblCellMar>
+            <w:top w:w="0" w:type="dxa"/>
+            <w:left w:w="0" w:type="dxa"/>
+            <w:bottom w:w="0" w:type="dxa"/>
+            <w:right w:w="0" w:type="dxa"/>
+          </w:tblCellMar>
         </w:tblPrEx>
         <w:trPr>
           <w:trHeight w:val="510" w:hRule="atLeast"/>
@@ -17643,15 +17469,15 @@
           <w:lang w:eastAsia="zh-CN"/>
         </w:rPr>
       </w:pPr>
-      <w:bookmarkStart w:id="59" w:name="_Toc29372"/>
-      <w:bookmarkStart w:id="60" w:name="_Toc23903"/>
-      <w:bookmarkStart w:id="61" w:name="_Toc24960"/>
-      <w:bookmarkStart w:id="62" w:name="_Toc107825555"/>
+      <w:bookmarkStart w:id="59" w:name="_Toc24960"/>
+      <w:bookmarkStart w:id="60" w:name="_Toc107825555"/>
+      <w:bookmarkStart w:id="61" w:name="_Toc29372"/>
+      <w:bookmarkStart w:id="62" w:name="_Toc23903"/>
       <w:bookmarkStart w:id="63" w:name="_Toc4331_WPSOffice_Level1"/>
-      <w:bookmarkStart w:id="64" w:name="_Toc25727"/>
-      <w:bookmarkStart w:id="65" w:name="_Toc180"/>
-      <w:bookmarkStart w:id="66" w:name="_Toc32443_WPSOffice_Level1"/>
-      <w:bookmarkStart w:id="67" w:name="_Toc23846_WPSOffice_Level1"/>
+      <w:bookmarkStart w:id="64" w:name="_Toc23846_WPSOffice_Level1"/>
+      <w:bookmarkStart w:id="65" w:name="_Toc32443_WPSOffice_Level1"/>
+      <w:bookmarkStart w:id="66" w:name="_Toc25727"/>
+      <w:bookmarkStart w:id="67" w:name="_Toc180"/>
       <w:r>
         <w:rPr>
           <w:rFonts w:hint="eastAsia" w:ascii="Times New Roman" w:hAnsi="Times New Roman" w:eastAsia="微软雅黑" w:cs="Times New Roman"/>
@@ -17722,9 +17548,9 @@
         </w:rPr>
       </w:pPr>
       <w:bookmarkStart w:id="68" w:name="_Toc149837260"/>
-      <w:bookmarkStart w:id="69" w:name="_Toc429"/>
-      <w:bookmarkStart w:id="70" w:name="_Toc29436"/>
-      <w:bookmarkStart w:id="71" w:name="_Toc29868"/>
+      <w:bookmarkStart w:id="69" w:name="_Toc29868"/>
+      <w:bookmarkStart w:id="70" w:name="_Toc429"/>
+      <w:bookmarkStart w:id="71" w:name="_Toc29436"/>
       <w:bookmarkStart w:id="72" w:name="_Toc10945"/>
       <w:r>
         <w:rPr>
@@ -19682,6 +19508,12 @@
             <w:insideH w:val="single" w:color="BEBEBE" w:sz="4" w:space="0"/>
             <w:insideV w:val="single" w:color="BEBEBE" w:sz="4" w:space="0"/>
           </w:tblBorders>
+          <w:tblCellMar>
+            <w:top w:w="0" w:type="dxa"/>
+            <w:left w:w="108" w:type="dxa"/>
+            <w:bottom w:w="0" w:type="dxa"/>
+            <w:right w:w="108" w:type="dxa"/>
+          </w:tblCellMar>
         </w:tblPrEx>
         <w:trPr>
           <w:trHeight w:val="474" w:hRule="atLeast"/>
@@ -26695,13 +26527,13 @@
         </w:rPr>
       </w:pPr>
       <w:bookmarkStart w:id="79" w:name="_Toc21764_WPSOffice_Level1"/>
-      <w:bookmarkStart w:id="80" w:name="_Toc27302"/>
-      <w:bookmarkStart w:id="81" w:name="_Toc107825561"/>
-      <w:bookmarkStart w:id="82" w:name="_Toc28240"/>
-      <w:bookmarkStart w:id="83" w:name="_Toc1707_WPSOffice_Level1"/>
-      <w:bookmarkStart w:id="84" w:name="_Toc18125"/>
-      <w:bookmarkStart w:id="85" w:name="_Toc13698"/>
-      <w:bookmarkStart w:id="86" w:name="_Toc13196_WPSOffice_Level1"/>
+      <w:bookmarkStart w:id="80" w:name="_Toc28240"/>
+      <w:bookmarkStart w:id="81" w:name="_Toc1707_WPSOffice_Level1"/>
+      <w:bookmarkStart w:id="82" w:name="_Toc27302"/>
+      <w:bookmarkStart w:id="83" w:name="_Toc18125"/>
+      <w:bookmarkStart w:id="84" w:name="_Toc107825561"/>
+      <w:bookmarkStart w:id="85" w:name="_Toc13196_WPSOffice_Level1"/>
+      <w:bookmarkStart w:id="86" w:name="_Toc13698"/>
       <w:bookmarkStart w:id="87" w:name="_Toc11294"/>
       <w:bookmarkStart w:id="88" w:name="_Toc16835"/>
       <w:r>
@@ -26762,10 +26594,10 @@
         </w:rPr>
       </w:pPr>
       <w:bookmarkStart w:id="89" w:name="_Toc14255_WPSOffice_Level1"/>
-      <w:bookmarkStart w:id="90" w:name="_Toc27230"/>
-      <w:bookmarkStart w:id="91" w:name="_Toc15840_WPSOffice_Level1"/>
-      <w:bookmarkStart w:id="92" w:name="_Toc21046"/>
-      <w:bookmarkStart w:id="93" w:name="_Toc32150"/>
+      <w:bookmarkStart w:id="90" w:name="_Toc21046"/>
+      <w:bookmarkStart w:id="91" w:name="_Toc27230"/>
+      <w:bookmarkStart w:id="92" w:name="_Toc32150"/>
+      <w:bookmarkStart w:id="93" w:name="_Toc15840_WPSOffice_Level1"/>
       <w:bookmarkStart w:id="94" w:name="_Toc3674"/>
       <w:bookmarkStart w:id="95" w:name="_Toc28605"/>
       <w:bookmarkStart w:id="96" w:name="_Toc9066"/>
@@ -28883,9 +28715,9 @@
         </w:rPr>
       </w:pPr>
       <w:bookmarkStart w:id="102" w:name="_Toc24780"/>
-      <w:bookmarkStart w:id="103" w:name="_Hlk33190413"/>
-      <w:bookmarkStart w:id="104" w:name="_Toc4303"/>
-      <w:bookmarkStart w:id="105" w:name="_Toc107330130"/>
+      <w:bookmarkStart w:id="103" w:name="_Toc107330130"/>
+      <w:bookmarkStart w:id="104" w:name="_Hlk33190413"/>
+      <w:bookmarkStart w:id="105" w:name="_Toc4303"/>
       <w:bookmarkStart w:id="106" w:name="_Toc31843"/>
       <w:r>
         <w:rPr>
@@ -29451,10 +29283,10 @@
           <w:lang w:eastAsia="zh-CN"/>
         </w:rPr>
       </w:pPr>
-      <w:bookmarkStart w:id="107" w:name="_Toc107825567"/>
-      <w:bookmarkStart w:id="108" w:name="_Toc13268"/>
-      <w:bookmarkStart w:id="109" w:name="_Toc28435"/>
-      <w:bookmarkStart w:id="110" w:name="_Toc31498"/>
+      <w:bookmarkStart w:id="107" w:name="_Toc31498"/>
+      <w:bookmarkStart w:id="108" w:name="_Toc107825567"/>
+      <w:bookmarkStart w:id="109" w:name="_Toc13268"/>
+      <w:bookmarkStart w:id="110" w:name="_Toc28435"/>
       <w:r>
         <w:rPr>
           <w:rFonts w:hint="eastAsia" w:ascii="Times New Roman" w:hAnsi="Times New Roman"/>
@@ -29543,18 +29375,18 @@
                 <w:szCs w:val="18"/>
               </w:rPr>
             </w:pPr>
-            <w:bookmarkStart w:id="111" w:name="_Toc107825568"/>
-            <w:bookmarkStart w:id="112" w:name="_Toc32730"/>
-            <w:bookmarkStart w:id="113" w:name="_Toc15690"/>
-            <w:bookmarkStart w:id="114" w:name="_Toc13557_WPSOffice_Level1"/>
-            <w:bookmarkStart w:id="115" w:name="_Toc14645_WPSOffice_Level1"/>
-            <w:bookmarkStart w:id="116" w:name="_Toc11823"/>
-            <w:bookmarkStart w:id="117" w:name="_Toc25415_WPSOffice_Level1"/>
+            <w:bookmarkStart w:id="111" w:name="_Toc32730"/>
+            <w:bookmarkStart w:id="112" w:name="_Toc15690"/>
+            <w:bookmarkStart w:id="113" w:name="_Toc13557_WPSOffice_Level1"/>
+            <w:bookmarkStart w:id="114" w:name="_Toc14645_WPSOffice_Level1"/>
+            <w:bookmarkStart w:id="115" w:name="_Toc11823"/>
+            <w:bookmarkStart w:id="116" w:name="_Toc25415_WPSOffice_Level1"/>
+            <w:bookmarkStart w:id="117" w:name="_Toc107825568"/>
             <w:bookmarkStart w:id="118" w:name="_Toc22381"/>
-            <w:bookmarkStart w:id="119" w:name="_Toc28454_WPSOffice_Level1"/>
-            <w:bookmarkStart w:id="120" w:name="_Toc26985_WPSOffice_Level1"/>
-            <w:bookmarkStart w:id="121" w:name="_Toc20170_WPSOffice_Level1"/>
-            <w:bookmarkStart w:id="122" w:name="_Toc5476"/>
+            <w:bookmarkStart w:id="119" w:name="_Toc5476"/>
+            <w:bookmarkStart w:id="120" w:name="_Toc20170_WPSOffice_Level1"/>
+            <w:bookmarkStart w:id="121" w:name="_Toc28454_WPSOffice_Level1"/>
+            <w:bookmarkStart w:id="122" w:name="_Toc26985_WPSOffice_Level1"/>
             <w:r>
               <w:rPr>
                 <w:rFonts w:hint="default" w:ascii="Times New Roman" w:hAnsi="Times New Roman" w:eastAsia="微软雅黑" w:cs="Times New Roman"/>
@@ -30062,14 +29894,14 @@
       </w:pPr>
       <w:bookmarkStart w:id="123" w:name="_Toc28910_WPSOffice_Level1"/>
       <w:bookmarkStart w:id="124" w:name="_Toc107825569"/>
-      <w:bookmarkStart w:id="125" w:name="_Toc29696"/>
-      <w:bookmarkStart w:id="126" w:name="_Toc16368_WPSOffice_Level1"/>
-      <w:bookmarkStart w:id="127" w:name="_Toc7549"/>
-      <w:bookmarkStart w:id="128" w:name="_Toc11722"/>
-      <w:bookmarkStart w:id="129" w:name="_Toc19099"/>
-      <w:bookmarkStart w:id="130" w:name="_Toc10119"/>
+      <w:bookmarkStart w:id="125" w:name="_Toc11722"/>
+      <w:bookmarkStart w:id="126" w:name="_Toc10119"/>
+      <w:bookmarkStart w:id="127" w:name="_Toc29696"/>
+      <w:bookmarkStart w:id="128" w:name="_Toc22484_WPSOffice_Level1"/>
+      <w:bookmarkStart w:id="129" w:name="_Toc16368_WPSOffice_Level1"/>
+      <w:bookmarkStart w:id="130" w:name="_Toc7549"/>
       <w:bookmarkStart w:id="131" w:name="_Toc28829"/>
-      <w:bookmarkStart w:id="132" w:name="_Toc22484_WPSOffice_Level1"/>
+      <w:bookmarkStart w:id="132" w:name="_Toc19099"/>
       <w:r>
         <w:rPr>
           <w:rFonts w:hint="eastAsia" w:ascii="Times New Roman" w:hAnsi="Times New Roman"/>
@@ -30625,8 +30457,8 @@
         </w:rPr>
       </w:pPr>
       <w:bookmarkStart w:id="136" w:name="_Toc15114"/>
-      <w:bookmarkStart w:id="137" w:name="_Toc3409"/>
-      <w:bookmarkStart w:id="138" w:name="_Toc3527"/>
+      <w:bookmarkStart w:id="137" w:name="_Toc3527"/>
+      <w:bookmarkStart w:id="138" w:name="_Toc3409"/>
       <w:r>
         <w:rPr>
           <w:rFonts w:hint="eastAsia"/>
@@ -30877,11 +30709,11 @@
       <w:bookmarkStart w:id="141" w:name="_Toc4712"/>
       <w:bookmarkStart w:id="142" w:name="_Toc9662"/>
       <w:bookmarkStart w:id="143" w:name="_Toc21361"/>
-      <w:bookmarkStart w:id="144" w:name="_Toc13275"/>
+      <w:bookmarkStart w:id="144" w:name="_Toc17792_WPSOffice_Level2"/>
       <w:bookmarkStart w:id="145" w:name="_Toc22623"/>
       <w:bookmarkStart w:id="146" w:name="_Toc22162_WPSOffice_Level1"/>
-      <w:bookmarkStart w:id="147" w:name="_Toc19584_WPSOffice_Level1"/>
-      <w:bookmarkStart w:id="148" w:name="_Toc17792_WPSOffice_Level2"/>
+      <w:bookmarkStart w:id="147" w:name="_Toc13275"/>
+      <w:bookmarkStart w:id="148" w:name="_Toc19584_WPSOffice_Level1"/>
       <w:bookmarkStart w:id="149" w:name="_Toc14611_WPSOffice_Level1"/>
       <w:r>
         <w:rPr>
@@ -33711,7 +33543,7 @@
                     <pic:cNvPicPr/>
                   </pic:nvPicPr>
                   <pic:blipFill>
-                    <a:blip r:embed="rId16"/>
+                    <a:blip r:embed="rId15"/>
                     <a:stretch>
                       <a:fillRect/>
                     </a:stretch>
@@ -36236,16 +36068,11 @@
     <customSectPr/>
     <customSectPr/>
     <customSectPr/>
-    <customSectPr/>
   </customSectProps>
   <customShpExts>
     <customShpInfo spid="_x0000_s1026" textRotate="1"/>
   </customShpExts>
 </s:customData>
-</file>
-
-<file path=customXml/item2.xml><?xml version="1.0" encoding="utf-8"?>
-<b:Sources xmlns:b="http://schemas.openxmlformats.org/officeDocument/2006/bibliography" xmlns="http://schemas.openxmlformats.org/officeDocument/2006/bibliography" SelectedStyle="\APA.XSL" StyleName="APA"/>
 </file>
 
 <file path=customXml/itemProps1.xml><?xml version="1.0" encoding="utf-8"?>
@@ -36254,10 +36081,4 @@
     <ds:schemaRef ds:uri="http://www.wps.cn/officeDocument/2013/wpsCustomData"/>
   </ds:schemaRefs>
 </ds:datastoreItem>
-</file>
-
-<file path=customXml/itemProps2.xml><?xml version="1.0" encoding="utf-8"?>
-<ds:datastoreItem xmlns:ds="http://schemas.openxmlformats.org/officeDocument/2006/customXml" ds:itemID="{AF0FCD33-2FD2-40CF-9CDF-F2193CE32997}">
-  <ds:schemaRefs/>
-</ds:datastoreItem>
 </file>
--- a/WebContent/docx/肺癌49基因检测-阿克曼.docx
+++ b/WebContent/docx/肺癌49基因检测-阿克曼.docx
@@ -3041,15 +3041,15 @@
           </w14:shadow>
         </w:rPr>
       </w:pPr>
-      <w:bookmarkStart w:id="2" w:name="_Toc29963"/>
-      <w:bookmarkStart w:id="3" w:name="_Toc13806"/>
-      <w:bookmarkStart w:id="4" w:name="_Toc24178_WPSOffice_Level1"/>
-      <w:bookmarkStart w:id="5" w:name="_Toc107825547"/>
-      <w:bookmarkStart w:id="6" w:name="_Toc30143_WPSOffice_Level1"/>
-      <w:bookmarkStart w:id="7" w:name="_Toc21669"/>
-      <w:bookmarkStart w:id="8" w:name="_Toc3619"/>
-      <w:bookmarkStart w:id="9" w:name="_Toc14123"/>
-      <w:bookmarkStart w:id="10" w:name="_Toc21009_WPSOffice_Level1"/>
+      <w:bookmarkStart w:id="2" w:name="_Toc107825547"/>
+      <w:bookmarkStart w:id="3" w:name="_Toc30143_WPSOffice_Level1"/>
+      <w:bookmarkStart w:id="4" w:name="_Toc29963"/>
+      <w:bookmarkStart w:id="5" w:name="_Toc24178_WPSOffice_Level1"/>
+      <w:bookmarkStart w:id="6" w:name="_Toc21669"/>
+      <w:bookmarkStart w:id="7" w:name="_Toc13806"/>
+      <w:bookmarkStart w:id="8" w:name="_Toc21009_WPSOffice_Level1"/>
+      <w:bookmarkStart w:id="9" w:name="_Toc3619"/>
+      <w:bookmarkStart w:id="10" w:name="_Toc14123"/>
       <w:r>
         <w:rPr>
           <w:rFonts w:ascii="Times New Roman" w:hAnsi="Times New Roman"/>
@@ -3922,14 +3922,14 @@
           </w14:shadow>
         </w:rPr>
       </w:pPr>
-      <w:bookmarkStart w:id="11" w:name="_Toc10057"/>
-      <w:bookmarkStart w:id="12" w:name="_Toc18062_WPSOffice_Level1"/>
-      <w:bookmarkStart w:id="13" w:name="_Toc7021_WPSOffice_Level1"/>
+      <w:bookmarkStart w:id="11" w:name="_Toc7021_WPSOffice_Level1"/>
+      <w:bookmarkStart w:id="12" w:name="_Toc17451"/>
+      <w:bookmarkStart w:id="13" w:name="_Toc18062_WPSOffice_Level1"/>
       <w:bookmarkStart w:id="14" w:name="_Toc107825548"/>
-      <w:bookmarkStart w:id="15" w:name="_Toc29272"/>
-      <w:bookmarkStart w:id="16" w:name="_Toc17451"/>
-      <w:bookmarkStart w:id="17" w:name="_Toc11015_WPSOffice_Level1"/>
-      <w:bookmarkStart w:id="18" w:name="_Toc26731"/>
+      <w:bookmarkStart w:id="15" w:name="_Toc11015_WPSOffice_Level1"/>
+      <w:bookmarkStart w:id="16" w:name="_Toc26731"/>
+      <w:bookmarkStart w:id="17" w:name="_Toc29272"/>
+      <w:bookmarkStart w:id="18" w:name="_Toc10057"/>
       <w:bookmarkStart w:id="19" w:name="_Toc3823"/>
       <w:r>
         <w:rPr>
@@ -4112,11 +4112,11 @@
           </w14:shadow>
         </w:rPr>
       </w:pPr>
-      <w:bookmarkStart w:id="21" w:name="_Toc6221_WPSOffice_Level1"/>
-      <w:bookmarkStart w:id="22" w:name="_Toc12582"/>
+      <w:bookmarkStart w:id="21" w:name="_Toc12582"/>
+      <w:bookmarkStart w:id="22" w:name="_Toc16576"/>
       <w:bookmarkStart w:id="23" w:name="_Toc23369_WPSOffice_Level1"/>
-      <w:bookmarkStart w:id="24" w:name="_Toc16576"/>
-      <w:bookmarkStart w:id="25" w:name="_Toc107825549"/>
+      <w:bookmarkStart w:id="24" w:name="_Toc107825549"/>
+      <w:bookmarkStart w:id="25" w:name="_Toc6221_WPSOffice_Level1"/>
       <w:bookmarkStart w:id="26" w:name="_Toc18058"/>
       <w:bookmarkStart w:id="27" w:name="_Toc25920"/>
       <w:bookmarkStart w:id="28" w:name="_Toc1040"/>
@@ -4188,11 +4188,11 @@
           <w:lang w:eastAsia="zh-CN"/>
         </w:rPr>
       </w:pPr>
-      <w:bookmarkStart w:id="29" w:name="_Toc13550"/>
-      <w:bookmarkStart w:id="30" w:name="_Toc12094"/>
-      <w:bookmarkStart w:id="31" w:name="_Toc15649"/>
-      <w:bookmarkStart w:id="32" w:name="_Toc17639"/>
-      <w:bookmarkStart w:id="33" w:name="_Toc149837254"/>
+      <w:bookmarkStart w:id="29" w:name="_Toc17639"/>
+      <w:bookmarkStart w:id="30" w:name="_Toc149837254"/>
+      <w:bookmarkStart w:id="31" w:name="_Toc13550"/>
+      <w:bookmarkStart w:id="32" w:name="_Toc12094"/>
+      <w:bookmarkStart w:id="33" w:name="_Toc15649"/>
       <w:bookmarkStart w:id="34" w:name="_Toc26045"/>
       <w:r>
         <w:rPr>
@@ -4716,7 +4716,18 @@
                 <w:szCs w:val="21"/>
                 <w:lang w:eastAsia="zh-CN"/>
               </w:rPr>
-              <w:t>{%tr if bodyAndComplexDrugTipLineStr %}</w:t>
+              <w:t xml:space="preserve">{%tr if bodyAndComplexDrugTipLineStr </w:t>
+            </w:r>
+            <w:bookmarkStart w:id="150" w:name="_GoBack"/>
+            <w:bookmarkEnd w:id="150"/>
+            <w:r>
+              <w:rPr>
+                <w:rFonts w:hint="eastAsia" w:ascii="Times New Roman" w:hAnsi="Times New Roman" w:eastAsia="微软雅黑" w:cs="Times New Roman"/>
+                <w:sz w:val="21"/>
+                <w:szCs w:val="21"/>
+                <w:lang w:eastAsia="zh-CN"/>
+              </w:rPr>
+              <w:t>%}</w:t>
             </w:r>
           </w:p>
         </w:tc>
@@ -8244,10 +8255,10 @@
       </w:pPr>
       <w:r>
         <w:rPr>
-          <w:rFonts w:ascii="微软雅黑" w:hAnsi="微软雅黑" w:eastAsia="微软雅黑" w:cs="微软雅黑"/>
+          <w:rFonts w:ascii="Times New Roman" w:hAnsi="Times New Roman" w:eastAsia="微软雅黑" w:cs="Times New Roman"/>
           <w:sz w:val="18"/>
           <w:szCs w:val="18"/>
-          <w:lang w:eastAsia="zh-CN" w:bidi="ar"/>
+          <w:lang w:eastAsia="zh-CN"/>
         </w:rPr>
         <w:t>检测结果仅供科学研究和临床用药参考，具体治疗方案请咨询主治医生。</w:t>
       </w:r>
@@ -8274,31 +8285,12 @@
         <w:ind w:left="0" w:leftChars="0" w:firstLine="0" w:firstLineChars="0"/>
         <w:textAlignment w:val="auto"/>
         <w:rPr>
-          <w:rFonts w:hint="default" w:ascii="微软雅黑" w:hAnsi="微软雅黑" w:eastAsia="微软雅黑" w:cs="微软雅黑"/>
-          <w:sz w:val="18"/>
-          <w:szCs w:val="18"/>
-          <w:lang w:val="en-US" w:eastAsia="zh-CN" w:bidi="ar"/>
-        </w:rPr>
-      </w:pPr>
-      <w:bookmarkStart w:id="150" w:name="_GoBack"/>
-      <w:r>
-        <w:rPr>
           <w:rFonts w:ascii="微软雅黑" w:hAnsi="微软雅黑" w:eastAsia="微软雅黑" w:cs="微软雅黑"/>
           <w:sz w:val="18"/>
           <w:szCs w:val="18"/>
           <w:lang w:eastAsia="zh-CN" w:bidi="ar"/>
         </w:rPr>
-        <w:t>本报告只对本次采集样本负责，如有疑问，请在7个工作日内与我们联系。</w:t>
-      </w:r>
-      <w:r>
-        <w:rPr>
-          <w:rFonts w:hint="eastAsia" w:ascii="微软雅黑" w:hAnsi="微软雅黑" w:eastAsia="微软雅黑" w:cs="微软雅黑"/>
-          <w:sz w:val="18"/>
-          <w:szCs w:val="18"/>
-          <w:lang w:eastAsia="zh-CN" w:bidi="ar"/>
-        </w:rPr>
-        <w:t xml:space="preserve">{% if testedby == </w:t>
-      </w:r>
+      </w:pPr>
       <w:r>
         <w:rPr>
           <w:rFonts w:ascii="微软雅黑" w:hAnsi="微软雅黑" w:eastAsia="微软雅黑" w:cs="微软雅黑"/>
@@ -8306,37 +8298,54 @@
           <w:szCs w:val="18"/>
           <w:lang w:eastAsia="zh-CN" w:bidi="ar"/>
         </w:rPr>
+        <w:t>本报告只对本次采集样本负责，如有疑问，请在7个工作日内与我们联系。</w:t>
+      </w:r>
+      <w:r>
+        <w:rPr>
+          <w:rFonts w:hint="eastAsia" w:ascii="Times New Roman" w:hAnsi="Times New Roman" w:eastAsia="微软雅黑" w:cs="Times New Roman"/>
+          <w:sz w:val="24"/>
+          <w:szCs w:val="24"/>
+          <w:lang w:eastAsia="zh-CN"/>
+        </w:rPr>
+        <w:t xml:space="preserve">{% if testedby == </w:t>
+      </w:r>
+      <w:r>
+        <w:rPr>
+          <w:rFonts w:ascii="Times New Roman" w:hAnsi="Times New Roman" w:eastAsia="微软雅黑" w:cs="Times New Roman"/>
+          <w:sz w:val="24"/>
+          <w:szCs w:val="24"/>
+          <w:lang w:eastAsia="zh-CN"/>
+        </w:rPr>
         <w:t>“</w:t>
       </w:r>
       <w:r>
         <w:rPr>
-          <w:rFonts w:hint="eastAsia" w:ascii="微软雅黑" w:hAnsi="微软雅黑" w:eastAsia="微软雅黑" w:cs="微软雅黑"/>
-          <w:sz w:val="18"/>
-          <w:szCs w:val="18"/>
-          <w:lang w:eastAsia="zh-CN" w:bidi="ar"/>
+          <w:rFonts w:hint="eastAsia" w:ascii="Times New Roman" w:hAnsi="Times New Roman" w:eastAsia="微软雅黑" w:cs="Times New Roman"/>
+          <w:sz w:val="24"/>
+          <w:szCs w:val="24"/>
+          <w:lang w:eastAsia="zh-CN"/>
         </w:rPr>
         <w:t>1</w:t>
       </w:r>
       <w:r>
         <w:rPr>
-          <w:rFonts w:ascii="微软雅黑" w:hAnsi="微软雅黑" w:eastAsia="微软雅黑" w:cs="微软雅黑"/>
-          <w:sz w:val="18"/>
-          <w:szCs w:val="18"/>
-          <w:lang w:eastAsia="zh-CN" w:bidi="ar"/>
+          <w:rFonts w:ascii="Times New Roman" w:hAnsi="Times New Roman" w:eastAsia="微软雅黑" w:cs="Times New Roman"/>
+          <w:sz w:val="24"/>
+          <w:szCs w:val="24"/>
+          <w:lang w:eastAsia="zh-CN"/>
         </w:rPr>
         <w:t>”</w:t>
       </w:r>
       <w:r>
         <w:rPr>
-          <w:rFonts w:hint="eastAsia" w:ascii="微软雅黑" w:hAnsi="微软雅黑" w:eastAsia="微软雅黑" w:cs="微软雅黑"/>
-          <w:sz w:val="18"/>
-          <w:szCs w:val="18"/>
-          <w:lang w:eastAsia="zh-CN" w:bidi="ar"/>
+          <w:rFonts w:hint="eastAsia" w:ascii="Times New Roman" w:hAnsi="Times New Roman" w:eastAsia="微软雅黑" w:cs="Times New Roman"/>
+          <w:sz w:val="24"/>
+          <w:szCs w:val="24"/>
+          <w:lang w:eastAsia="zh-CN"/>
         </w:rPr>
         <w:t xml:space="preserve"> %}</w:t>
       </w:r>
     </w:p>
-    <w:bookmarkEnd w:id="150"/>
     <w:p>
       <w:pPr>
         <w:rPr>
@@ -8360,15 +8369,15 @@
               <wp:anchor distT="0" distB="0" distL="114300" distR="114300" simplePos="0" relativeHeight="251662336" behindDoc="0" locked="0" layoutInCell="1" allowOverlap="1">
                 <wp:simplePos x="0" y="0"/>
                 <wp:positionH relativeFrom="column">
-                  <wp:posOffset>2775585</wp:posOffset>
+                  <wp:posOffset>2806700</wp:posOffset>
                 </wp:positionH>
                 <wp:positionV relativeFrom="paragraph">
-                  <wp:posOffset>80010</wp:posOffset>
+                  <wp:posOffset>33020</wp:posOffset>
                 </wp:positionV>
-                <wp:extent cx="2571115" cy="410210"/>
-                <wp:effectExtent l="0" t="0" r="4445" b="1270"/>
+                <wp:extent cx="2906395" cy="466090"/>
+                <wp:effectExtent l="0" t="0" r="4445" b="6985"/>
                 <wp:wrapNone/>
-                <wp:docPr id="35" name="组合 16"/>
+                <wp:docPr id="53" name="组合 6"/>
                 <wp:cNvGraphicFramePr/>
                 <a:graphic xmlns:a="http://schemas.openxmlformats.org/drawingml/2006/main">
                   <a:graphicData uri="http://schemas.microsoft.com/office/word/2010/wordprocessingGroup">
@@ -8376,15 +8385,15 @@
                       <wpg:cNvGrpSpPr/>
                       <wpg:grpSpPr>
                         <a:xfrm rot="0">
-                          <a:off x="3423285" y="2708910"/>
-                          <a:ext cx="2571115" cy="410210"/>
-                          <a:chOff x="17956" y="38313"/>
-                          <a:chExt cx="4049" cy="646"/>
+                          <a:off x="3454400" y="1047750"/>
+                          <a:ext cx="2906395" cy="466090"/>
+                          <a:chOff x="10964" y="4438"/>
+                          <a:chExt cx="4577" cy="734"/>
                         </a:xfrm>
                       </wpg:grpSpPr>
                       <pic:pic xmlns:pic="http://schemas.openxmlformats.org/drawingml/2006/picture">
                         <pic:nvPicPr>
-                          <pic:cNvPr id="3" name="图片 29" descr="IMG_256"/>
+                          <pic:cNvPr id="30" name="图片 30" descr="微信图片_20220215110121"/>
                           <pic:cNvPicPr>
                             <a:picLocks noChangeAspect="1"/>
                           </pic:cNvPicPr>
@@ -8393,17 +8402,18 @@
                           <a:blip r:embed="rId11">
                             <a:clrChange>
                               <a:clrFrom>
-                                <a:srgbClr val="FFFFFF">
+                                <a:srgbClr val="A09D98">
                                   <a:alpha val="100000"/>
                                 </a:srgbClr>
                               </a:clrFrom>
                               <a:clrTo>
-                                <a:srgbClr val="FFFFFF">
+                                <a:srgbClr val="A09D98">
                                   <a:alpha val="100000"/>
                                   <a:alpha val="0"/>
                                 </a:srgbClr>
                               </a:clrTo>
                             </a:clrChange>
+                            <a:biLevel thresh="50000"/>
                           </a:blip>
                           <a:stretch>
                             <a:fillRect/>
@@ -8411,489 +8421,8 @@
                         </pic:blipFill>
                         <pic:spPr>
                           <a:xfrm>
-                            <a:off x="21031" y="38313"/>
-                            <a:ext cx="975" cy="570"/>
-                          </a:xfrm>
-                          <a:prstGeom prst="rect">
-                            <a:avLst/>
-                          </a:prstGeom>
-                          <a:noFill/>
-                          <a:ln w="9525">
-                            <a:noFill/>
-                          </a:ln>
-                        </pic:spPr>
-                      </pic:pic>
-                      <pic:pic xmlns:pic="http://schemas.openxmlformats.org/drawingml/2006/picture">
-                        <pic:nvPicPr>
-                          <pic:cNvPr id="15" name="图片 15" descr="c9514d16fd70679bf0495aeebb03c72d_compress"/>
-                          <pic:cNvPicPr>
-                            <a:picLocks noChangeAspect="1"/>
-                          </pic:cNvPicPr>
-                        </pic:nvPicPr>
-                        <pic:blipFill>
-                          <a:blip r:embed="rId12"/>
-                          <a:srcRect l="21003" t="56913" r="27176" b="26386"/>
-                          <a:stretch>
-                            <a:fillRect/>
-                          </a:stretch>
-                        </pic:blipFill>
-                        <pic:spPr>
-                          <a:xfrm>
-                            <a:off x="17956" y="38485"/>
-                            <a:ext cx="1550" cy="475"/>
-                          </a:xfrm>
-                          <a:prstGeom prst="rect">
-                            <a:avLst/>
-                          </a:prstGeom>
-                        </pic:spPr>
-                      </pic:pic>
-                    </wpg:wgp>
-                  </a:graphicData>
-                </a:graphic>
-              </wp:anchor>
-            </w:drawing>
-          </mc:Choice>
-          <mc:Fallback>
-            <w:pict>
-              <v:group id="组合 16" o:spid="_x0000_s1026" o:spt="203" style="position:absolute;left:0pt;margin-left:218.55pt;margin-top:6.3pt;height:32.3pt;width:202.45pt;z-index:251662336;mso-width-relative:page;mso-height-relative:page;" coordorigin="17956,38313" coordsize="4049,646" o:gfxdata="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">
-                <o:lock v:ext="edit" aspectratio="f"/>
-                <v:shape id="图片 29" o:spid="_x0000_s1026" o:spt="75" alt="IMG_256" type="#_x0000_t75" style="position:absolute;left:21031;top:38313;height:570;width:975;" filled="f" o:preferrelative="t" stroked="f" coordsize="21600,21600" o:gfxdata="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">
-                  <v:fill on="f" focussize="0,0"/>
-                  <v:stroke on="f"/>
-                  <v:imagedata r:id="rId11" chromakey="#FFFFFF" o:title=""/>
-                  <o:lock v:ext="edit" aspectratio="t"/>
-                </v:shape>
-                <v:shape id="_x0000_s1026" o:spid="_x0000_s1026" o:spt="75" alt="c9514d16fd70679bf0495aeebb03c72d_compress" type="#_x0000_t75" style="position:absolute;left:17956;top:38485;height:475;width:1550;" filled="f" o:preferrelative="t" stroked="f" coordsize="21600,21600" o:gfxdata="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">
-                  <v:fill on="f" focussize="0,0"/>
-                  <v:stroke on="f"/>
-                  <v:imagedata r:id="rId12" cropleft="13765f" croptop="37299f" cropright="17810f" cropbottom="17292f" o:title=""/>
-                  <o:lock v:ext="edit" aspectratio="t"/>
-                </v:shape>
-              </v:group>
-            </w:pict>
-          </mc:Fallback>
-        </mc:AlternateContent>
-      </w:r>
-    </w:p>
-    <w:tbl>
-      <w:tblPr>
-        <w:tblStyle w:val="36"/>
-        <w:tblW w:w="6772" w:type="dxa"/>
-        <w:jc w:val="right"/>
-        <w:tblLayout w:type="fixed"/>
-        <w:tblCellMar>
-          <w:top w:w="0" w:type="dxa"/>
-          <w:left w:w="0" w:type="dxa"/>
-          <w:bottom w:w="0" w:type="dxa"/>
-          <w:right w:w="0" w:type="dxa"/>
-        </w:tblCellMar>
-      </w:tblPr>
-      <w:tblGrid>
-        <w:gridCol w:w="1272"/>
-        <w:gridCol w:w="2040"/>
-        <w:gridCol w:w="1166"/>
-        <w:gridCol w:w="2294"/>
-      </w:tblGrid>
-      <w:tr>
-        <w:trPr>
-          <w:trHeight w:val="441" w:hRule="exact"/>
-          <w:jc w:val="right"/>
-        </w:trPr>
-        <w:tc>
-          <w:tcPr>
-            <w:tcW w:w="1272" w:type="dxa"/>
-            <w:vAlign w:val="center"/>
-          </w:tcPr>
-          <w:p>
-            <w:pPr>
-              <w:pStyle w:val="20"/>
-              <w:spacing w:before="13"/>
-              <w:ind w:left="13" w:right="95"/>
-              <w:jc w:val="both"/>
-              <w:rPr>
-                <w:rFonts w:ascii="Times New Roman" w:hAnsi="Times New Roman" w:cs="Times New Roman"/>
-                <w:b/>
-                <w:sz w:val="24"/>
-                <w:szCs w:val="24"/>
-              </w:rPr>
-            </w:pPr>
-            <w:r>
-              <w:rPr>
-                <w:rFonts w:ascii="Times New Roman" w:hAnsi="Times New Roman" w:cs="Times New Roman"/>
-                <w:b/>
-                <w:sz w:val="24"/>
-                <w:szCs w:val="24"/>
-              </w:rPr>
-              <w:t>检测人：</w:t>
-            </w:r>
-          </w:p>
-        </w:tc>
-        <w:tc>
-          <w:tcPr>
-            <w:tcW w:w="2040" w:type="dxa"/>
-            <w:vAlign w:val="center"/>
-          </w:tcPr>
-          <w:p>
-            <w:pPr>
-              <w:pStyle w:val="20"/>
-              <w:spacing w:before="13"/>
-              <w:jc w:val="both"/>
-              <w:rPr>
-                <w:rFonts w:ascii="Times New Roman" w:hAnsi="Times New Roman" w:cs="Times New Roman"/>
-                <w:b/>
-                <w:sz w:val="24"/>
-                <w:szCs w:val="24"/>
-              </w:rPr>
-            </w:pPr>
-          </w:p>
-        </w:tc>
-        <w:tc>
-          <w:tcPr>
-            <w:tcW w:w="1166" w:type="dxa"/>
-            <w:vAlign w:val="center"/>
-          </w:tcPr>
-          <w:p>
-            <w:pPr>
-              <w:pStyle w:val="20"/>
-              <w:spacing w:before="13"/>
-              <w:jc w:val="both"/>
-              <w:rPr>
-                <w:rFonts w:ascii="Times New Roman" w:hAnsi="Times New Roman" w:cs="Times New Roman"/>
-                <w:b/>
-                <w:sz w:val="24"/>
-                <w:szCs w:val="24"/>
-              </w:rPr>
-            </w:pPr>
-            <w:r>
-              <w:rPr>
-                <w:rFonts w:ascii="Times New Roman" w:hAnsi="Times New Roman" w:cs="Times New Roman"/>
-                <w:b/>
-                <w:sz w:val="24"/>
-                <w:szCs w:val="24"/>
-              </w:rPr>
-              <w:t>复核人</w:t>
-            </w:r>
-            <w:r>
-              <w:rPr>
-                <w:rFonts w:ascii="Times New Roman" w:hAnsi="Times New Roman" w:cs="Times New Roman"/>
-                <w:b/>
-                <w:sz w:val="24"/>
-                <w:szCs w:val="24"/>
-                <w:lang w:eastAsia="zh-CN"/>
-              </w:rPr>
-              <w:t>：</w:t>
-            </w:r>
-          </w:p>
-        </w:tc>
-        <w:tc>
-          <w:tcPr>
-            <w:tcW w:w="2294" w:type="dxa"/>
-            <w:vAlign w:val="center"/>
-          </w:tcPr>
-          <w:p>
-            <w:pPr>
-              <w:pStyle w:val="20"/>
-              <w:spacing w:before="13"/>
-              <w:ind w:right="15"/>
-              <w:jc w:val="both"/>
-              <w:rPr>
-                <w:rFonts w:ascii="Times New Roman" w:hAnsi="Times New Roman" w:cs="Times New Roman"/>
-                <w:b/>
-                <w:sz w:val="24"/>
-                <w:szCs w:val="24"/>
-              </w:rPr>
-            </w:pPr>
-          </w:p>
-        </w:tc>
-      </w:tr>
-      <w:tr>
-        <w:tblPrEx>
-          <w:tblCellMar>
-            <w:top w:w="0" w:type="dxa"/>
-            <w:left w:w="0" w:type="dxa"/>
-            <w:bottom w:w="0" w:type="dxa"/>
-            <w:right w:w="0" w:type="dxa"/>
-          </w:tblCellMar>
-        </w:tblPrEx>
-        <w:trPr>
-          <w:trHeight w:val="457" w:hRule="exact"/>
-          <w:jc w:val="right"/>
-        </w:trPr>
-        <w:tc>
-          <w:tcPr>
-            <w:tcW w:w="1272" w:type="dxa"/>
-            <w:vAlign w:val="center"/>
-          </w:tcPr>
-          <w:p>
-            <w:pPr>
-              <w:pStyle w:val="20"/>
-              <w:spacing w:line="341" w:lineRule="exact"/>
-              <w:ind w:left="13" w:right="165"/>
-              <w:jc w:val="both"/>
-              <w:rPr>
-                <w:rFonts w:ascii="Times New Roman" w:hAnsi="Times New Roman" w:cs="Times New Roman"/>
-                <w:b/>
-                <w:sz w:val="24"/>
-                <w:szCs w:val="24"/>
-              </w:rPr>
-            </w:pPr>
-            <w:r>
-              <w:rPr>
-                <w:rFonts w:ascii="Times New Roman" w:hAnsi="Times New Roman" w:cs="Times New Roman"/>
-                <w:b/>
-                <w:sz w:val="24"/>
-                <w:szCs w:val="24"/>
-              </w:rPr>
-              <w:t>日</w:t>
-            </w:r>
-            <w:r>
-              <w:rPr>
-                <w:rFonts w:ascii="Times New Roman" w:hAnsi="Times New Roman" w:cs="Times New Roman"/>
-                <w:b/>
-                <w:sz w:val="24"/>
-                <w:szCs w:val="24"/>
-                <w:lang w:eastAsia="zh-CN"/>
-              </w:rPr>
-              <w:t xml:space="preserve">  </w:t>
-            </w:r>
-            <w:r>
-              <w:rPr>
-                <w:rFonts w:ascii="Times New Roman" w:hAnsi="Times New Roman" w:cs="Times New Roman"/>
-                <w:b/>
-                <w:sz w:val="24"/>
-                <w:szCs w:val="24"/>
-              </w:rPr>
-              <w:t>期：</w:t>
-            </w:r>
-          </w:p>
-        </w:tc>
-        <w:tc>
-          <w:tcPr>
-            <w:tcW w:w="2040" w:type="dxa"/>
-            <w:vAlign w:val="center"/>
-          </w:tcPr>
-          <w:p>
-            <w:pPr>
-              <w:pStyle w:val="20"/>
-              <w:spacing w:line="363" w:lineRule="exact"/>
-              <w:jc w:val="both"/>
-              <w:rPr>
-                <w:rFonts w:ascii="Times New Roman" w:hAnsi="Times New Roman" w:cs="Times New Roman"/>
-                <w:sz w:val="24"/>
-                <w:szCs w:val="24"/>
-              </w:rPr>
-            </w:pPr>
-            <w:r>
-              <w:rPr>
-                <w:rFonts w:ascii="Times New Roman" w:hAnsi="Times New Roman" w:cs="Times New Roman"/>
-                <w:kern w:val="2"/>
-                <w:sz w:val="24"/>
-                <w:szCs w:val="24"/>
-                <w:lang w:eastAsia="zh-CN"/>
-              </w:rPr>
-              <w:t>{{ reportdate }}</w:t>
-            </w:r>
-          </w:p>
-        </w:tc>
-        <w:tc>
-          <w:tcPr>
-            <w:tcW w:w="1166" w:type="dxa"/>
-            <w:vAlign w:val="center"/>
-          </w:tcPr>
-          <w:p>
-            <w:pPr>
-              <w:pStyle w:val="20"/>
-              <w:spacing w:line="341" w:lineRule="exact"/>
-              <w:jc w:val="both"/>
-              <w:rPr>
-                <w:rFonts w:ascii="Times New Roman" w:hAnsi="Times New Roman" w:cs="Times New Roman"/>
-                <w:b/>
-                <w:sz w:val="24"/>
-                <w:szCs w:val="24"/>
-              </w:rPr>
-            </w:pPr>
-            <w:r>
-              <w:rPr>
-                <w:rFonts w:ascii="Times New Roman" w:hAnsi="Times New Roman" w:cs="Times New Roman"/>
-                <w:b/>
-                <w:sz w:val="24"/>
-                <w:szCs w:val="24"/>
-              </w:rPr>
-              <w:t>日</w:t>
-            </w:r>
-            <w:r>
-              <w:rPr>
-                <w:rFonts w:ascii="Times New Roman" w:hAnsi="Times New Roman" w:cs="Times New Roman"/>
-                <w:b/>
-                <w:sz w:val="24"/>
-                <w:szCs w:val="24"/>
-                <w:lang w:eastAsia="zh-CN"/>
-              </w:rPr>
-              <w:t xml:space="preserve">  </w:t>
-            </w:r>
-            <w:r>
-              <w:rPr>
-                <w:rFonts w:ascii="Times New Roman" w:hAnsi="Times New Roman" w:cs="Times New Roman"/>
-                <w:b/>
-                <w:sz w:val="24"/>
-                <w:szCs w:val="24"/>
-              </w:rPr>
-              <w:t>期：</w:t>
-            </w:r>
-          </w:p>
-        </w:tc>
-        <w:tc>
-          <w:tcPr>
-            <w:tcW w:w="2294" w:type="dxa"/>
-            <w:vAlign w:val="center"/>
-          </w:tcPr>
-          <w:p>
-            <w:pPr>
-              <w:pStyle w:val="20"/>
-              <w:spacing w:line="363" w:lineRule="exact"/>
-              <w:ind w:right="15"/>
-              <w:jc w:val="both"/>
-              <w:rPr>
-                <w:rFonts w:ascii="Times New Roman" w:hAnsi="Times New Roman" w:cs="Times New Roman"/>
-                <w:sz w:val="24"/>
-                <w:szCs w:val="24"/>
-              </w:rPr>
-            </w:pPr>
-            <w:r>
-              <w:rPr>
-                <w:rFonts w:ascii="Times New Roman" w:hAnsi="Times New Roman" w:cs="Times New Roman"/>
-                <w:kern w:val="2"/>
-                <w:sz w:val="24"/>
-                <w:szCs w:val="24"/>
-                <w:lang w:eastAsia="zh-CN"/>
-              </w:rPr>
-              <w:t>{{ reportdate }}</w:t>
-            </w:r>
-          </w:p>
-        </w:tc>
-      </w:tr>
-    </w:tbl>
-    <w:p>
-      <w:pPr>
-        <w:rPr>
-          <w:rFonts w:ascii="Times New Roman" w:hAnsi="Times New Roman" w:eastAsia="微软雅黑" w:cs="Times New Roman"/>
-          <w:sz w:val="24"/>
-          <w:szCs w:val="24"/>
-          <w:lang w:eastAsia="zh-CN"/>
-        </w:rPr>
-      </w:pPr>
-      <w:r>
-        <w:rPr>
-          <w:rFonts w:hint="eastAsia" w:ascii="Times New Roman" w:hAnsi="Times New Roman" w:eastAsia="微软雅黑" w:cs="Times New Roman"/>
-          <w:sz w:val="24"/>
-          <w:szCs w:val="24"/>
-          <w:lang w:eastAsia="zh-CN"/>
-        </w:rPr>
-        <w:t xml:space="preserve">{% endif %}{% if testedby == </w:t>
-      </w:r>
-      <w:r>
-        <w:rPr>
-          <w:rFonts w:ascii="Times New Roman" w:hAnsi="Times New Roman" w:eastAsia="微软雅黑" w:cs="Times New Roman"/>
-          <w:sz w:val="24"/>
-          <w:szCs w:val="24"/>
-          <w:lang w:eastAsia="zh-CN"/>
-        </w:rPr>
-        <w:t>“</w:t>
-      </w:r>
-      <w:r>
-        <w:rPr>
-          <w:rFonts w:hint="eastAsia" w:ascii="Times New Roman" w:hAnsi="Times New Roman" w:eastAsia="微软雅黑" w:cs="Times New Roman"/>
-          <w:sz w:val="24"/>
-          <w:szCs w:val="24"/>
-          <w:lang w:eastAsia="zh-CN"/>
-        </w:rPr>
-        <w:t>2</w:t>
-      </w:r>
-      <w:r>
-        <w:rPr>
-          <w:rFonts w:ascii="Times New Roman" w:hAnsi="Times New Roman" w:eastAsia="微软雅黑" w:cs="Times New Roman"/>
-          <w:sz w:val="24"/>
-          <w:szCs w:val="24"/>
-          <w:lang w:eastAsia="zh-CN"/>
-        </w:rPr>
-        <w:t>”</w:t>
-      </w:r>
-      <w:r>
-        <w:rPr>
-          <w:rFonts w:hint="eastAsia" w:ascii="Times New Roman" w:hAnsi="Times New Roman" w:eastAsia="微软雅黑" w:cs="Times New Roman"/>
-          <w:sz w:val="24"/>
-          <w:szCs w:val="24"/>
-          <w:lang w:eastAsia="zh-CN"/>
-        </w:rPr>
-        <w:t xml:space="preserve"> %}</w:t>
-      </w:r>
-    </w:p>
-    <w:p>
-      <w:pPr>
-        <w:rPr>
-          <w:rFonts w:hint="default"/>
-          <w:sz w:val="24"/>
-          <w:lang w:val="en-US" w:eastAsia="zh-CN"/>
-        </w:rPr>
-      </w:pPr>
-    </w:p>
-    <w:p>
-      <w:pPr>
-        <w:rPr>
-          <w:sz w:val="24"/>
-          <w:lang w:eastAsia="zh-CN"/>
-        </w:rPr>
-      </w:pPr>
-      <w:r>
-        <w:rPr>
-          <w:sz w:val="24"/>
-        </w:rPr>
-        <mc:AlternateContent>
-          <mc:Choice Requires="wpg">
-            <w:drawing>
-              <wp:anchor distT="0" distB="0" distL="114300" distR="114300" simplePos="0" relativeHeight="251663360" behindDoc="0" locked="0" layoutInCell="1" allowOverlap="1">
-                <wp:simplePos x="0" y="0"/>
-                <wp:positionH relativeFrom="column">
-                  <wp:posOffset>2775585</wp:posOffset>
-                </wp:positionH>
-                <wp:positionV relativeFrom="paragraph">
-                  <wp:posOffset>89535</wp:posOffset>
-                </wp:positionV>
-                <wp:extent cx="2675255" cy="361950"/>
-                <wp:effectExtent l="0" t="0" r="0" b="3810"/>
-                <wp:wrapNone/>
-                <wp:docPr id="37" name="组合 30"/>
-                <wp:cNvGraphicFramePr/>
-                <a:graphic xmlns:a="http://schemas.openxmlformats.org/drawingml/2006/main">
-                  <a:graphicData uri="http://schemas.microsoft.com/office/word/2010/wordprocessingGroup">
-                    <wpg:wgp>
-                      <wpg:cNvGrpSpPr/>
-                      <wpg:grpSpPr>
-                        <a:xfrm rot="0">
-                          <a:off x="3423285" y="3842385"/>
-                          <a:ext cx="2675255" cy="361950"/>
-                          <a:chOff x="17956" y="40098"/>
-                          <a:chExt cx="4213" cy="570"/>
-                        </a:xfrm>
-                      </wpg:grpSpPr>
-                      <pic:pic xmlns:pic="http://schemas.openxmlformats.org/drawingml/2006/picture">
-                        <pic:nvPicPr>
-                          <pic:cNvPr id="4" name="图片 1" descr="24f613a0-66be-430b-9e80-270d3393fac5"/>
-                          <pic:cNvPicPr>
-                            <a:picLocks noChangeAspect="1"/>
-                          </pic:cNvPicPr>
-                        </pic:nvPicPr>
-                        <pic:blipFill>
-                          <a:blip r:embed="rId13"/>
-                          <a:srcRect l="43292" t="26660" r="21693" b="24394"/>
-                          <a:stretch>
-                            <a:fillRect/>
-                          </a:stretch>
-                        </pic:blipFill>
-                        <pic:spPr>
-                          <a:xfrm rot="16200000">
-                            <a:off x="18366" y="39740"/>
-                            <a:ext cx="506" cy="1327"/>
+                            <a:off x="10964" y="4458"/>
+                            <a:ext cx="1234" cy="715"/>
                           </a:xfrm>
                           <a:prstGeom prst="rect">
                             <a:avLst/>
@@ -8902,41 +8431,39 @@
                       </pic:pic>
                       <pic:pic xmlns:pic="http://schemas.openxmlformats.org/drawingml/2006/picture">
                         <pic:nvPicPr>
-                          <pic:cNvPr id="29" name="图片 29" descr="IMG_256"/>
+                          <pic:cNvPr id="21" name="图片 34" descr="晓敏"/>
                           <pic:cNvPicPr>
                             <a:picLocks noChangeAspect="1"/>
                           </pic:cNvPicPr>
                         </pic:nvPicPr>
                         <pic:blipFill>
-                          <a:blip r:embed="rId11">
+                          <a:blip r:embed="rId12">
                             <a:clrChange>
                               <a:clrFrom>
-                                <a:srgbClr val="FFFFFF">
-                                  <a:alpha val="100000"/>
-                                </a:srgbClr>
+                                <a:srgbClr val="949FA1"/>
                               </a:clrFrom>
                               <a:clrTo>
-                                <a:srgbClr val="FFFFFF">
-                                  <a:alpha val="100000"/>
+                                <a:srgbClr val="949FA1">
                                   <a:alpha val="0"/>
                                 </a:srgbClr>
                               </a:clrTo>
                             </a:clrChange>
                           </a:blip>
+                          <a:srcRect l="34062" t="26445" r="34097" b="9325"/>
                           <a:stretch>
                             <a:fillRect/>
                           </a:stretch>
                         </pic:blipFill>
                         <pic:spPr>
-                          <a:xfrm>
-                            <a:off x="21195" y="40098"/>
-                            <a:ext cx="975" cy="570"/>
+                          <a:xfrm rot="16200000">
+                            <a:off x="14524" y="3981"/>
+                            <a:ext cx="560" cy="1475"/>
                           </a:xfrm>
                           <a:prstGeom prst="rect">
                             <a:avLst/>
                           </a:prstGeom>
                           <a:noFill/>
-                          <a:ln w="9525">
+                          <a:ln>
                             <a:noFill/>
                           </a:ln>
                         </pic:spPr>
@@ -8949,18 +8476,18 @@
           </mc:Choice>
           <mc:Fallback>
             <w:pict>
-              <v:group id="组合 30" o:spid="_x0000_s1026" o:spt="203" style="position:absolute;left:0pt;margin-left:218.55pt;margin-top:7.05pt;height:28.5pt;width:210.65pt;z-index:251663360;mso-width-relative:page;mso-height-relative:page;" coordorigin="17956,40098" coordsize="4213,570" o:gfxdata="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">
+              <v:group id="组合 6" o:spid="_x0000_s1026" o:spt="203" style="position:absolute;left:0pt;margin-left:221pt;margin-top:2.6pt;height:36.7pt;width:228.85pt;z-index:251662336;mso-width-relative:page;mso-height-relative:page;" coordorigin="10964,4438" coordsize="4577,734" o:gfxdata="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">
                 <o:lock v:ext="edit" aspectratio="f"/>
-                <v:shape id="图片 1" o:spid="_x0000_s1026" o:spt="75" alt="24f613a0-66be-430b-9e80-270d3393fac5" type="#_x0000_t75" style="position:absolute;left:18366;top:39740;height:1327;width:506;rotation:-5898240f;" filled="f" o:preferrelative="t" stroked="f" coordsize="21600,21600" o:gfxdata="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">
+                <v:shape id="_x0000_s1026" o:spid="_x0000_s1026" o:spt="75" alt="微信图片_20220215110121" type="#_x0000_t75" style="position:absolute;left:10964;top:4458;height:715;width:1234;" filled="f" o:preferrelative="t" stroked="f" coordsize="21600,21600" o:gfxdata="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">
                   <v:fill on="f" focussize="0,0"/>
                   <v:stroke on="f"/>
-                  <v:imagedata r:id="rId13" cropleft="28372f" croptop="17472f" cropright="14217f" cropbottom="15987f" o:title=""/>
+                  <v:imagedata r:id="rId11" grayscale="t" bilevel="t" chromakey="#A09D98" o:title=""/>
                   <o:lock v:ext="edit" aspectratio="t"/>
                 </v:shape>
-                <v:shape id="_x0000_s1026" o:spid="_x0000_s1026" o:spt="75" alt="IMG_256" type="#_x0000_t75" style="position:absolute;left:21195;top:40098;height:570;width:975;" filled="f" o:preferrelative="t" stroked="f" coordsize="21600,21600" o:gfxdata="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">
+                <v:shape id="图片 34" o:spid="_x0000_s1026" o:spt="75" alt="晓敏" type="#_x0000_t75" style="position:absolute;left:14524;top:3981;height:1475;width:560;rotation:-5898240f;" filled="f" o:preferrelative="t" stroked="f" coordsize="21600,21600" o:gfxdata="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">
                   <v:fill on="f" focussize="0,0"/>
                   <v:stroke on="f"/>
-                  <v:imagedata r:id="rId11" chromakey="#FFFFFF" o:title=""/>
+                  <v:imagedata r:id="rId12" cropleft="22323f" croptop="17331f" cropright="22346f" cropbottom="6111f" chromakey="#949FA1" o:title=""/>
                   <o:lock v:ext="edit" aspectratio="t"/>
                 </v:shape>
               </v:group>
@@ -9309,7 +8836,7 @@
           <w:szCs w:val="24"/>
           <w:lang w:eastAsia="zh-CN"/>
         </w:rPr>
-        <w:t>3</w:t>
+        <w:t>2</w:t>
       </w:r>
       <w:r>
         <w:rPr>
@@ -9333,9 +8860,7 @@
     <w:p>
       <w:pPr>
         <w:rPr>
-          <w:rFonts w:ascii="Times New Roman" w:hAnsi="Times New Roman" w:eastAsia="微软雅黑" w:cs="Times New Roman"/>
           <w:sz w:val="24"/>
-          <w:szCs w:val="24"/>
           <w:lang w:eastAsia="zh-CN"/>
         </w:rPr>
       </w:pPr>
@@ -9354,18 +8879,18 @@
         <mc:AlternateContent>
           <mc:Choice Requires="wpg">
             <w:drawing>
-              <wp:anchor distT="0" distB="0" distL="114300" distR="114300" simplePos="0" relativeHeight="251664384" behindDoc="0" locked="0" layoutInCell="1" allowOverlap="1">
+              <wp:anchor distT="0" distB="0" distL="114300" distR="114300" simplePos="0" relativeHeight="251663360" behindDoc="0" locked="0" layoutInCell="1" allowOverlap="1">
                 <wp:simplePos x="0" y="0"/>
                 <wp:positionH relativeFrom="column">
-                  <wp:posOffset>2715895</wp:posOffset>
+                  <wp:posOffset>2767330</wp:posOffset>
                 </wp:positionH>
                 <wp:positionV relativeFrom="paragraph">
-                  <wp:posOffset>78740</wp:posOffset>
+                  <wp:posOffset>26035</wp:posOffset>
                 </wp:positionV>
-                <wp:extent cx="2672080" cy="414020"/>
-                <wp:effectExtent l="0" t="0" r="10160" b="12700"/>
+                <wp:extent cx="2779395" cy="453390"/>
+                <wp:effectExtent l="0" t="0" r="9525" b="3810"/>
                 <wp:wrapNone/>
-                <wp:docPr id="39" name="组合 23"/>
+                <wp:docPr id="56" name="组合 1"/>
                 <wp:cNvGraphicFramePr/>
                 <a:graphic xmlns:a="http://schemas.openxmlformats.org/drawingml/2006/main">
                   <a:graphicData uri="http://schemas.microsoft.com/office/word/2010/wordprocessingGroup">
@@ -9373,42 +8898,54 @@
                       <wpg:cNvGrpSpPr/>
                       <wpg:grpSpPr>
                         <a:xfrm rot="0">
-                          <a:off x="3363595" y="4950460"/>
-                          <a:ext cx="2672080" cy="414020"/>
-                          <a:chOff x="17862" y="41843"/>
-                          <a:chExt cx="4208" cy="652"/>
+                          <a:off x="3415030" y="2164715"/>
+                          <a:ext cx="2779395" cy="453390"/>
+                          <a:chOff x="7101" y="6197"/>
+                          <a:chExt cx="4377" cy="714"/>
                         </a:xfrm>
                       </wpg:grpSpPr>
                       <pic:pic xmlns:pic="http://schemas.openxmlformats.org/drawingml/2006/picture">
                         <pic:nvPicPr>
-                          <pic:cNvPr id="22" name="图片 59" descr="图片1"/>
+                          <pic:cNvPr id="59" name="图片 34" descr="晓敏"/>
                           <pic:cNvPicPr>
                             <a:picLocks noChangeAspect="1"/>
                           </pic:cNvPicPr>
                         </pic:nvPicPr>
                         <pic:blipFill>
-                          <a:blip r:embed="rId14">
-                            <a:biLevel thresh="50000"/>
+                          <a:blip r:embed="rId12">
+                            <a:clrChange>
+                              <a:clrFrom>
+                                <a:srgbClr val="949FA1"/>
+                              </a:clrFrom>
+                              <a:clrTo>
+                                <a:srgbClr val="949FA1">
+                                  <a:alpha val="0"/>
+                                </a:srgbClr>
+                              </a:clrTo>
+                            </a:clrChange>
                           </a:blip>
-                          <a:srcRect l="7865" t="11797" r="5322" b="19074"/>
+                          <a:srcRect l="34062" t="26445" r="34097" b="9325"/>
                           <a:stretch>
                             <a:fillRect/>
                           </a:stretch>
                         </pic:blipFill>
                         <pic:spPr>
-                          <a:xfrm>
-                            <a:off x="17862" y="41869"/>
-                            <a:ext cx="1468" cy="627"/>
+                          <a:xfrm rot="16200000">
+                            <a:off x="7558" y="5850"/>
+                            <a:ext cx="560" cy="1475"/>
                           </a:xfrm>
                           <a:prstGeom prst="rect">
                             <a:avLst/>
                           </a:prstGeom>
                           <a:noFill/>
+                          <a:ln>
+                            <a:noFill/>
+                          </a:ln>
                         </pic:spPr>
                       </pic:pic>
                       <pic:pic xmlns:pic="http://schemas.openxmlformats.org/drawingml/2006/picture">
                         <pic:nvPicPr>
-                          <pic:cNvPr id="21" name="图片 29" descr="IMG_256"/>
+                          <pic:cNvPr id="45" name="图片 45" descr="微信图片_20220215110121"/>
                           <pic:cNvPicPr>
                             <a:picLocks noChangeAspect="1"/>
                           </pic:cNvPicPr>
@@ -9417,17 +8954,18 @@
                           <a:blip r:embed="rId11">
                             <a:clrChange>
                               <a:clrFrom>
-                                <a:srgbClr val="FFFFFF">
+                                <a:srgbClr val="A09D98">
                                   <a:alpha val="100000"/>
                                 </a:srgbClr>
                               </a:clrFrom>
                               <a:clrTo>
-                                <a:srgbClr val="FFFFFF">
+                                <a:srgbClr val="A09D98">
                                   <a:alpha val="100000"/>
                                   <a:alpha val="0"/>
                                 </a:srgbClr>
                               </a:clrTo>
                             </a:clrChange>
+                            <a:biLevel thresh="50000"/>
                           </a:blip>
                           <a:stretch>
                             <a:fillRect/>
@@ -9435,16 +8973,12 @@
                         </pic:blipFill>
                         <pic:spPr>
                           <a:xfrm>
-                            <a:off x="21096" y="41843"/>
-                            <a:ext cx="975" cy="570"/>
+                            <a:off x="10244" y="6197"/>
+                            <a:ext cx="1234" cy="715"/>
                           </a:xfrm>
                           <a:prstGeom prst="rect">
                             <a:avLst/>
                           </a:prstGeom>
-                          <a:noFill/>
-                          <a:ln w="9525">
-                            <a:noFill/>
-                          </a:ln>
                         </pic:spPr>
                       </pic:pic>
                     </wpg:wgp>
@@ -9455,18 +8989,18 @@
           </mc:Choice>
           <mc:Fallback>
             <w:pict>
-              <v:group id="组合 23" o:spid="_x0000_s1026" o:spt="203" style="position:absolute;left:0pt;margin-left:213.85pt;margin-top:6.2pt;height:32.6pt;width:210.4pt;z-index:251664384;mso-width-relative:page;mso-height-relative:page;" coordorigin="17862,41843" coordsize="4208,652" o:gfxdata="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">
+              <v:group id="组合 1" o:spid="_x0000_s1026" o:spt="203" style="position:absolute;left:0pt;margin-left:217.9pt;margin-top:2.05pt;height:35.7pt;width:218.85pt;z-index:251663360;mso-width-relative:page;mso-height-relative:page;" coordorigin="7101,6197" coordsize="4377,714" o:gfxdata="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">
                 <o:lock v:ext="edit" aspectratio="f"/>
-                <v:shape id="图片 59" o:spid="_x0000_s1026" o:spt="75" alt="图片1" type="#_x0000_t75" style="position:absolute;left:17862;top:41869;height:627;width:1468;" filled="f" o:preferrelative="t" stroked="f" coordsize="21600,21600" o:gfxdata="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">
+                <v:shape id="图片 34" o:spid="_x0000_s1026" o:spt="75" alt="晓敏" type="#_x0000_t75" style="position:absolute;left:7558;top:5850;height:1475;width:560;rotation:-5898240f;" filled="f" o:preferrelative="t" stroked="f" coordsize="21600,21600" o:gfxdata="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">
                   <v:fill on="f" focussize="0,0"/>
                   <v:stroke on="f"/>
-                  <v:imagedata r:id="rId14" cropleft="5154f" croptop="7731f" cropright="3488f" cropbottom="12500f" grayscale="t" bilevel="t" o:title=""/>
+                  <v:imagedata r:id="rId12" cropleft="22323f" croptop="17331f" cropright="22346f" cropbottom="6111f" chromakey="#949FA1" o:title=""/>
                   <o:lock v:ext="edit" aspectratio="t"/>
                 </v:shape>
-                <v:shape id="图片 29" o:spid="_x0000_s1026" o:spt="75" alt="IMG_256" type="#_x0000_t75" style="position:absolute;left:21096;top:41843;height:570;width:975;" filled="f" o:preferrelative="t" stroked="f" coordsize="21600,21600" o:gfxdata="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">
+                <v:shape id="_x0000_s1026" o:spid="_x0000_s1026" o:spt="75" alt="微信图片_20220215110121" type="#_x0000_t75" style="position:absolute;left:10244;top:6197;height:715;width:1234;" filled="f" o:preferrelative="t" stroked="f" coordsize="21600,21600" o:gfxdata="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">
                   <v:fill on="f" focussize="0,0"/>
                   <v:stroke on="f"/>
-                  <v:imagedata r:id="rId11" chromakey="#FFFFFF" o:title=""/>
+                  <v:imagedata r:id="rId11" grayscale="t" bilevel="t" chromakey="#A09D98" o:title=""/>
                   <o:lock v:ext="edit" aspectratio="t"/>
                 </v:shape>
               </v:group>
@@ -9815,7 +9349,7 @@
           <w:szCs w:val="24"/>
           <w:lang w:eastAsia="zh-CN"/>
         </w:rPr>
-        <w:t>4</w:t>
+        <w:t>3</w:t>
       </w:r>
       <w:r>
         <w:rPr>
@@ -9849,9 +9383,8 @@
     <w:p>
       <w:pPr>
         <w:rPr>
-          <w:rFonts w:ascii="Times New Roman" w:hAnsi="Times New Roman" w:eastAsia="微软雅黑" w:cs="Times New Roman"/>
+          <w:rFonts w:hint="eastAsia"/>
           <w:sz w:val="24"/>
-          <w:szCs w:val="24"/>
           <w:lang w:eastAsia="zh-CN"/>
         </w:rPr>
       </w:pPr>
@@ -9865,15 +9398,15 @@
               <wp:anchor distT="0" distB="0" distL="114300" distR="114300" simplePos="0" relativeHeight="251665408" behindDoc="0" locked="0" layoutInCell="1" allowOverlap="1">
                 <wp:simplePos x="0" y="0"/>
                 <wp:positionH relativeFrom="column">
-                  <wp:posOffset>2788285</wp:posOffset>
+                  <wp:posOffset>2727325</wp:posOffset>
                 </wp:positionH>
                 <wp:positionV relativeFrom="paragraph">
-                  <wp:posOffset>85090</wp:posOffset>
+                  <wp:posOffset>59055</wp:posOffset>
                 </wp:positionV>
-                <wp:extent cx="2889885" cy="397510"/>
-                <wp:effectExtent l="0" t="0" r="5715" b="13970"/>
+                <wp:extent cx="2872105" cy="453390"/>
+                <wp:effectExtent l="0" t="0" r="8255" b="3810"/>
                 <wp:wrapNone/>
-                <wp:docPr id="41" name="组合 27"/>
+                <wp:docPr id="2" name="组合 15"/>
                 <wp:cNvGraphicFramePr/>
                 <a:graphic xmlns:a="http://schemas.openxmlformats.org/drawingml/2006/main">
                   <a:graphicData uri="http://schemas.microsoft.com/office/word/2010/wordprocessingGroup">
@@ -9881,62 +9414,21 @@
                       <wpg:cNvGrpSpPr/>
                       <wpg:grpSpPr>
                         <a:xfrm rot="0">
-                          <a:off x="3435985" y="6075045"/>
-                          <a:ext cx="2889885" cy="397510"/>
-                          <a:chOff x="17976" y="43614"/>
-                          <a:chExt cx="4551" cy="626"/>
+                          <a:off x="0" y="0"/>
+                          <a:ext cx="2872105" cy="453390"/>
+                          <a:chOff x="12357" y="7666"/>
+                          <a:chExt cx="4523" cy="714"/>
                         </a:xfrm>
                       </wpg:grpSpPr>
                       <pic:pic xmlns:pic="http://schemas.openxmlformats.org/drawingml/2006/picture">
                         <pic:nvPicPr>
-                          <pic:cNvPr id="6" name="图片 29" descr="IMG_256"/>
+                          <pic:cNvPr id="3" name="图片 59" descr="图片1"/>
                           <pic:cNvPicPr>
                             <a:picLocks noChangeAspect="1"/>
                           </pic:cNvPicPr>
                         </pic:nvPicPr>
                         <pic:blipFill>
-                          <a:blip r:embed="rId11">
-                            <a:clrChange>
-                              <a:clrFrom>
-                                <a:srgbClr val="FFFFFF">
-                                  <a:alpha val="100000"/>
-                                </a:srgbClr>
-                              </a:clrFrom>
-                              <a:clrTo>
-                                <a:srgbClr val="FFFFFF">
-                                  <a:alpha val="100000"/>
-                                  <a:alpha val="0"/>
-                                </a:srgbClr>
-                              </a:clrTo>
-                            </a:clrChange>
-                          </a:blip>
-                          <a:stretch>
-                            <a:fillRect/>
-                          </a:stretch>
-                        </pic:blipFill>
-                        <pic:spPr>
-                          <a:xfrm>
-                            <a:off x="17976" y="43615"/>
-                            <a:ext cx="975" cy="570"/>
-                          </a:xfrm>
-                          <a:prstGeom prst="rect">
-                            <a:avLst/>
-                          </a:prstGeom>
-                          <a:noFill/>
-                          <a:ln w="9525">
-                            <a:noFill/>
-                          </a:ln>
-                        </pic:spPr>
-                      </pic:pic>
-                      <pic:pic xmlns:pic="http://schemas.openxmlformats.org/drawingml/2006/picture">
-                        <pic:nvPicPr>
-                          <pic:cNvPr id="26" name="图片 59" descr="图片1"/>
-                          <pic:cNvPicPr>
-                            <a:picLocks noChangeAspect="1"/>
-                          </pic:cNvPicPr>
-                        </pic:nvPicPr>
-                        <pic:blipFill>
-                          <a:blip r:embed="rId14">
+                          <a:blip r:embed="rId13">
                             <a:biLevel thresh="50000"/>
                           </a:blip>
                           <a:srcRect l="7865" t="11797" r="5322" b="19074"/>
@@ -9946,13 +9438,51 @@
                         </pic:blipFill>
                         <pic:spPr>
                           <a:xfrm>
-                            <a:off x="21059" y="43614"/>
+                            <a:off x="12357" y="7738"/>
                             <a:ext cx="1468" cy="627"/>
                           </a:xfrm>
                           <a:prstGeom prst="rect">
                             <a:avLst/>
                           </a:prstGeom>
                           <a:noFill/>
+                        </pic:spPr>
+                      </pic:pic>
+                      <pic:pic xmlns:pic="http://schemas.openxmlformats.org/drawingml/2006/picture">
+                        <pic:nvPicPr>
+                          <pic:cNvPr id="4" name="图片 14" descr="微信图片_20220215110121"/>
+                          <pic:cNvPicPr>
+                            <a:picLocks noChangeAspect="1"/>
+                          </pic:cNvPicPr>
+                        </pic:nvPicPr>
+                        <pic:blipFill>
+                          <a:blip r:embed="rId11">
+                            <a:clrChange>
+                              <a:clrFrom>
+                                <a:srgbClr val="A09D98">
+                                  <a:alpha val="100000"/>
+                                </a:srgbClr>
+                              </a:clrFrom>
+                              <a:clrTo>
+                                <a:srgbClr val="A09D98">
+                                  <a:alpha val="100000"/>
+                                  <a:alpha val="0"/>
+                                </a:srgbClr>
+                              </a:clrTo>
+                            </a:clrChange>
+                            <a:biLevel thresh="50000"/>
+                          </a:blip>
+                          <a:stretch>
+                            <a:fillRect/>
+                          </a:stretch>
+                        </pic:blipFill>
+                        <pic:spPr>
+                          <a:xfrm>
+                            <a:off x="15646" y="7666"/>
+                            <a:ext cx="1234" cy="715"/>
+                          </a:xfrm>
+                          <a:prstGeom prst="rect">
+                            <a:avLst/>
+                          </a:prstGeom>
                         </pic:spPr>
                       </pic:pic>
                     </wpg:wgp>
@@ -9963,18 +9493,18 @@
           </mc:Choice>
           <mc:Fallback>
             <w:pict>
-              <v:group id="组合 27" o:spid="_x0000_s1026" o:spt="203" style="position:absolute;left:0pt;margin-left:219.55pt;margin-top:6.7pt;height:31.3pt;width:227.55pt;z-index:251665408;mso-width-relative:page;mso-height-relative:page;" coordorigin="17976,43614" coordsize="4551,626" o:gfxdata="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">
+              <v:group id="组合 15" o:spid="_x0000_s1026" o:spt="203" style="position:absolute;left:0pt;margin-left:214.75pt;margin-top:4.65pt;height:35.7pt;width:226.15pt;z-index:251665408;mso-width-relative:page;mso-height-relative:page;" coordorigin="12357,7666" coordsize="4523,714" o:gfxdata="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">
                 <o:lock v:ext="edit" aspectratio="f"/>
-                <v:shape id="图片 29" o:spid="_x0000_s1026" o:spt="75" alt="IMG_256" type="#_x0000_t75" style="position:absolute;left:17976;top:43615;height:570;width:975;" filled="f" o:preferrelative="t" stroked="f" coordsize="21600,21600" o:gfxdata="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">
+                <v:shape id="图片 59" o:spid="_x0000_s1026" o:spt="75" alt="图片1" type="#_x0000_t75" style="position:absolute;left:12357;top:7738;height:627;width:1468;" filled="f" o:preferrelative="t" stroked="f" coordsize="21600,21600" o:gfxdata="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">
                   <v:fill on="f" focussize="0,0"/>
                   <v:stroke on="f"/>
-                  <v:imagedata r:id="rId11" chromakey="#FFFFFF" o:title=""/>
+                  <v:imagedata r:id="rId13" cropleft="5154f" croptop="7731f" cropright="3488f" cropbottom="12500f" grayscale="t" bilevel="t" o:title=""/>
                   <o:lock v:ext="edit" aspectratio="t"/>
                 </v:shape>
-                <v:shape id="图片 59" o:spid="_x0000_s1026" o:spt="75" alt="图片1" type="#_x0000_t75" style="position:absolute;left:21059;top:43614;height:627;width:1468;" filled="f" o:preferrelative="t" stroked="f" coordsize="21600,21600" o:gfxdata="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">
+                <v:shape id="图片 14" o:spid="_x0000_s1026" o:spt="75" alt="微信图片_20220215110121" type="#_x0000_t75" style="position:absolute;left:15646;top:7666;height:715;width:1234;" filled="f" o:preferrelative="t" stroked="f" coordsize="21600,21600" o:gfxdata="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">
                   <v:fill on="f" focussize="0,0"/>
                   <v:stroke on="f"/>
-                  <v:imagedata r:id="rId14" cropleft="5154f" croptop="7731f" cropright="3488f" cropbottom="12500f" grayscale="t" bilevel="t" o:title=""/>
+                  <v:imagedata r:id="rId11" grayscale="t" bilevel="t" chromakey="#A09D98" o:title=""/>
                   <o:lock v:ext="edit" aspectratio="t"/>
                 </v:shape>
               </v:group>
@@ -10131,6 +9661,517 @@
             <w:right w:w="0" w:type="dxa"/>
           </w:tblCellMar>
         </w:tblPrEx>
+        <w:trPr>
+          <w:trHeight w:val="457" w:hRule="exact"/>
+          <w:jc w:val="right"/>
+        </w:trPr>
+        <w:tc>
+          <w:tcPr>
+            <w:tcW w:w="1272" w:type="dxa"/>
+            <w:vAlign w:val="center"/>
+          </w:tcPr>
+          <w:p>
+            <w:pPr>
+              <w:pStyle w:val="20"/>
+              <w:spacing w:line="341" w:lineRule="exact"/>
+              <w:ind w:left="13" w:right="165"/>
+              <w:jc w:val="both"/>
+              <w:rPr>
+                <w:rFonts w:ascii="Times New Roman" w:hAnsi="Times New Roman" w:cs="Times New Roman"/>
+                <w:b/>
+                <w:sz w:val="24"/>
+                <w:szCs w:val="24"/>
+              </w:rPr>
+            </w:pPr>
+            <w:r>
+              <w:rPr>
+                <w:rFonts w:ascii="Times New Roman" w:hAnsi="Times New Roman" w:cs="Times New Roman"/>
+                <w:b/>
+                <w:sz w:val="24"/>
+                <w:szCs w:val="24"/>
+              </w:rPr>
+              <w:t>日</w:t>
+            </w:r>
+            <w:r>
+              <w:rPr>
+                <w:rFonts w:ascii="Times New Roman" w:hAnsi="Times New Roman" w:cs="Times New Roman"/>
+                <w:b/>
+                <w:sz w:val="24"/>
+                <w:szCs w:val="24"/>
+                <w:lang w:eastAsia="zh-CN"/>
+              </w:rPr>
+              <w:t xml:space="preserve">  </w:t>
+            </w:r>
+            <w:r>
+              <w:rPr>
+                <w:rFonts w:ascii="Times New Roman" w:hAnsi="Times New Roman" w:cs="Times New Roman"/>
+                <w:b/>
+                <w:sz w:val="24"/>
+                <w:szCs w:val="24"/>
+              </w:rPr>
+              <w:t>期：</w:t>
+            </w:r>
+          </w:p>
+        </w:tc>
+        <w:tc>
+          <w:tcPr>
+            <w:tcW w:w="2040" w:type="dxa"/>
+            <w:vAlign w:val="center"/>
+          </w:tcPr>
+          <w:p>
+            <w:pPr>
+              <w:pStyle w:val="20"/>
+              <w:spacing w:line="363" w:lineRule="exact"/>
+              <w:jc w:val="both"/>
+              <w:rPr>
+                <w:rFonts w:ascii="Times New Roman" w:hAnsi="Times New Roman" w:cs="Times New Roman"/>
+                <w:sz w:val="24"/>
+                <w:szCs w:val="24"/>
+              </w:rPr>
+            </w:pPr>
+            <w:r>
+              <w:rPr>
+                <w:rFonts w:ascii="Times New Roman" w:hAnsi="Times New Roman" w:cs="Times New Roman"/>
+                <w:kern w:val="2"/>
+                <w:sz w:val="24"/>
+                <w:szCs w:val="24"/>
+                <w:lang w:eastAsia="zh-CN"/>
+              </w:rPr>
+              <w:t>{{ reportdate }}</w:t>
+            </w:r>
+          </w:p>
+        </w:tc>
+        <w:tc>
+          <w:tcPr>
+            <w:tcW w:w="1166" w:type="dxa"/>
+            <w:vAlign w:val="center"/>
+          </w:tcPr>
+          <w:p>
+            <w:pPr>
+              <w:pStyle w:val="20"/>
+              <w:spacing w:line="341" w:lineRule="exact"/>
+              <w:jc w:val="both"/>
+              <w:rPr>
+                <w:rFonts w:ascii="Times New Roman" w:hAnsi="Times New Roman" w:cs="Times New Roman"/>
+                <w:b/>
+                <w:sz w:val="24"/>
+                <w:szCs w:val="24"/>
+              </w:rPr>
+            </w:pPr>
+            <w:r>
+              <w:rPr>
+                <w:rFonts w:ascii="Times New Roman" w:hAnsi="Times New Roman" w:cs="Times New Roman"/>
+                <w:b/>
+                <w:sz w:val="24"/>
+                <w:szCs w:val="24"/>
+              </w:rPr>
+              <w:t>日</w:t>
+            </w:r>
+            <w:r>
+              <w:rPr>
+                <w:rFonts w:ascii="Times New Roman" w:hAnsi="Times New Roman" w:cs="Times New Roman"/>
+                <w:b/>
+                <w:sz w:val="24"/>
+                <w:szCs w:val="24"/>
+                <w:lang w:eastAsia="zh-CN"/>
+              </w:rPr>
+              <w:t xml:space="preserve">  </w:t>
+            </w:r>
+            <w:r>
+              <w:rPr>
+                <w:rFonts w:ascii="Times New Roman" w:hAnsi="Times New Roman" w:cs="Times New Roman"/>
+                <w:b/>
+                <w:sz w:val="24"/>
+                <w:szCs w:val="24"/>
+              </w:rPr>
+              <w:t>期：</w:t>
+            </w:r>
+          </w:p>
+        </w:tc>
+        <w:tc>
+          <w:tcPr>
+            <w:tcW w:w="2294" w:type="dxa"/>
+            <w:vAlign w:val="center"/>
+          </w:tcPr>
+          <w:p>
+            <w:pPr>
+              <w:pStyle w:val="20"/>
+              <w:spacing w:line="363" w:lineRule="exact"/>
+              <w:ind w:right="15"/>
+              <w:jc w:val="both"/>
+              <w:rPr>
+                <w:rFonts w:ascii="Times New Roman" w:hAnsi="Times New Roman" w:cs="Times New Roman"/>
+                <w:sz w:val="24"/>
+                <w:szCs w:val="24"/>
+              </w:rPr>
+            </w:pPr>
+            <w:r>
+              <w:rPr>
+                <w:rFonts w:ascii="Times New Roman" w:hAnsi="Times New Roman" w:cs="Times New Roman"/>
+                <w:kern w:val="2"/>
+                <w:sz w:val="24"/>
+                <w:szCs w:val="24"/>
+                <w:lang w:eastAsia="zh-CN"/>
+              </w:rPr>
+              <w:t>{{ reportdate }}</w:t>
+            </w:r>
+          </w:p>
+        </w:tc>
+      </w:tr>
+    </w:tbl>
+    <w:p>
+      <w:pPr>
+        <w:rPr>
+          <w:rFonts w:ascii="Times New Roman" w:hAnsi="Times New Roman" w:eastAsia="微软雅黑" w:cs="Times New Roman"/>
+          <w:sz w:val="24"/>
+          <w:szCs w:val="24"/>
+          <w:lang w:eastAsia="zh-CN"/>
+        </w:rPr>
+      </w:pPr>
+      <w:r>
+        <w:rPr>
+          <w:rFonts w:hint="eastAsia" w:ascii="Times New Roman" w:hAnsi="Times New Roman" w:eastAsia="微软雅黑" w:cs="Times New Roman"/>
+          <w:sz w:val="24"/>
+          <w:szCs w:val="24"/>
+          <w:lang w:eastAsia="zh-CN"/>
+        </w:rPr>
+        <w:t xml:space="preserve">{% endif %}{% if testedby == </w:t>
+      </w:r>
+      <w:r>
+        <w:rPr>
+          <w:rFonts w:ascii="Times New Roman" w:hAnsi="Times New Roman" w:eastAsia="微软雅黑" w:cs="Times New Roman"/>
+          <w:sz w:val="24"/>
+          <w:szCs w:val="24"/>
+          <w:lang w:eastAsia="zh-CN"/>
+        </w:rPr>
+        <w:t>“</w:t>
+      </w:r>
+      <w:r>
+        <w:rPr>
+          <w:rFonts w:hint="eastAsia" w:ascii="Times New Roman" w:hAnsi="Times New Roman" w:eastAsia="微软雅黑" w:cs="Times New Roman"/>
+          <w:sz w:val="24"/>
+          <w:szCs w:val="24"/>
+          <w:lang w:eastAsia="zh-CN"/>
+        </w:rPr>
+        <w:t>4</w:t>
+      </w:r>
+      <w:r>
+        <w:rPr>
+          <w:rFonts w:ascii="Times New Roman" w:hAnsi="Times New Roman" w:eastAsia="微软雅黑" w:cs="Times New Roman"/>
+          <w:sz w:val="24"/>
+          <w:szCs w:val="24"/>
+          <w:lang w:eastAsia="zh-CN"/>
+        </w:rPr>
+        <w:t>”</w:t>
+      </w:r>
+      <w:r>
+        <w:rPr>
+          <w:rFonts w:hint="eastAsia" w:ascii="Times New Roman" w:hAnsi="Times New Roman" w:eastAsia="微软雅黑" w:cs="Times New Roman"/>
+          <w:sz w:val="24"/>
+          <w:szCs w:val="24"/>
+          <w:lang w:eastAsia="zh-CN"/>
+        </w:rPr>
+        <w:t xml:space="preserve"> %}</w:t>
+      </w:r>
+    </w:p>
+    <w:p>
+      <w:pPr>
+        <w:rPr>
+          <w:rFonts w:ascii="Times New Roman" w:hAnsi="Times New Roman" w:eastAsia="微软雅黑" w:cs="Times New Roman"/>
+          <w:sz w:val="24"/>
+          <w:szCs w:val="24"/>
+          <w:lang w:eastAsia="zh-CN"/>
+        </w:rPr>
+      </w:pPr>
+    </w:p>
+    <w:p>
+      <w:pPr>
+        <w:rPr>
+          <w:rFonts w:ascii="Times New Roman" w:hAnsi="Times New Roman" w:eastAsia="微软雅黑" w:cs="Times New Roman"/>
+          <w:sz w:val="24"/>
+          <w:szCs w:val="24"/>
+          <w:lang w:eastAsia="zh-CN"/>
+        </w:rPr>
+      </w:pPr>
+      <w:r>
+        <w:rPr>
+          <w:sz w:val="24"/>
+        </w:rPr>
+        <mc:AlternateContent>
+          <mc:Choice Requires="wpg">
+            <w:drawing>
+              <wp:anchor distT="0" distB="0" distL="114300" distR="114300" simplePos="0" relativeHeight="251666432" behindDoc="0" locked="0" layoutInCell="1" allowOverlap="1">
+                <wp:simplePos x="0" y="0"/>
+                <wp:positionH relativeFrom="column">
+                  <wp:posOffset>2750185</wp:posOffset>
+                </wp:positionH>
+                <wp:positionV relativeFrom="paragraph">
+                  <wp:posOffset>30480</wp:posOffset>
+                </wp:positionV>
+                <wp:extent cx="2803525" cy="453390"/>
+                <wp:effectExtent l="0" t="0" r="635" b="3810"/>
+                <wp:wrapNone/>
+                <wp:docPr id="5" name="组合 22"/>
+                <wp:cNvGraphicFramePr/>
+                <a:graphic xmlns:a="http://schemas.openxmlformats.org/drawingml/2006/main">
+                  <a:graphicData uri="http://schemas.microsoft.com/office/word/2010/wordprocessingGroup">
+                    <wpg:wgp>
+                      <wpg:cNvGrpSpPr/>
+                      <wpg:grpSpPr>
+                        <a:xfrm rot="0">
+                          <a:off x="0" y="0"/>
+                          <a:ext cx="2803525" cy="453390"/>
+                          <a:chOff x="12525" y="9562"/>
+                          <a:chExt cx="4415" cy="714"/>
+                        </a:xfrm>
+                      </wpg:grpSpPr>
+                      <pic:pic xmlns:pic="http://schemas.openxmlformats.org/drawingml/2006/picture">
+                        <pic:nvPicPr>
+                          <pic:cNvPr id="26" name="图片 29" descr="IMG_256"/>
+                          <pic:cNvPicPr>
+                            <a:picLocks noChangeAspect="1"/>
+                          </pic:cNvPicPr>
+                        </pic:nvPicPr>
+                        <pic:blipFill>
+                          <a:blip r:embed="rId14">
+                            <a:clrChange>
+                              <a:clrFrom>
+                                <a:srgbClr val="FFFFFF">
+                                  <a:alpha val="100000"/>
+                                </a:srgbClr>
+                              </a:clrFrom>
+                              <a:clrTo>
+                                <a:srgbClr val="FFFFFF">
+                                  <a:alpha val="100000"/>
+                                  <a:alpha val="0"/>
+                                </a:srgbClr>
+                              </a:clrTo>
+                            </a:clrChange>
+                          </a:blip>
+                          <a:stretch>
+                            <a:fillRect/>
+                          </a:stretch>
+                        </pic:blipFill>
+                        <pic:spPr>
+                          <a:xfrm>
+                            <a:off x="12525" y="9698"/>
+                            <a:ext cx="975" cy="570"/>
+                          </a:xfrm>
+                          <a:prstGeom prst="rect">
+                            <a:avLst/>
+                          </a:prstGeom>
+                          <a:noFill/>
+                          <a:ln w="9525">
+                            <a:noFill/>
+                          </a:ln>
+                        </pic:spPr>
+                      </pic:pic>
+                      <pic:pic xmlns:pic="http://schemas.openxmlformats.org/drawingml/2006/picture">
+                        <pic:nvPicPr>
+                          <pic:cNvPr id="29" name="图片 20" descr="微信图片_20220215110121"/>
+                          <pic:cNvPicPr>
+                            <a:picLocks noChangeAspect="1"/>
+                          </pic:cNvPicPr>
+                        </pic:nvPicPr>
+                        <pic:blipFill>
+                          <a:blip r:embed="rId11">
+                            <a:clrChange>
+                              <a:clrFrom>
+                                <a:srgbClr val="A09D98">
+                                  <a:alpha val="100000"/>
+                                </a:srgbClr>
+                              </a:clrFrom>
+                              <a:clrTo>
+                                <a:srgbClr val="A09D98">
+                                  <a:alpha val="100000"/>
+                                  <a:alpha val="0"/>
+                                </a:srgbClr>
+                              </a:clrTo>
+                            </a:clrChange>
+                            <a:biLevel thresh="50000"/>
+                          </a:blip>
+                          <a:stretch>
+                            <a:fillRect/>
+                          </a:stretch>
+                        </pic:blipFill>
+                        <pic:spPr>
+                          <a:xfrm>
+                            <a:off x="15706" y="9562"/>
+                            <a:ext cx="1234" cy="715"/>
+                          </a:xfrm>
+                          <a:prstGeom prst="rect">
+                            <a:avLst/>
+                          </a:prstGeom>
+                        </pic:spPr>
+                      </pic:pic>
+                    </wpg:wgp>
+                  </a:graphicData>
+                </a:graphic>
+              </wp:anchor>
+            </w:drawing>
+          </mc:Choice>
+          <mc:Fallback>
+            <w:pict>
+              <v:group id="组合 22" o:spid="_x0000_s1026" o:spt="203" style="position:absolute;left:0pt;margin-left:216.55pt;margin-top:2.4pt;height:35.7pt;width:220.75pt;z-index:251666432;mso-width-relative:page;mso-height-relative:page;" coordorigin="12525,9562" coordsize="4415,714" o:gfxdata="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">
+                <o:lock v:ext="edit" aspectratio="f"/>
+                <v:shape id="图片 29" o:spid="_x0000_s1026" o:spt="75" alt="IMG_256" type="#_x0000_t75" style="position:absolute;left:12525;top:9698;height:570;width:975;" filled="f" o:preferrelative="t" stroked="f" coordsize="21600,21600" o:gfxdata="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">
+                  <v:fill on="f" focussize="0,0"/>
+                  <v:stroke on="f"/>
+                  <v:imagedata r:id="rId14" chromakey="#FFFFFF" o:title=""/>
+                  <o:lock v:ext="edit" aspectratio="t"/>
+                </v:shape>
+                <v:shape id="图片 20" o:spid="_x0000_s1026" o:spt="75" alt="微信图片_20220215110121" type="#_x0000_t75" style="position:absolute;left:15706;top:9562;height:715;width:1234;" filled="f" o:preferrelative="t" stroked="f" coordsize="21600,21600" o:gfxdata="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">
+                  <v:fill on="f" focussize="0,0"/>
+                  <v:stroke on="f"/>
+                  <v:imagedata r:id="rId11" grayscale="t" bilevel="t" chromakey="#A09D98" o:title=""/>
+                  <o:lock v:ext="edit" aspectratio="t"/>
+                </v:shape>
+              </v:group>
+            </w:pict>
+          </mc:Fallback>
+        </mc:AlternateContent>
+      </w:r>
+    </w:p>
+    <w:tbl>
+      <w:tblPr>
+        <w:tblStyle w:val="36"/>
+        <w:tblW w:w="6772" w:type="dxa"/>
+        <w:jc w:val="right"/>
+        <w:tblLayout w:type="fixed"/>
+        <w:tblCellMar>
+          <w:top w:w="0" w:type="dxa"/>
+          <w:left w:w="0" w:type="dxa"/>
+          <w:bottom w:w="0" w:type="dxa"/>
+          <w:right w:w="0" w:type="dxa"/>
+        </w:tblCellMar>
+      </w:tblPr>
+      <w:tblGrid>
+        <w:gridCol w:w="1272"/>
+        <w:gridCol w:w="2040"/>
+        <w:gridCol w:w="1166"/>
+        <w:gridCol w:w="2294"/>
+      </w:tblGrid>
+      <w:tr>
+        <w:tblPrEx>
+          <w:tblCellMar>
+            <w:top w:w="0" w:type="dxa"/>
+            <w:left w:w="0" w:type="dxa"/>
+            <w:bottom w:w="0" w:type="dxa"/>
+            <w:right w:w="0" w:type="dxa"/>
+          </w:tblCellMar>
+        </w:tblPrEx>
+        <w:trPr>
+          <w:trHeight w:val="429" w:hRule="exact"/>
+          <w:jc w:val="right"/>
+        </w:trPr>
+        <w:tc>
+          <w:tcPr>
+            <w:tcW w:w="1272" w:type="dxa"/>
+            <w:vAlign w:val="center"/>
+          </w:tcPr>
+          <w:p>
+            <w:pPr>
+              <w:pStyle w:val="20"/>
+              <w:spacing w:before="13"/>
+              <w:ind w:left="13" w:right="95"/>
+              <w:jc w:val="both"/>
+              <w:rPr>
+                <w:rFonts w:ascii="Times New Roman" w:hAnsi="Times New Roman" w:cs="Times New Roman"/>
+                <w:b/>
+                <w:sz w:val="24"/>
+                <w:szCs w:val="24"/>
+              </w:rPr>
+            </w:pPr>
+            <w:r>
+              <w:rPr>
+                <w:rFonts w:ascii="Times New Roman" w:hAnsi="Times New Roman" w:cs="Times New Roman"/>
+                <w:b/>
+                <w:sz w:val="24"/>
+                <w:szCs w:val="24"/>
+              </w:rPr>
+              <w:t>检测人：</w:t>
+            </w:r>
+          </w:p>
+        </w:tc>
+        <w:tc>
+          <w:tcPr>
+            <w:tcW w:w="2040" w:type="dxa"/>
+            <w:vAlign w:val="center"/>
+          </w:tcPr>
+          <w:p>
+            <w:pPr>
+              <w:pStyle w:val="20"/>
+              <w:spacing w:before="13"/>
+              <w:jc w:val="both"/>
+              <w:rPr>
+                <w:rFonts w:ascii="Times New Roman" w:hAnsi="Times New Roman" w:cs="Times New Roman"/>
+                <w:b/>
+                <w:sz w:val="24"/>
+                <w:szCs w:val="24"/>
+              </w:rPr>
+            </w:pPr>
+          </w:p>
+        </w:tc>
+        <w:tc>
+          <w:tcPr>
+            <w:tcW w:w="1166" w:type="dxa"/>
+            <w:vAlign w:val="center"/>
+          </w:tcPr>
+          <w:p>
+            <w:pPr>
+              <w:pStyle w:val="20"/>
+              <w:spacing w:before="13"/>
+              <w:jc w:val="both"/>
+              <w:rPr>
+                <w:rFonts w:ascii="Times New Roman" w:hAnsi="Times New Roman" w:cs="Times New Roman"/>
+                <w:b/>
+                <w:sz w:val="24"/>
+                <w:szCs w:val="24"/>
+              </w:rPr>
+            </w:pPr>
+            <w:r>
+              <w:rPr>
+                <w:rFonts w:ascii="Times New Roman" w:hAnsi="Times New Roman" w:cs="Times New Roman"/>
+                <w:b/>
+                <w:sz w:val="24"/>
+                <w:szCs w:val="24"/>
+              </w:rPr>
+              <w:t>复核人</w:t>
+            </w:r>
+            <w:r>
+              <w:rPr>
+                <w:rFonts w:ascii="Times New Roman" w:hAnsi="Times New Roman" w:cs="Times New Roman"/>
+                <w:b/>
+                <w:sz w:val="24"/>
+                <w:szCs w:val="24"/>
+                <w:lang w:eastAsia="zh-CN"/>
+              </w:rPr>
+              <w:t>：</w:t>
+            </w:r>
+          </w:p>
+        </w:tc>
+        <w:tc>
+          <w:tcPr>
+            <w:tcW w:w="2294" w:type="dxa"/>
+            <w:vAlign w:val="center"/>
+          </w:tcPr>
+          <w:p>
+            <w:pPr>
+              <w:pStyle w:val="20"/>
+              <w:spacing w:before="13"/>
+              <w:ind w:right="15"/>
+              <w:jc w:val="both"/>
+              <w:rPr>
+                <w:rFonts w:ascii="Times New Roman" w:hAnsi="Times New Roman" w:cs="Times New Roman"/>
+                <w:b/>
+                <w:sz w:val="24"/>
+                <w:szCs w:val="24"/>
+              </w:rPr>
+            </w:pPr>
+          </w:p>
+        </w:tc>
+      </w:tr>
+      <w:tr>
         <w:trPr>
           <w:trHeight w:val="457" w:hRule="exact"/>
           <w:jc w:val="right"/>
@@ -10728,6 +10769,145 @@
           <w:lang w:eastAsia="zh-CN"/>
         </w:rPr>
       </w:pPr>
+      <w:r>
+        <w:rPr>
+          <w:sz w:val="24"/>
+        </w:rPr>
+        <mc:AlternateContent>
+          <mc:Choice Requires="wpg">
+            <w:drawing>
+              <wp:anchor distT="0" distB="0" distL="114300" distR="114300" simplePos="0" relativeHeight="251664384" behindDoc="0" locked="0" layoutInCell="1" allowOverlap="1">
+                <wp:simplePos x="0" y="0"/>
+                <wp:positionH relativeFrom="column">
+                  <wp:posOffset>2887345</wp:posOffset>
+                </wp:positionH>
+                <wp:positionV relativeFrom="paragraph">
+                  <wp:posOffset>104140</wp:posOffset>
+                </wp:positionV>
+                <wp:extent cx="2757805" cy="627380"/>
+                <wp:effectExtent l="0" t="0" r="635" b="12700"/>
+                <wp:wrapNone/>
+                <wp:docPr id="77" name="组合 34"/>
+                <wp:cNvGraphicFramePr/>
+                <a:graphic xmlns:a="http://schemas.openxmlformats.org/drawingml/2006/main">
+                  <a:graphicData uri="http://schemas.microsoft.com/office/word/2010/wordprocessingGroup">
+                    <wpg:wgp>
+                      <wpg:cNvGrpSpPr/>
+                      <wpg:grpSpPr>
+                        <a:xfrm rot="0">
+                          <a:off x="3535045" y="6508115"/>
+                          <a:ext cx="2757805" cy="627380"/>
+                          <a:chOff x="12609" y="13215"/>
+                          <a:chExt cx="4343" cy="988"/>
+                        </a:xfrm>
+                      </wpg:grpSpPr>
+                      <pic:pic xmlns:pic="http://schemas.openxmlformats.org/drawingml/2006/picture">
+                        <pic:nvPicPr>
+                          <pic:cNvPr id="50" name="图片 1" descr="IMG_256"/>
+                          <pic:cNvPicPr>
+                            <a:picLocks noChangeAspect="1"/>
+                          </pic:cNvPicPr>
+                        </pic:nvPicPr>
+                        <pic:blipFill>
+                          <a:blip r:embed="rId15">
+                            <a:clrChange>
+                              <a:clrFrom>
+                                <a:srgbClr val="AAA9A5">
+                                  <a:alpha val="100000"/>
+                                </a:srgbClr>
+                              </a:clrFrom>
+                              <a:clrTo>
+                                <a:srgbClr val="AAA9A5">
+                                  <a:alpha val="100000"/>
+                                  <a:alpha val="0"/>
+                                </a:srgbClr>
+                              </a:clrTo>
+                            </a:clrChange>
+                          </a:blip>
+                          <a:srcRect l="27431" t="30452" r="31962" b="18126"/>
+                          <a:stretch>
+                            <a:fillRect/>
+                          </a:stretch>
+                        </pic:blipFill>
+                        <pic:spPr>
+                          <a:xfrm>
+                            <a:off x="12609" y="13215"/>
+                            <a:ext cx="781" cy="989"/>
+                          </a:xfrm>
+                          <a:prstGeom prst="rect">
+                            <a:avLst/>
+                          </a:prstGeom>
+                          <a:noFill/>
+                          <a:ln w="9525">
+                            <a:noFill/>
+                          </a:ln>
+                        </pic:spPr>
+                      </pic:pic>
+                      <pic:pic xmlns:pic="http://schemas.openxmlformats.org/drawingml/2006/picture">
+                        <pic:nvPicPr>
+                          <pic:cNvPr id="54" name="图片 31" descr="微信图片_20220215110121"/>
+                          <pic:cNvPicPr>
+                            <a:picLocks noChangeAspect="1"/>
+                          </pic:cNvPicPr>
+                        </pic:nvPicPr>
+                        <pic:blipFill>
+                          <a:blip r:embed="rId11">
+                            <a:clrChange>
+                              <a:clrFrom>
+                                <a:srgbClr val="A09D98">
+                                  <a:alpha val="100000"/>
+                                </a:srgbClr>
+                              </a:clrFrom>
+                              <a:clrTo>
+                                <a:srgbClr val="A09D98">
+                                  <a:alpha val="100000"/>
+                                  <a:alpha val="0"/>
+                                </a:srgbClr>
+                              </a:clrTo>
+                            </a:clrChange>
+                            <a:biLevel thresh="50000"/>
+                          </a:blip>
+                          <a:stretch>
+                            <a:fillRect/>
+                          </a:stretch>
+                        </pic:blipFill>
+                        <pic:spPr>
+                          <a:xfrm>
+                            <a:off x="15718" y="13246"/>
+                            <a:ext cx="1234" cy="715"/>
+                          </a:xfrm>
+                          <a:prstGeom prst="rect">
+                            <a:avLst/>
+                          </a:prstGeom>
+                        </pic:spPr>
+                      </pic:pic>
+                    </wpg:wgp>
+                  </a:graphicData>
+                </a:graphic>
+              </wp:anchor>
+            </w:drawing>
+          </mc:Choice>
+          <mc:Fallback>
+            <w:pict>
+              <v:group id="组合 34" o:spid="_x0000_s1026" o:spt="203" style="position:absolute;left:0pt;margin-left:227.35pt;margin-top:8.2pt;height:49.4pt;width:217.15pt;z-index:251664384;mso-width-relative:page;mso-height-relative:page;" coordorigin="12609,13215" coordsize="4343,988" o:gfxdata="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">
+                <o:lock v:ext="edit" aspectratio="f"/>
+                <v:shape id="图片 1" o:spid="_x0000_s1026" o:spt="75" alt="IMG_256" type="#_x0000_t75" style="position:absolute;left:12609;top:13215;height:989;width:781;" filled="f" o:preferrelative="t" stroked="f" coordsize="21600,21600" o:gfxdata="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">
+                  <v:fill on="f" focussize="0,0"/>
+                  <v:stroke on="f"/>
+                  <v:imagedata r:id="rId15" cropleft="17977f" croptop="19957f" cropright="20947f" cropbottom="11879f" chromakey="#AAA9A5" o:title=""/>
+                  <o:lock v:ext="edit" aspectratio="t"/>
+                </v:shape>
+                <v:shape id="图片 31" o:spid="_x0000_s1026" o:spt="75" alt="微信图片_20220215110121" type="#_x0000_t75" style="position:absolute;left:15718;top:13246;height:715;width:1234;" filled="f" o:preferrelative="t" stroked="f" coordsize="21600,21600" o:gfxdata="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">
+                  <v:fill on="f" focussize="0,0"/>
+                  <v:stroke on="f"/>
+                  <v:imagedata r:id="rId11" grayscale="t" bilevel="t" chromakey="#A09D98" o:title=""/>
+                  <o:lock v:ext="edit" aspectratio="t"/>
+                </v:shape>
+              </v:group>
+            </w:pict>
+          </mc:Fallback>
+        </mc:AlternateContent>
+      </w:r>
     </w:p>
     <w:p>
       <w:pPr>
@@ -11112,18 +11292,18 @@
         </w:rPr>
       </w:pPr>
       <w:bookmarkStart w:id="35" w:name="_Toc21059"/>
-      <w:bookmarkStart w:id="36" w:name="_Toc149837255"/>
-      <w:bookmarkStart w:id="37" w:name="_Toc10112"/>
-      <w:bookmarkStart w:id="38" w:name="_Toc10184"/>
-      <w:bookmarkStart w:id="39" w:name="_Toc11574"/>
-      <w:bookmarkStart w:id="40" w:name="_Toc2028"/>
-      <w:bookmarkStart w:id="41" w:name="_Toc25123"/>
-      <w:bookmarkStart w:id="42" w:name="_Toc24235"/>
-      <w:bookmarkStart w:id="43" w:name="_Toc20136_WPSOffice_Level1"/>
-      <w:bookmarkStart w:id="44" w:name="_Toc107825550"/>
-      <w:bookmarkStart w:id="45" w:name="_Toc22132"/>
-      <w:bookmarkStart w:id="46" w:name="_Toc2781"/>
-      <w:bookmarkStart w:id="47" w:name="_Toc2866"/>
+      <w:bookmarkStart w:id="36" w:name="_Toc10112"/>
+      <w:bookmarkStart w:id="37" w:name="_Toc11574"/>
+      <w:bookmarkStart w:id="38" w:name="_Toc2028"/>
+      <w:bookmarkStart w:id="39" w:name="_Toc25123"/>
+      <w:bookmarkStart w:id="40" w:name="_Toc149837255"/>
+      <w:bookmarkStart w:id="41" w:name="_Toc10184"/>
+      <w:bookmarkStart w:id="42" w:name="_Toc2866"/>
+      <w:bookmarkStart w:id="43" w:name="_Toc22132"/>
+      <w:bookmarkStart w:id="44" w:name="_Toc24235"/>
+      <w:bookmarkStart w:id="45" w:name="_Toc2781"/>
+      <w:bookmarkStart w:id="46" w:name="_Toc20136_WPSOffice_Level1"/>
+      <w:bookmarkStart w:id="47" w:name="_Toc107825550"/>
       <w:bookmarkStart w:id="48" w:name="_Toc19898_WPSOffice_Level1"/>
       <w:r>
         <w:rPr>
@@ -12835,13 +13015,13 @@
       </w:pPr>
       <w:bookmarkStart w:id="50" w:name="_Toc5728"/>
       <w:bookmarkStart w:id="51" w:name="_Toc28806"/>
-      <w:bookmarkStart w:id="52" w:name="_Toc107825552"/>
-      <w:bookmarkStart w:id="53" w:name="_Toc23375"/>
-      <w:bookmarkStart w:id="54" w:name="_Toc11015_WPSOffice_Level2"/>
-      <w:bookmarkStart w:id="55" w:name="_Toc27379"/>
-      <w:bookmarkStart w:id="56" w:name="_Toc15063"/>
+      <w:bookmarkStart w:id="52" w:name="_Toc18062_WPSOffice_Level2"/>
+      <w:bookmarkStart w:id="53" w:name="_Toc11015_WPSOffice_Level2"/>
+      <w:bookmarkStart w:id="54" w:name="_Toc27379"/>
+      <w:bookmarkStart w:id="55" w:name="_Toc15063"/>
+      <w:bookmarkStart w:id="56" w:name="_Toc23375"/>
       <w:bookmarkStart w:id="57" w:name="_Toc9088"/>
-      <w:bookmarkStart w:id="58" w:name="_Toc18062_WPSOffice_Level2"/>
+      <w:bookmarkStart w:id="58" w:name="_Toc107825552"/>
       <w:r>
         <w:rPr>
           <w:rFonts w:ascii="Times New Roman" w:hAnsi="Times New Roman"/>
@@ -12999,12 +13179,6 @@
             <w:insideH w:val="single" w:color="BEBEBE" w:sz="4" w:space="0"/>
             <w:insideV w:val="single" w:color="BEBEBE" w:sz="4" w:space="0"/>
           </w:tblBorders>
-          <w:tblCellMar>
-            <w:top w:w="0" w:type="dxa"/>
-            <w:left w:w="0" w:type="dxa"/>
-            <w:bottom w:w="0" w:type="dxa"/>
-            <w:right w:w="0" w:type="dxa"/>
-          </w:tblCellMar>
         </w:tblPrEx>
         <w:trPr>
           <w:trHeight w:val="510" w:hRule="atLeast"/>
@@ -17469,15 +17643,15 @@
           <w:lang w:eastAsia="zh-CN"/>
         </w:rPr>
       </w:pPr>
-      <w:bookmarkStart w:id="59" w:name="_Toc24960"/>
-      <w:bookmarkStart w:id="60" w:name="_Toc107825555"/>
-      <w:bookmarkStart w:id="61" w:name="_Toc29372"/>
-      <w:bookmarkStart w:id="62" w:name="_Toc23903"/>
+      <w:bookmarkStart w:id="59" w:name="_Toc29372"/>
+      <w:bookmarkStart w:id="60" w:name="_Toc23903"/>
+      <w:bookmarkStart w:id="61" w:name="_Toc24960"/>
+      <w:bookmarkStart w:id="62" w:name="_Toc107825555"/>
       <w:bookmarkStart w:id="63" w:name="_Toc4331_WPSOffice_Level1"/>
-      <w:bookmarkStart w:id="64" w:name="_Toc23846_WPSOffice_Level1"/>
-      <w:bookmarkStart w:id="65" w:name="_Toc32443_WPSOffice_Level1"/>
-      <w:bookmarkStart w:id="66" w:name="_Toc25727"/>
-      <w:bookmarkStart w:id="67" w:name="_Toc180"/>
+      <w:bookmarkStart w:id="64" w:name="_Toc25727"/>
+      <w:bookmarkStart w:id="65" w:name="_Toc180"/>
+      <w:bookmarkStart w:id="66" w:name="_Toc32443_WPSOffice_Level1"/>
+      <w:bookmarkStart w:id="67" w:name="_Toc23846_WPSOffice_Level1"/>
       <w:r>
         <w:rPr>
           <w:rFonts w:hint="eastAsia" w:ascii="Times New Roman" w:hAnsi="Times New Roman" w:eastAsia="微软雅黑" w:cs="Times New Roman"/>
@@ -17548,9 +17722,9 @@
         </w:rPr>
       </w:pPr>
       <w:bookmarkStart w:id="68" w:name="_Toc149837260"/>
-      <w:bookmarkStart w:id="69" w:name="_Toc29868"/>
-      <w:bookmarkStart w:id="70" w:name="_Toc429"/>
-      <w:bookmarkStart w:id="71" w:name="_Toc29436"/>
+      <w:bookmarkStart w:id="69" w:name="_Toc429"/>
+      <w:bookmarkStart w:id="70" w:name="_Toc29436"/>
+      <w:bookmarkStart w:id="71" w:name="_Toc29868"/>
       <w:bookmarkStart w:id="72" w:name="_Toc10945"/>
       <w:r>
         <w:rPr>
@@ -19508,12 +19682,6 @@
             <w:insideH w:val="single" w:color="BEBEBE" w:sz="4" w:space="0"/>
             <w:insideV w:val="single" w:color="BEBEBE" w:sz="4" w:space="0"/>
           </w:tblBorders>
-          <w:tblCellMar>
-            <w:top w:w="0" w:type="dxa"/>
-            <w:left w:w="108" w:type="dxa"/>
-            <w:bottom w:w="0" w:type="dxa"/>
-            <w:right w:w="108" w:type="dxa"/>
-          </w:tblCellMar>
         </w:tblPrEx>
         <w:trPr>
           <w:trHeight w:val="474" w:hRule="atLeast"/>
@@ -26527,13 +26695,13 @@
         </w:rPr>
       </w:pPr>
       <w:bookmarkStart w:id="79" w:name="_Toc21764_WPSOffice_Level1"/>
-      <w:bookmarkStart w:id="80" w:name="_Toc28240"/>
-      <w:bookmarkStart w:id="81" w:name="_Toc1707_WPSOffice_Level1"/>
-      <w:bookmarkStart w:id="82" w:name="_Toc27302"/>
-      <w:bookmarkStart w:id="83" w:name="_Toc18125"/>
-      <w:bookmarkStart w:id="84" w:name="_Toc107825561"/>
-      <w:bookmarkStart w:id="85" w:name="_Toc13196_WPSOffice_Level1"/>
-      <w:bookmarkStart w:id="86" w:name="_Toc13698"/>
+      <w:bookmarkStart w:id="80" w:name="_Toc27302"/>
+      <w:bookmarkStart w:id="81" w:name="_Toc107825561"/>
+      <w:bookmarkStart w:id="82" w:name="_Toc28240"/>
+      <w:bookmarkStart w:id="83" w:name="_Toc1707_WPSOffice_Level1"/>
+      <w:bookmarkStart w:id="84" w:name="_Toc18125"/>
+      <w:bookmarkStart w:id="85" w:name="_Toc13698"/>
+      <w:bookmarkStart w:id="86" w:name="_Toc13196_WPSOffice_Level1"/>
       <w:bookmarkStart w:id="87" w:name="_Toc11294"/>
       <w:bookmarkStart w:id="88" w:name="_Toc16835"/>
       <w:r>
@@ -26594,10 +26762,10 @@
         </w:rPr>
       </w:pPr>
       <w:bookmarkStart w:id="89" w:name="_Toc14255_WPSOffice_Level1"/>
-      <w:bookmarkStart w:id="90" w:name="_Toc21046"/>
-      <w:bookmarkStart w:id="91" w:name="_Toc27230"/>
-      <w:bookmarkStart w:id="92" w:name="_Toc32150"/>
-      <w:bookmarkStart w:id="93" w:name="_Toc15840_WPSOffice_Level1"/>
+      <w:bookmarkStart w:id="90" w:name="_Toc27230"/>
+      <w:bookmarkStart w:id="91" w:name="_Toc15840_WPSOffice_Level1"/>
+      <w:bookmarkStart w:id="92" w:name="_Toc21046"/>
+      <w:bookmarkStart w:id="93" w:name="_Toc32150"/>
       <w:bookmarkStart w:id="94" w:name="_Toc3674"/>
       <w:bookmarkStart w:id="95" w:name="_Toc28605"/>
       <w:bookmarkStart w:id="96" w:name="_Toc9066"/>
@@ -28715,9 +28883,9 @@
         </w:rPr>
       </w:pPr>
       <w:bookmarkStart w:id="102" w:name="_Toc24780"/>
-      <w:bookmarkStart w:id="103" w:name="_Toc107330130"/>
-      <w:bookmarkStart w:id="104" w:name="_Hlk33190413"/>
-      <w:bookmarkStart w:id="105" w:name="_Toc4303"/>
+      <w:bookmarkStart w:id="103" w:name="_Hlk33190413"/>
+      <w:bookmarkStart w:id="104" w:name="_Toc4303"/>
+      <w:bookmarkStart w:id="105" w:name="_Toc107330130"/>
       <w:bookmarkStart w:id="106" w:name="_Toc31843"/>
       <w:r>
         <w:rPr>
@@ -29283,10 +29451,10 @@
           <w:lang w:eastAsia="zh-CN"/>
         </w:rPr>
       </w:pPr>
-      <w:bookmarkStart w:id="107" w:name="_Toc31498"/>
-      <w:bookmarkStart w:id="108" w:name="_Toc107825567"/>
-      <w:bookmarkStart w:id="109" w:name="_Toc13268"/>
-      <w:bookmarkStart w:id="110" w:name="_Toc28435"/>
+      <w:bookmarkStart w:id="107" w:name="_Toc107825567"/>
+      <w:bookmarkStart w:id="108" w:name="_Toc13268"/>
+      <w:bookmarkStart w:id="109" w:name="_Toc28435"/>
+      <w:bookmarkStart w:id="110" w:name="_Toc31498"/>
       <w:r>
         <w:rPr>
           <w:rFonts w:hint="eastAsia" w:ascii="Times New Roman" w:hAnsi="Times New Roman"/>
@@ -29375,18 +29543,18 @@
                 <w:szCs w:val="18"/>
               </w:rPr>
             </w:pPr>
-            <w:bookmarkStart w:id="111" w:name="_Toc32730"/>
-            <w:bookmarkStart w:id="112" w:name="_Toc15690"/>
-            <w:bookmarkStart w:id="113" w:name="_Toc13557_WPSOffice_Level1"/>
-            <w:bookmarkStart w:id="114" w:name="_Toc14645_WPSOffice_Level1"/>
-            <w:bookmarkStart w:id="115" w:name="_Toc11823"/>
-            <w:bookmarkStart w:id="116" w:name="_Toc25415_WPSOffice_Level1"/>
-            <w:bookmarkStart w:id="117" w:name="_Toc107825568"/>
+            <w:bookmarkStart w:id="111" w:name="_Toc107825568"/>
+            <w:bookmarkStart w:id="112" w:name="_Toc32730"/>
+            <w:bookmarkStart w:id="113" w:name="_Toc15690"/>
+            <w:bookmarkStart w:id="114" w:name="_Toc13557_WPSOffice_Level1"/>
+            <w:bookmarkStart w:id="115" w:name="_Toc14645_WPSOffice_Level1"/>
+            <w:bookmarkStart w:id="116" w:name="_Toc11823"/>
+            <w:bookmarkStart w:id="117" w:name="_Toc25415_WPSOffice_Level1"/>
             <w:bookmarkStart w:id="118" w:name="_Toc22381"/>
-            <w:bookmarkStart w:id="119" w:name="_Toc5476"/>
-            <w:bookmarkStart w:id="120" w:name="_Toc20170_WPSOffice_Level1"/>
-            <w:bookmarkStart w:id="121" w:name="_Toc28454_WPSOffice_Level1"/>
-            <w:bookmarkStart w:id="122" w:name="_Toc26985_WPSOffice_Level1"/>
+            <w:bookmarkStart w:id="119" w:name="_Toc28454_WPSOffice_Level1"/>
+            <w:bookmarkStart w:id="120" w:name="_Toc26985_WPSOffice_Level1"/>
+            <w:bookmarkStart w:id="121" w:name="_Toc20170_WPSOffice_Level1"/>
+            <w:bookmarkStart w:id="122" w:name="_Toc5476"/>
             <w:r>
               <w:rPr>
                 <w:rFonts w:hint="default" w:ascii="Times New Roman" w:hAnsi="Times New Roman" w:eastAsia="微软雅黑" w:cs="Times New Roman"/>
@@ -29894,14 +30062,14 @@
       </w:pPr>
       <w:bookmarkStart w:id="123" w:name="_Toc28910_WPSOffice_Level1"/>
       <w:bookmarkStart w:id="124" w:name="_Toc107825569"/>
-      <w:bookmarkStart w:id="125" w:name="_Toc11722"/>
-      <w:bookmarkStart w:id="126" w:name="_Toc10119"/>
-      <w:bookmarkStart w:id="127" w:name="_Toc29696"/>
-      <w:bookmarkStart w:id="128" w:name="_Toc22484_WPSOffice_Level1"/>
-      <w:bookmarkStart w:id="129" w:name="_Toc16368_WPSOffice_Level1"/>
-      <w:bookmarkStart w:id="130" w:name="_Toc7549"/>
+      <w:bookmarkStart w:id="125" w:name="_Toc29696"/>
+      <w:bookmarkStart w:id="126" w:name="_Toc16368_WPSOffice_Level1"/>
+      <w:bookmarkStart w:id="127" w:name="_Toc7549"/>
+      <w:bookmarkStart w:id="128" w:name="_Toc11722"/>
+      <w:bookmarkStart w:id="129" w:name="_Toc19099"/>
+      <w:bookmarkStart w:id="130" w:name="_Toc10119"/>
       <w:bookmarkStart w:id="131" w:name="_Toc28829"/>
-      <w:bookmarkStart w:id="132" w:name="_Toc19099"/>
+      <w:bookmarkStart w:id="132" w:name="_Toc22484_WPSOffice_Level1"/>
       <w:r>
         <w:rPr>
           <w:rFonts w:hint="eastAsia" w:ascii="Times New Roman" w:hAnsi="Times New Roman"/>
@@ -30457,8 +30625,8 @@
         </w:rPr>
       </w:pPr>
       <w:bookmarkStart w:id="136" w:name="_Toc15114"/>
-      <w:bookmarkStart w:id="137" w:name="_Toc3527"/>
-      <w:bookmarkStart w:id="138" w:name="_Toc3409"/>
+      <w:bookmarkStart w:id="137" w:name="_Toc3409"/>
+      <w:bookmarkStart w:id="138" w:name="_Toc3527"/>
       <w:r>
         <w:rPr>
           <w:rFonts w:hint="eastAsia"/>
@@ -30709,11 +30877,11 @@
       <w:bookmarkStart w:id="141" w:name="_Toc4712"/>
       <w:bookmarkStart w:id="142" w:name="_Toc9662"/>
       <w:bookmarkStart w:id="143" w:name="_Toc21361"/>
-      <w:bookmarkStart w:id="144" w:name="_Toc17792_WPSOffice_Level2"/>
+      <w:bookmarkStart w:id="144" w:name="_Toc13275"/>
       <w:bookmarkStart w:id="145" w:name="_Toc22623"/>
       <w:bookmarkStart w:id="146" w:name="_Toc22162_WPSOffice_Level1"/>
-      <w:bookmarkStart w:id="147" w:name="_Toc13275"/>
-      <w:bookmarkStart w:id="148" w:name="_Toc19584_WPSOffice_Level1"/>
+      <w:bookmarkStart w:id="147" w:name="_Toc19584_WPSOffice_Level1"/>
+      <w:bookmarkStart w:id="148" w:name="_Toc17792_WPSOffice_Level2"/>
       <w:bookmarkStart w:id="149" w:name="_Toc14611_WPSOffice_Level1"/>
       <w:r>
         <w:rPr>
@@ -33543,7 +33711,7 @@
                     <pic:cNvPicPr/>
                   </pic:nvPicPr>
                   <pic:blipFill>
-                    <a:blip r:embed="rId15"/>
+                    <a:blip r:embed="rId16"/>
                     <a:stretch>
                       <a:fillRect/>
                     </a:stretch>
@@ -36068,11 +36236,16 @@
     <customSectPr/>
     <customSectPr/>
     <customSectPr/>
+    <customSectPr/>
   </customSectProps>
   <customShpExts>
     <customShpInfo spid="_x0000_s1026" textRotate="1"/>
   </customShpExts>
 </s:customData>
+</file>
+
+<file path=customXml/item2.xml><?xml version="1.0" encoding="utf-8"?>
+<b:Sources xmlns:b="http://schemas.openxmlformats.org/officeDocument/2006/bibliography" xmlns="http://schemas.openxmlformats.org/officeDocument/2006/bibliography" SelectedStyle="\APA.XSL" StyleName="APA"/>
 </file>
 
 <file path=customXml/itemProps1.xml><?xml version="1.0" encoding="utf-8"?>
@@ -36081,4 +36254,10 @@
     <ds:schemaRef ds:uri="http://www.wps.cn/officeDocument/2013/wpsCustomData"/>
   </ds:schemaRefs>
 </ds:datastoreItem>
+</file>
+
+<file path=customXml/itemProps2.xml><?xml version="1.0" encoding="utf-8"?>
+<ds:datastoreItem xmlns:ds="http://schemas.openxmlformats.org/officeDocument/2006/customXml" ds:itemID="{AF0FCD33-2FD2-40CF-9CDF-F2193CE32997}">
+  <ds:schemaRefs/>
+</ds:datastoreItem>
 </file>
--- a/WebContent/docx/肺癌49基因检测-阿克曼.docx
+++ b/WebContent/docx/肺癌49基因检测-阿克曼.docx
@@ -3041,15 +3041,15 @@
           </w14:shadow>
         </w:rPr>
       </w:pPr>
-      <w:bookmarkStart w:id="2" w:name="_Toc29963"/>
-      <w:bookmarkStart w:id="3" w:name="_Toc13806"/>
-      <w:bookmarkStart w:id="4" w:name="_Toc24178_WPSOffice_Level1"/>
-      <w:bookmarkStart w:id="5" w:name="_Toc107825547"/>
+      <w:bookmarkStart w:id="2" w:name="_Toc21009_WPSOffice_Level1"/>
+      <w:bookmarkStart w:id="3" w:name="_Toc107825547"/>
+      <w:bookmarkStart w:id="4" w:name="_Toc13806"/>
+      <w:bookmarkStart w:id="5" w:name="_Toc24178_WPSOffice_Level1"/>
       <w:bookmarkStart w:id="6" w:name="_Toc30143_WPSOffice_Level1"/>
       <w:bookmarkStart w:id="7" w:name="_Toc21669"/>
-      <w:bookmarkStart w:id="8" w:name="_Toc3619"/>
-      <w:bookmarkStart w:id="9" w:name="_Toc14123"/>
-      <w:bookmarkStart w:id="10" w:name="_Toc21009_WPSOffice_Level1"/>
+      <w:bookmarkStart w:id="8" w:name="_Toc14123"/>
+      <w:bookmarkStart w:id="9" w:name="_Toc29963"/>
+      <w:bookmarkStart w:id="10" w:name="_Toc3619"/>
       <w:r>
         <w:rPr>
           <w:rFonts w:ascii="Times New Roman" w:hAnsi="Times New Roman"/>
@@ -3922,13 +3922,13 @@
           </w14:shadow>
         </w:rPr>
       </w:pPr>
-      <w:bookmarkStart w:id="11" w:name="_Toc10057"/>
-      <w:bookmarkStart w:id="12" w:name="_Toc18062_WPSOffice_Level1"/>
-      <w:bookmarkStart w:id="13" w:name="_Toc7021_WPSOffice_Level1"/>
+      <w:bookmarkStart w:id="11" w:name="_Toc18062_WPSOffice_Level1"/>
+      <w:bookmarkStart w:id="12" w:name="_Toc10057"/>
+      <w:bookmarkStart w:id="13" w:name="_Toc17451"/>
       <w:bookmarkStart w:id="14" w:name="_Toc107825548"/>
-      <w:bookmarkStart w:id="15" w:name="_Toc29272"/>
-      <w:bookmarkStart w:id="16" w:name="_Toc17451"/>
-      <w:bookmarkStart w:id="17" w:name="_Toc11015_WPSOffice_Level1"/>
+      <w:bookmarkStart w:id="15" w:name="_Toc7021_WPSOffice_Level1"/>
+      <w:bookmarkStart w:id="16" w:name="_Toc11015_WPSOffice_Level1"/>
+      <w:bookmarkStart w:id="17" w:name="_Toc29272"/>
       <w:bookmarkStart w:id="18" w:name="_Toc26731"/>
       <w:bookmarkStart w:id="19" w:name="_Toc3823"/>
       <w:r>
@@ -4112,13 +4112,13 @@
           </w14:shadow>
         </w:rPr>
       </w:pPr>
-      <w:bookmarkStart w:id="21" w:name="_Toc6221_WPSOffice_Level1"/>
-      <w:bookmarkStart w:id="22" w:name="_Toc12582"/>
-      <w:bookmarkStart w:id="23" w:name="_Toc23369_WPSOffice_Level1"/>
-      <w:bookmarkStart w:id="24" w:name="_Toc16576"/>
+      <w:bookmarkStart w:id="21" w:name="_Toc18058"/>
+      <w:bookmarkStart w:id="22" w:name="_Toc23369_WPSOffice_Level1"/>
+      <w:bookmarkStart w:id="23" w:name="_Toc25920"/>
+      <w:bookmarkStart w:id="24" w:name="_Toc6221_WPSOffice_Level1"/>
       <w:bookmarkStart w:id="25" w:name="_Toc107825549"/>
-      <w:bookmarkStart w:id="26" w:name="_Toc18058"/>
-      <w:bookmarkStart w:id="27" w:name="_Toc25920"/>
+      <w:bookmarkStart w:id="26" w:name="_Toc16576"/>
+      <w:bookmarkStart w:id="27" w:name="_Toc12582"/>
       <w:bookmarkStart w:id="28" w:name="_Toc1040"/>
       <w:r>
         <w:rPr>
@@ -4189,10 +4189,10 @@
         </w:rPr>
       </w:pPr>
       <w:bookmarkStart w:id="29" w:name="_Toc13550"/>
-      <w:bookmarkStart w:id="30" w:name="_Toc12094"/>
-      <w:bookmarkStart w:id="31" w:name="_Toc15649"/>
-      <w:bookmarkStart w:id="32" w:name="_Toc17639"/>
-      <w:bookmarkStart w:id="33" w:name="_Toc149837254"/>
+      <w:bookmarkStart w:id="30" w:name="_Toc15649"/>
+      <w:bookmarkStart w:id="31" w:name="_Toc17639"/>
+      <w:bookmarkStart w:id="32" w:name="_Toc149837254"/>
+      <w:bookmarkStart w:id="33" w:name="_Toc12094"/>
       <w:bookmarkStart w:id="34" w:name="_Toc26045"/>
       <w:r>
         <w:rPr>
@@ -8280,7 +8280,6 @@
           <w:lang w:val="en-US" w:eastAsia="zh-CN" w:bidi="ar"/>
         </w:rPr>
       </w:pPr>
-      <w:bookmarkStart w:id="150" w:name="_GoBack"/>
       <w:r>
         <w:rPr>
           <w:rFonts w:ascii="微软雅黑" w:hAnsi="微软雅黑" w:eastAsia="微软雅黑" w:cs="微软雅黑"/>
@@ -8336,7 +8335,6 @@
         <w:t xml:space="preserve"> %}</w:t>
       </w:r>
     </w:p>
-    <w:bookmarkEnd w:id="150"/>
     <w:p>
       <w:pPr>
         <w:rPr>
@@ -8360,31 +8358,31 @@
               <wp:anchor distT="0" distB="0" distL="114300" distR="114300" simplePos="0" relativeHeight="251662336" behindDoc="0" locked="0" layoutInCell="1" allowOverlap="1">
                 <wp:simplePos x="0" y="0"/>
                 <wp:positionH relativeFrom="column">
-                  <wp:posOffset>2775585</wp:posOffset>
+                  <wp:posOffset>2782570</wp:posOffset>
                 </wp:positionH>
                 <wp:positionV relativeFrom="paragraph">
-                  <wp:posOffset>80010</wp:posOffset>
+                  <wp:posOffset>52070</wp:posOffset>
                 </wp:positionV>
-                <wp:extent cx="2571115" cy="410210"/>
-                <wp:effectExtent l="0" t="0" r="4445" b="1270"/>
+                <wp:extent cx="2735580" cy="452755"/>
+                <wp:effectExtent l="0" t="0" r="0" b="0"/>
                 <wp:wrapNone/>
-                <wp:docPr id="35" name="组合 16"/>
+                <wp:docPr id="5" name="组合 5"/>
                 <wp:cNvGraphicFramePr/>
                 <a:graphic xmlns:a="http://schemas.openxmlformats.org/drawingml/2006/main">
                   <a:graphicData uri="http://schemas.microsoft.com/office/word/2010/wordprocessingGroup">
                     <wpg:wgp>
                       <wpg:cNvGrpSpPr/>
                       <wpg:grpSpPr>
-                        <a:xfrm rot="0">
-                          <a:off x="3423285" y="2708910"/>
-                          <a:ext cx="2571115" cy="410210"/>
-                          <a:chOff x="17956" y="38313"/>
-                          <a:chExt cx="4049" cy="646"/>
+                        <a:xfrm>
+                          <a:off x="0" y="0"/>
+                          <a:ext cx="2735580" cy="452755"/>
+                          <a:chOff x="19211" y="19395"/>
+                          <a:chExt cx="4308" cy="713"/>
                         </a:xfrm>
                       </wpg:grpSpPr>
                       <pic:pic xmlns:pic="http://schemas.openxmlformats.org/drawingml/2006/picture">
                         <pic:nvPicPr>
-                          <pic:cNvPr id="3" name="图片 29" descr="IMG_256"/>
+                          <pic:cNvPr id="7" name="图片 6" descr="蔡冬雪"/>
                           <pic:cNvPicPr>
                             <a:picLocks noChangeAspect="1"/>
                           </pic:cNvPicPr>
@@ -8405,495 +8403,15 @@
                               </a:clrTo>
                             </a:clrChange>
                           </a:blip>
+                          <a:srcRect l="18656" t="33322" r="18897" b="26699"/>
                           <a:stretch>
                             <a:fillRect/>
                           </a:stretch>
                         </pic:blipFill>
                         <pic:spPr>
                           <a:xfrm>
-                            <a:off x="21031" y="38313"/>
-                            <a:ext cx="975" cy="570"/>
-                          </a:xfrm>
-                          <a:prstGeom prst="rect">
-                            <a:avLst/>
-                          </a:prstGeom>
-                          <a:noFill/>
-                          <a:ln w="9525">
-                            <a:noFill/>
-                          </a:ln>
-                        </pic:spPr>
-                      </pic:pic>
-                      <pic:pic xmlns:pic="http://schemas.openxmlformats.org/drawingml/2006/picture">
-                        <pic:nvPicPr>
-                          <pic:cNvPr id="15" name="图片 15" descr="c9514d16fd70679bf0495aeebb03c72d_compress"/>
-                          <pic:cNvPicPr>
-                            <a:picLocks noChangeAspect="1"/>
-                          </pic:cNvPicPr>
-                        </pic:nvPicPr>
-                        <pic:blipFill>
-                          <a:blip r:embed="rId12"/>
-                          <a:srcRect l="21003" t="56913" r="27176" b="26386"/>
-                          <a:stretch>
-                            <a:fillRect/>
-                          </a:stretch>
-                        </pic:blipFill>
-                        <pic:spPr>
-                          <a:xfrm>
-                            <a:off x="17956" y="38485"/>
-                            <a:ext cx="1550" cy="475"/>
-                          </a:xfrm>
-                          <a:prstGeom prst="rect">
-                            <a:avLst/>
-                          </a:prstGeom>
-                        </pic:spPr>
-                      </pic:pic>
-                    </wpg:wgp>
-                  </a:graphicData>
-                </a:graphic>
-              </wp:anchor>
-            </w:drawing>
-          </mc:Choice>
-          <mc:Fallback>
-            <w:pict>
-              <v:group id="组合 16" o:spid="_x0000_s1026" o:spt="203" style="position:absolute;left:0pt;margin-left:218.55pt;margin-top:6.3pt;height:32.3pt;width:202.45pt;z-index:251662336;mso-width-relative:page;mso-height-relative:page;" coordorigin="17956,38313" coordsize="4049,646" o:gfxdata="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">
-                <o:lock v:ext="edit" aspectratio="f"/>
-                <v:shape id="图片 29" o:spid="_x0000_s1026" o:spt="75" alt="IMG_256" type="#_x0000_t75" style="position:absolute;left:21031;top:38313;height:570;width:975;" filled="f" o:preferrelative="t" stroked="f" coordsize="21600,21600" o:gfxdata="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">
-                  <v:fill on="f" focussize="0,0"/>
-                  <v:stroke on="f"/>
-                  <v:imagedata r:id="rId11" chromakey="#FFFFFF" o:title=""/>
-                  <o:lock v:ext="edit" aspectratio="t"/>
-                </v:shape>
-                <v:shape id="_x0000_s1026" o:spid="_x0000_s1026" o:spt="75" alt="c9514d16fd70679bf0495aeebb03c72d_compress" type="#_x0000_t75" style="position:absolute;left:17956;top:38485;height:475;width:1550;" filled="f" o:preferrelative="t" stroked="f" coordsize="21600,21600" o:gfxdata="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">
-                  <v:fill on="f" focussize="0,0"/>
-                  <v:stroke on="f"/>
-                  <v:imagedata r:id="rId12" cropleft="13765f" croptop="37299f" cropright="17810f" cropbottom="17292f" o:title=""/>
-                  <o:lock v:ext="edit" aspectratio="t"/>
-                </v:shape>
-              </v:group>
-            </w:pict>
-          </mc:Fallback>
-        </mc:AlternateContent>
-      </w:r>
-    </w:p>
-    <w:tbl>
-      <w:tblPr>
-        <w:tblStyle w:val="36"/>
-        <w:tblW w:w="6772" w:type="dxa"/>
-        <w:jc w:val="right"/>
-        <w:tblLayout w:type="fixed"/>
-        <w:tblCellMar>
-          <w:top w:w="0" w:type="dxa"/>
-          <w:left w:w="0" w:type="dxa"/>
-          <w:bottom w:w="0" w:type="dxa"/>
-          <w:right w:w="0" w:type="dxa"/>
-        </w:tblCellMar>
-      </w:tblPr>
-      <w:tblGrid>
-        <w:gridCol w:w="1272"/>
-        <w:gridCol w:w="2040"/>
-        <w:gridCol w:w="1166"/>
-        <w:gridCol w:w="2294"/>
-      </w:tblGrid>
-      <w:tr>
-        <w:trPr>
-          <w:trHeight w:val="441" w:hRule="exact"/>
-          <w:jc w:val="right"/>
-        </w:trPr>
-        <w:tc>
-          <w:tcPr>
-            <w:tcW w:w="1272" w:type="dxa"/>
-            <w:vAlign w:val="center"/>
-          </w:tcPr>
-          <w:p>
-            <w:pPr>
-              <w:pStyle w:val="20"/>
-              <w:spacing w:before="13"/>
-              <w:ind w:left="13" w:right="95"/>
-              <w:jc w:val="both"/>
-              <w:rPr>
-                <w:rFonts w:ascii="Times New Roman" w:hAnsi="Times New Roman" w:cs="Times New Roman"/>
-                <w:b/>
-                <w:sz w:val="24"/>
-                <w:szCs w:val="24"/>
-              </w:rPr>
-            </w:pPr>
-            <w:r>
-              <w:rPr>
-                <w:rFonts w:ascii="Times New Roman" w:hAnsi="Times New Roman" w:cs="Times New Roman"/>
-                <w:b/>
-                <w:sz w:val="24"/>
-                <w:szCs w:val="24"/>
-              </w:rPr>
-              <w:t>检测人：</w:t>
-            </w:r>
-          </w:p>
-        </w:tc>
-        <w:tc>
-          <w:tcPr>
-            <w:tcW w:w="2040" w:type="dxa"/>
-            <w:vAlign w:val="center"/>
-          </w:tcPr>
-          <w:p>
-            <w:pPr>
-              <w:pStyle w:val="20"/>
-              <w:spacing w:before="13"/>
-              <w:jc w:val="both"/>
-              <w:rPr>
-                <w:rFonts w:ascii="Times New Roman" w:hAnsi="Times New Roman" w:cs="Times New Roman"/>
-                <w:b/>
-                <w:sz w:val="24"/>
-                <w:szCs w:val="24"/>
-              </w:rPr>
-            </w:pPr>
-          </w:p>
-        </w:tc>
-        <w:tc>
-          <w:tcPr>
-            <w:tcW w:w="1166" w:type="dxa"/>
-            <w:vAlign w:val="center"/>
-          </w:tcPr>
-          <w:p>
-            <w:pPr>
-              <w:pStyle w:val="20"/>
-              <w:spacing w:before="13"/>
-              <w:jc w:val="both"/>
-              <w:rPr>
-                <w:rFonts w:ascii="Times New Roman" w:hAnsi="Times New Roman" w:cs="Times New Roman"/>
-                <w:b/>
-                <w:sz w:val="24"/>
-                <w:szCs w:val="24"/>
-              </w:rPr>
-            </w:pPr>
-            <w:r>
-              <w:rPr>
-                <w:rFonts w:ascii="Times New Roman" w:hAnsi="Times New Roman" w:cs="Times New Roman"/>
-                <w:b/>
-                <w:sz w:val="24"/>
-                <w:szCs w:val="24"/>
-              </w:rPr>
-              <w:t>复核人</w:t>
-            </w:r>
-            <w:r>
-              <w:rPr>
-                <w:rFonts w:ascii="Times New Roman" w:hAnsi="Times New Roman" w:cs="Times New Roman"/>
-                <w:b/>
-                <w:sz w:val="24"/>
-                <w:szCs w:val="24"/>
-                <w:lang w:eastAsia="zh-CN"/>
-              </w:rPr>
-              <w:t>：</w:t>
-            </w:r>
-          </w:p>
-        </w:tc>
-        <w:tc>
-          <w:tcPr>
-            <w:tcW w:w="2294" w:type="dxa"/>
-            <w:vAlign w:val="center"/>
-          </w:tcPr>
-          <w:p>
-            <w:pPr>
-              <w:pStyle w:val="20"/>
-              <w:spacing w:before="13"/>
-              <w:ind w:right="15"/>
-              <w:jc w:val="both"/>
-              <w:rPr>
-                <w:rFonts w:ascii="Times New Roman" w:hAnsi="Times New Roman" w:cs="Times New Roman"/>
-                <w:b/>
-                <w:sz w:val="24"/>
-                <w:szCs w:val="24"/>
-              </w:rPr>
-            </w:pPr>
-          </w:p>
-        </w:tc>
-      </w:tr>
-      <w:tr>
-        <w:tblPrEx>
-          <w:tblCellMar>
-            <w:top w:w="0" w:type="dxa"/>
-            <w:left w:w="0" w:type="dxa"/>
-            <w:bottom w:w="0" w:type="dxa"/>
-            <w:right w:w="0" w:type="dxa"/>
-          </w:tblCellMar>
-        </w:tblPrEx>
-        <w:trPr>
-          <w:trHeight w:val="457" w:hRule="exact"/>
-          <w:jc w:val="right"/>
-        </w:trPr>
-        <w:tc>
-          <w:tcPr>
-            <w:tcW w:w="1272" w:type="dxa"/>
-            <w:vAlign w:val="center"/>
-          </w:tcPr>
-          <w:p>
-            <w:pPr>
-              <w:pStyle w:val="20"/>
-              <w:spacing w:line="341" w:lineRule="exact"/>
-              <w:ind w:left="13" w:right="165"/>
-              <w:jc w:val="both"/>
-              <w:rPr>
-                <w:rFonts w:ascii="Times New Roman" w:hAnsi="Times New Roman" w:cs="Times New Roman"/>
-                <w:b/>
-                <w:sz w:val="24"/>
-                <w:szCs w:val="24"/>
-              </w:rPr>
-            </w:pPr>
-            <w:r>
-              <w:rPr>
-                <w:rFonts w:ascii="Times New Roman" w:hAnsi="Times New Roman" w:cs="Times New Roman"/>
-                <w:b/>
-                <w:sz w:val="24"/>
-                <w:szCs w:val="24"/>
-              </w:rPr>
-              <w:t>日</w:t>
-            </w:r>
-            <w:r>
-              <w:rPr>
-                <w:rFonts w:ascii="Times New Roman" w:hAnsi="Times New Roman" w:cs="Times New Roman"/>
-                <w:b/>
-                <w:sz w:val="24"/>
-                <w:szCs w:val="24"/>
-                <w:lang w:eastAsia="zh-CN"/>
-              </w:rPr>
-              <w:t xml:space="preserve">  </w:t>
-            </w:r>
-            <w:r>
-              <w:rPr>
-                <w:rFonts w:ascii="Times New Roman" w:hAnsi="Times New Roman" w:cs="Times New Roman"/>
-                <w:b/>
-                <w:sz w:val="24"/>
-                <w:szCs w:val="24"/>
-              </w:rPr>
-              <w:t>期：</w:t>
-            </w:r>
-          </w:p>
-        </w:tc>
-        <w:tc>
-          <w:tcPr>
-            <w:tcW w:w="2040" w:type="dxa"/>
-            <w:vAlign w:val="center"/>
-          </w:tcPr>
-          <w:p>
-            <w:pPr>
-              <w:pStyle w:val="20"/>
-              <w:spacing w:line="363" w:lineRule="exact"/>
-              <w:jc w:val="both"/>
-              <w:rPr>
-                <w:rFonts w:ascii="Times New Roman" w:hAnsi="Times New Roman" w:cs="Times New Roman"/>
-                <w:sz w:val="24"/>
-                <w:szCs w:val="24"/>
-              </w:rPr>
-            </w:pPr>
-            <w:r>
-              <w:rPr>
-                <w:rFonts w:ascii="Times New Roman" w:hAnsi="Times New Roman" w:cs="Times New Roman"/>
-                <w:kern w:val="2"/>
-                <w:sz w:val="24"/>
-                <w:szCs w:val="24"/>
-                <w:lang w:eastAsia="zh-CN"/>
-              </w:rPr>
-              <w:t>{{ reportdate }}</w:t>
-            </w:r>
-          </w:p>
-        </w:tc>
-        <w:tc>
-          <w:tcPr>
-            <w:tcW w:w="1166" w:type="dxa"/>
-            <w:vAlign w:val="center"/>
-          </w:tcPr>
-          <w:p>
-            <w:pPr>
-              <w:pStyle w:val="20"/>
-              <w:spacing w:line="341" w:lineRule="exact"/>
-              <w:jc w:val="both"/>
-              <w:rPr>
-                <w:rFonts w:ascii="Times New Roman" w:hAnsi="Times New Roman" w:cs="Times New Roman"/>
-                <w:b/>
-                <w:sz w:val="24"/>
-                <w:szCs w:val="24"/>
-              </w:rPr>
-            </w:pPr>
-            <w:r>
-              <w:rPr>
-                <w:rFonts w:ascii="Times New Roman" w:hAnsi="Times New Roman" w:cs="Times New Roman"/>
-                <w:b/>
-                <w:sz w:val="24"/>
-                <w:szCs w:val="24"/>
-              </w:rPr>
-              <w:t>日</w:t>
-            </w:r>
-            <w:r>
-              <w:rPr>
-                <w:rFonts w:ascii="Times New Roman" w:hAnsi="Times New Roman" w:cs="Times New Roman"/>
-                <w:b/>
-                <w:sz w:val="24"/>
-                <w:szCs w:val="24"/>
-                <w:lang w:eastAsia="zh-CN"/>
-              </w:rPr>
-              <w:t xml:space="preserve">  </w:t>
-            </w:r>
-            <w:r>
-              <w:rPr>
-                <w:rFonts w:ascii="Times New Roman" w:hAnsi="Times New Roman" w:cs="Times New Roman"/>
-                <w:b/>
-                <w:sz w:val="24"/>
-                <w:szCs w:val="24"/>
-              </w:rPr>
-              <w:t>期：</w:t>
-            </w:r>
-          </w:p>
-        </w:tc>
-        <w:tc>
-          <w:tcPr>
-            <w:tcW w:w="2294" w:type="dxa"/>
-            <w:vAlign w:val="center"/>
-          </w:tcPr>
-          <w:p>
-            <w:pPr>
-              <w:pStyle w:val="20"/>
-              <w:spacing w:line="363" w:lineRule="exact"/>
-              <w:ind w:right="15"/>
-              <w:jc w:val="both"/>
-              <w:rPr>
-                <w:rFonts w:ascii="Times New Roman" w:hAnsi="Times New Roman" w:cs="Times New Roman"/>
-                <w:sz w:val="24"/>
-                <w:szCs w:val="24"/>
-              </w:rPr>
-            </w:pPr>
-            <w:r>
-              <w:rPr>
-                <w:rFonts w:ascii="Times New Roman" w:hAnsi="Times New Roman" w:cs="Times New Roman"/>
-                <w:kern w:val="2"/>
-                <w:sz w:val="24"/>
-                <w:szCs w:val="24"/>
-                <w:lang w:eastAsia="zh-CN"/>
-              </w:rPr>
-              <w:t>{{ reportdate }}</w:t>
-            </w:r>
-          </w:p>
-        </w:tc>
-      </w:tr>
-    </w:tbl>
-    <w:p>
-      <w:pPr>
-        <w:rPr>
-          <w:rFonts w:ascii="Times New Roman" w:hAnsi="Times New Roman" w:eastAsia="微软雅黑" w:cs="Times New Roman"/>
-          <w:sz w:val="24"/>
-          <w:szCs w:val="24"/>
-          <w:lang w:eastAsia="zh-CN"/>
-        </w:rPr>
-      </w:pPr>
-      <w:r>
-        <w:rPr>
-          <w:rFonts w:hint="eastAsia" w:ascii="Times New Roman" w:hAnsi="Times New Roman" w:eastAsia="微软雅黑" w:cs="Times New Roman"/>
-          <w:sz w:val="24"/>
-          <w:szCs w:val="24"/>
-          <w:lang w:eastAsia="zh-CN"/>
-        </w:rPr>
-        <w:t xml:space="preserve">{% endif %}{% if testedby == </w:t>
-      </w:r>
-      <w:r>
-        <w:rPr>
-          <w:rFonts w:ascii="Times New Roman" w:hAnsi="Times New Roman" w:eastAsia="微软雅黑" w:cs="Times New Roman"/>
-          <w:sz w:val="24"/>
-          <w:szCs w:val="24"/>
-          <w:lang w:eastAsia="zh-CN"/>
-        </w:rPr>
-        <w:t>“</w:t>
-      </w:r>
-      <w:r>
-        <w:rPr>
-          <w:rFonts w:hint="eastAsia" w:ascii="Times New Roman" w:hAnsi="Times New Roman" w:eastAsia="微软雅黑" w:cs="Times New Roman"/>
-          <w:sz w:val="24"/>
-          <w:szCs w:val="24"/>
-          <w:lang w:eastAsia="zh-CN"/>
-        </w:rPr>
-        <w:t>2</w:t>
-      </w:r>
-      <w:r>
-        <w:rPr>
-          <w:rFonts w:ascii="Times New Roman" w:hAnsi="Times New Roman" w:eastAsia="微软雅黑" w:cs="Times New Roman"/>
-          <w:sz w:val="24"/>
-          <w:szCs w:val="24"/>
-          <w:lang w:eastAsia="zh-CN"/>
-        </w:rPr>
-        <w:t>”</w:t>
-      </w:r>
-      <w:r>
-        <w:rPr>
-          <w:rFonts w:hint="eastAsia" w:ascii="Times New Roman" w:hAnsi="Times New Roman" w:eastAsia="微软雅黑" w:cs="Times New Roman"/>
-          <w:sz w:val="24"/>
-          <w:szCs w:val="24"/>
-          <w:lang w:eastAsia="zh-CN"/>
-        </w:rPr>
-        <w:t xml:space="preserve"> %}</w:t>
-      </w:r>
-    </w:p>
-    <w:p>
-      <w:pPr>
-        <w:rPr>
-          <w:rFonts w:hint="default"/>
-          <w:sz w:val="24"/>
-          <w:lang w:val="en-US" w:eastAsia="zh-CN"/>
-        </w:rPr>
-      </w:pPr>
-    </w:p>
-    <w:p>
-      <w:pPr>
-        <w:rPr>
-          <w:sz w:val="24"/>
-          <w:lang w:eastAsia="zh-CN"/>
-        </w:rPr>
-      </w:pPr>
-      <w:r>
-        <w:rPr>
-          <w:sz w:val="24"/>
-        </w:rPr>
-        <mc:AlternateContent>
-          <mc:Choice Requires="wpg">
-            <w:drawing>
-              <wp:anchor distT="0" distB="0" distL="114300" distR="114300" simplePos="0" relativeHeight="251663360" behindDoc="0" locked="0" layoutInCell="1" allowOverlap="1">
-                <wp:simplePos x="0" y="0"/>
-                <wp:positionH relativeFrom="column">
-                  <wp:posOffset>2775585</wp:posOffset>
-                </wp:positionH>
-                <wp:positionV relativeFrom="paragraph">
-                  <wp:posOffset>89535</wp:posOffset>
-                </wp:positionV>
-                <wp:extent cx="2675255" cy="361950"/>
-                <wp:effectExtent l="0" t="0" r="0" b="3810"/>
-                <wp:wrapNone/>
-                <wp:docPr id="37" name="组合 30"/>
-                <wp:cNvGraphicFramePr/>
-                <a:graphic xmlns:a="http://schemas.openxmlformats.org/drawingml/2006/main">
-                  <a:graphicData uri="http://schemas.microsoft.com/office/word/2010/wordprocessingGroup">
-                    <wpg:wgp>
-                      <wpg:cNvGrpSpPr/>
-                      <wpg:grpSpPr>
-                        <a:xfrm rot="0">
-                          <a:off x="3423285" y="3842385"/>
-                          <a:ext cx="2675255" cy="361950"/>
-                          <a:chOff x="17956" y="40098"/>
-                          <a:chExt cx="4213" cy="570"/>
-                        </a:xfrm>
-                      </wpg:grpSpPr>
-                      <pic:pic xmlns:pic="http://schemas.openxmlformats.org/drawingml/2006/picture">
-                        <pic:nvPicPr>
-                          <pic:cNvPr id="4" name="图片 1" descr="24f613a0-66be-430b-9e80-270d3393fac5"/>
-                          <pic:cNvPicPr>
-                            <a:picLocks noChangeAspect="1"/>
-                          </pic:cNvPicPr>
-                        </pic:nvPicPr>
-                        <pic:blipFill>
-                          <a:blip r:embed="rId13"/>
-                          <a:srcRect l="43292" t="26660" r="21693" b="24394"/>
-                          <a:stretch>
-                            <a:fillRect/>
-                          </a:stretch>
-                        </pic:blipFill>
-                        <pic:spPr>
-                          <a:xfrm rot="16200000">
-                            <a:off x="18366" y="39740"/>
-                            <a:ext cx="506" cy="1327"/>
+                            <a:off x="19211" y="19491"/>
+                            <a:ext cx="1261" cy="566"/>
                           </a:xfrm>
                           <a:prstGeom prst="rect">
                             <a:avLst/>
@@ -8902,13 +8420,13 @@
                       </pic:pic>
                       <pic:pic xmlns:pic="http://schemas.openxmlformats.org/drawingml/2006/picture">
                         <pic:nvPicPr>
-                          <pic:cNvPr id="29" name="图片 29" descr="IMG_256"/>
+                          <pic:cNvPr id="13" name="图片 4" descr="王建丽"/>
                           <pic:cNvPicPr>
                             <a:picLocks noChangeAspect="1"/>
                           </pic:cNvPicPr>
                         </pic:nvPicPr>
                         <pic:blipFill>
-                          <a:blip r:embed="rId11">
+                          <a:blip r:embed="rId12">
                             <a:clrChange>
                               <a:clrFrom>
                                 <a:srgbClr val="FFFFFF">
@@ -8929,16 +8447,12 @@
                         </pic:blipFill>
                         <pic:spPr>
                           <a:xfrm>
-                            <a:off x="21195" y="40098"/>
-                            <a:ext cx="975" cy="570"/>
+                            <a:off x="22261" y="19395"/>
+                            <a:ext cx="1258" cy="713"/>
                           </a:xfrm>
                           <a:prstGeom prst="rect">
                             <a:avLst/>
                           </a:prstGeom>
-                          <a:noFill/>
-                          <a:ln w="9525">
-                            <a:noFill/>
-                          </a:ln>
                         </pic:spPr>
                       </pic:pic>
                     </wpg:wgp>
@@ -8949,18 +8463,18 @@
           </mc:Choice>
           <mc:Fallback>
             <w:pict>
-              <v:group id="组合 30" o:spid="_x0000_s1026" o:spt="203" style="position:absolute;left:0pt;margin-left:218.55pt;margin-top:7.05pt;height:28.5pt;width:210.65pt;z-index:251663360;mso-width-relative:page;mso-height-relative:page;" coordorigin="17956,40098" coordsize="4213,570" o:gfxdata="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">
+              <v:group id="_x0000_s1026" o:spid="_x0000_s1026" o:spt="203" style="position:absolute;left:0pt;margin-left:219.1pt;margin-top:4.1pt;height:35.65pt;width:215.4pt;z-index:251662336;mso-width-relative:page;mso-height-relative:page;" coordorigin="19211,19395" coordsize="4308,713" o:gfxdata="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">
                 <o:lock v:ext="edit" aspectratio="f"/>
-                <v:shape id="图片 1" o:spid="_x0000_s1026" o:spt="75" alt="24f613a0-66be-430b-9e80-270d3393fac5" type="#_x0000_t75" style="position:absolute;left:18366;top:39740;height:1327;width:506;rotation:-5898240f;" filled="f" o:preferrelative="t" stroked="f" coordsize="21600,21600" o:gfxdata="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">
+                <v:shape id="图片 6" o:spid="_x0000_s1026" o:spt="75" alt="蔡冬雪" type="#_x0000_t75" style="position:absolute;left:19211;top:19491;height:566;width:1261;" filled="f" o:preferrelative="t" stroked="f" coordsize="21600,21600" o:gfxdata="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">
                   <v:fill on="f" focussize="0,0"/>
                   <v:stroke on="f"/>
-                  <v:imagedata r:id="rId13" cropleft="28372f" croptop="17472f" cropright="14217f" cropbottom="15987f" o:title=""/>
+                  <v:imagedata r:id="rId11" cropleft="12226f" croptop="21838f" cropright="12384f" cropbottom="17497f" chromakey="#FFFFFF" o:title=""/>
                   <o:lock v:ext="edit" aspectratio="t"/>
                 </v:shape>
-                <v:shape id="_x0000_s1026" o:spid="_x0000_s1026" o:spt="75" alt="IMG_256" type="#_x0000_t75" style="position:absolute;left:21195;top:40098;height:570;width:975;" filled="f" o:preferrelative="t" stroked="f" coordsize="21600,21600" o:gfxdata="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">
+                <v:shape id="图片 4" o:spid="_x0000_s1026" o:spt="75" alt="王建丽" type="#_x0000_t75" style="position:absolute;left:22261;top:19395;height:713;width:1258;" filled="f" o:preferrelative="t" stroked="f" coordsize="21600,21600" o:gfxdata="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">
                   <v:fill on="f" focussize="0,0"/>
                   <v:stroke on="f"/>
-                  <v:imagedata r:id="rId11" chromakey="#FFFFFF" o:title=""/>
+                  <v:imagedata r:id="rId12" chromakey="#FFFFFF" o:title=""/>
                   <o:lock v:ext="edit" aspectratio="t"/>
                 </v:shape>
               </v:group>
@@ -9309,7 +8823,7 @@
           <w:szCs w:val="24"/>
           <w:lang w:eastAsia="zh-CN"/>
         </w:rPr>
-        <w:t>3</w:t>
+        <w:t>2</w:t>
       </w:r>
       <w:r>
         <w:rPr>
@@ -9333,10 +8847,9 @@
     <w:p>
       <w:pPr>
         <w:rPr>
-          <w:rFonts w:ascii="Times New Roman" w:hAnsi="Times New Roman" w:eastAsia="微软雅黑" w:cs="Times New Roman"/>
+          <w:rFonts w:hint="default"/>
           <w:sz w:val="24"/>
-          <w:szCs w:val="24"/>
-          <w:lang w:eastAsia="zh-CN"/>
+          <w:lang w:val="en-US" w:eastAsia="zh-CN"/>
         </w:rPr>
       </w:pPr>
     </w:p>
@@ -9349,72 +8862,87 @@
       </w:pPr>
       <w:r>
         <w:rPr>
-          <w:sz w:val="24"/>
+          <w:sz w:val="22"/>
         </w:rPr>
         <mc:AlternateContent>
           <mc:Choice Requires="wpg">
             <w:drawing>
-              <wp:anchor distT="0" distB="0" distL="114300" distR="114300" simplePos="0" relativeHeight="251664384" behindDoc="0" locked="0" layoutInCell="1" allowOverlap="1">
+              <wp:anchor distT="0" distB="0" distL="114300" distR="114300" simplePos="0" relativeHeight="251663360" behindDoc="0" locked="0" layoutInCell="1" allowOverlap="1">
                 <wp:simplePos x="0" y="0"/>
                 <wp:positionH relativeFrom="column">
-                  <wp:posOffset>2715895</wp:posOffset>
+                  <wp:posOffset>2774950</wp:posOffset>
                 </wp:positionH>
                 <wp:positionV relativeFrom="paragraph">
-                  <wp:posOffset>78740</wp:posOffset>
+                  <wp:posOffset>76200</wp:posOffset>
                 </wp:positionV>
-                <wp:extent cx="2672080" cy="414020"/>
-                <wp:effectExtent l="0" t="0" r="10160" b="12700"/>
+                <wp:extent cx="2927350" cy="572135"/>
+                <wp:effectExtent l="0" t="0" r="0" b="0"/>
                 <wp:wrapNone/>
-                <wp:docPr id="39" name="组合 23"/>
+                <wp:docPr id="19" name="组合 19"/>
                 <wp:cNvGraphicFramePr/>
                 <a:graphic xmlns:a="http://schemas.openxmlformats.org/drawingml/2006/main">
                   <a:graphicData uri="http://schemas.microsoft.com/office/word/2010/wordprocessingGroup">
                     <wpg:wgp>
                       <wpg:cNvGrpSpPr/>
                       <wpg:grpSpPr>
-                        <a:xfrm rot="0">
-                          <a:off x="3363595" y="4950460"/>
-                          <a:ext cx="2672080" cy="414020"/>
-                          <a:chOff x="17862" y="41843"/>
-                          <a:chExt cx="4208" cy="652"/>
+                        <a:xfrm>
+                          <a:off x="0" y="0"/>
+                          <a:ext cx="2927350" cy="572135"/>
+                          <a:chOff x="19199" y="21203"/>
+                          <a:chExt cx="4610" cy="901"/>
                         </a:xfrm>
                       </wpg:grpSpPr>
                       <pic:pic xmlns:pic="http://schemas.openxmlformats.org/drawingml/2006/picture">
                         <pic:nvPicPr>
-                          <pic:cNvPr id="22" name="图片 59" descr="图片1"/>
+                          <pic:cNvPr id="23" name="图片 1"/>
                           <pic:cNvPicPr>
                             <a:picLocks noChangeAspect="1"/>
                           </pic:cNvPicPr>
                         </pic:nvPicPr>
                         <pic:blipFill>
-                          <a:blip r:embed="rId14">
-                            <a:biLevel thresh="50000"/>
+                          <a:blip r:embed="rId13">
+                            <a:clrChange>
+                              <a:clrFrom>
+                                <a:srgbClr val="FFFFFF">
+                                  <a:alpha val="100000"/>
+                                </a:srgbClr>
+                              </a:clrFrom>
+                              <a:clrTo>
+                                <a:srgbClr val="FFFFFF">
+                                  <a:alpha val="100000"/>
+                                  <a:alpha val="0"/>
+                                </a:srgbClr>
+                              </a:clrTo>
+                            </a:clrChange>
                           </a:blip>
-                          <a:srcRect l="7865" t="11797" r="5322" b="19074"/>
+                          <a:srcRect l="10922" t="11667"/>
                           <a:stretch>
                             <a:fillRect/>
                           </a:stretch>
                         </pic:blipFill>
                         <pic:spPr>
                           <a:xfrm>
-                            <a:off x="17862" y="41869"/>
-                            <a:ext cx="1468" cy="627"/>
+                            <a:off x="19199" y="21203"/>
+                            <a:ext cx="1672" cy="901"/>
                           </a:xfrm>
                           <a:prstGeom prst="rect">
                             <a:avLst/>
                           </a:prstGeom>
                           <a:noFill/>
+                          <a:ln>
+                            <a:noFill/>
+                          </a:ln>
                         </pic:spPr>
                       </pic:pic>
                       <pic:pic xmlns:pic="http://schemas.openxmlformats.org/drawingml/2006/picture">
                         <pic:nvPicPr>
-                          <pic:cNvPr id="21" name="图片 29" descr="IMG_256"/>
+                          <pic:cNvPr id="27" name="图片 11" descr="王建丽"/>
                           <pic:cNvPicPr>
                             <a:picLocks noChangeAspect="1"/>
                           </pic:cNvPicPr>
                         </pic:nvPicPr>
                         <pic:blipFill>
-                          <a:blip r:embed="rId11">
+                          <a:blip r:embed="rId12">
                             <a:clrChange>
                               <a:clrFrom>
                                 <a:srgbClr val="FFFFFF">
@@ -9435,16 +8963,12 @@
                         </pic:blipFill>
                         <pic:spPr>
                           <a:xfrm>
-                            <a:off x="21096" y="41843"/>
-                            <a:ext cx="975" cy="570"/>
+                            <a:off x="22321" y="21215"/>
+                            <a:ext cx="1488" cy="842"/>
                           </a:xfrm>
                           <a:prstGeom prst="rect">
                             <a:avLst/>
                           </a:prstGeom>
-                          <a:noFill/>
-                          <a:ln w="9525">
-                            <a:noFill/>
-                          </a:ln>
                         </pic:spPr>
                       </pic:pic>
                     </wpg:wgp>
@@ -9455,18 +8979,18 @@
           </mc:Choice>
           <mc:Fallback>
             <w:pict>
-              <v:group id="组合 23" o:spid="_x0000_s1026" o:spt="203" style="position:absolute;left:0pt;margin-left:213.85pt;margin-top:6.2pt;height:32.6pt;width:210.4pt;z-index:251664384;mso-width-relative:page;mso-height-relative:page;" coordorigin="17862,41843" coordsize="4208,652" o:gfxdata="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">
+              <v:group id="_x0000_s1026" o:spid="_x0000_s1026" o:spt="203" style="position:absolute;left:0pt;margin-left:218.5pt;margin-top:6pt;height:45.05pt;width:230.5pt;z-index:251663360;mso-width-relative:page;mso-height-relative:page;" coordorigin="19199,21203" coordsize="4610,901" o:gfxdata="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">
                 <o:lock v:ext="edit" aspectratio="f"/>
-                <v:shape id="图片 59" o:spid="_x0000_s1026" o:spt="75" alt="图片1" type="#_x0000_t75" style="position:absolute;left:17862;top:41869;height:627;width:1468;" filled="f" o:preferrelative="t" stroked="f" coordsize="21600,21600" o:gfxdata="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">
+                <v:shape id="图片 1" o:spid="_x0000_s1026" o:spt="75" type="#_x0000_t75" style="position:absolute;left:19199;top:21203;height:901;width:1672;" filled="f" o:preferrelative="t" stroked="f" coordsize="21600,21600" o:gfxdata="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">
                   <v:fill on="f" focussize="0,0"/>
                   <v:stroke on="f"/>
-                  <v:imagedata r:id="rId14" cropleft="5154f" croptop="7731f" cropright="3488f" cropbottom="12500f" grayscale="t" bilevel="t" o:title=""/>
+                  <v:imagedata r:id="rId13" cropleft="7158f" croptop="7646f" chromakey="#FFFFFF" o:title=""/>
                   <o:lock v:ext="edit" aspectratio="t"/>
                 </v:shape>
-                <v:shape id="图片 29" o:spid="_x0000_s1026" o:spt="75" alt="IMG_256" type="#_x0000_t75" style="position:absolute;left:21096;top:41843;height:570;width:975;" filled="f" o:preferrelative="t" stroked="f" coordsize="21600,21600" o:gfxdata="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">
+                <v:shape id="图片 11" o:spid="_x0000_s1026" o:spt="75" alt="王建丽" type="#_x0000_t75" style="position:absolute;left:22321;top:21215;height:842;width:1488;" filled="f" o:preferrelative="t" stroked="f" coordsize="21600,21600" o:gfxdata="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">
                   <v:fill on="f" focussize="0,0"/>
                   <v:stroke on="f"/>
-                  <v:imagedata r:id="rId11" chromakey="#FFFFFF" o:title=""/>
+                  <v:imagedata r:id="rId12" chromakey="#FFFFFF" o:title=""/>
                   <o:lock v:ext="edit" aspectratio="t"/>
                 </v:shape>
               </v:group>
@@ -9784,1270 +9308,6 @@
     <w:p>
       <w:pPr>
         <w:rPr>
-          <w:rFonts w:ascii="Times New Roman" w:hAnsi="Times New Roman" w:eastAsia="微软雅黑" w:cs="Times New Roman"/>
-          <w:sz w:val="24"/>
-          <w:szCs w:val="24"/>
-          <w:lang w:eastAsia="zh-CN"/>
-        </w:rPr>
-      </w:pPr>
-      <w:r>
-        <w:rPr>
-          <w:rFonts w:hint="eastAsia" w:ascii="Times New Roman" w:hAnsi="Times New Roman" w:eastAsia="微软雅黑" w:cs="Times New Roman"/>
-          <w:sz w:val="24"/>
-          <w:szCs w:val="24"/>
-          <w:lang w:eastAsia="zh-CN"/>
-        </w:rPr>
-        <w:t xml:space="preserve">{% endif %}{% if testedby == </w:t>
-      </w:r>
-      <w:r>
-        <w:rPr>
-          <w:rFonts w:ascii="Times New Roman" w:hAnsi="Times New Roman" w:eastAsia="微软雅黑" w:cs="Times New Roman"/>
-          <w:sz w:val="24"/>
-          <w:szCs w:val="24"/>
-          <w:lang w:eastAsia="zh-CN"/>
-        </w:rPr>
-        <w:t>“</w:t>
-      </w:r>
-      <w:r>
-        <w:rPr>
-          <w:rFonts w:hint="eastAsia" w:ascii="Times New Roman" w:hAnsi="Times New Roman" w:eastAsia="微软雅黑" w:cs="Times New Roman"/>
-          <w:sz w:val="24"/>
-          <w:szCs w:val="24"/>
-          <w:lang w:eastAsia="zh-CN"/>
-        </w:rPr>
-        <w:t>4</w:t>
-      </w:r>
-      <w:r>
-        <w:rPr>
-          <w:rFonts w:ascii="Times New Roman" w:hAnsi="Times New Roman" w:eastAsia="微软雅黑" w:cs="Times New Roman"/>
-          <w:sz w:val="24"/>
-          <w:szCs w:val="24"/>
-          <w:lang w:eastAsia="zh-CN"/>
-        </w:rPr>
-        <w:t>”</w:t>
-      </w:r>
-      <w:r>
-        <w:rPr>
-          <w:rFonts w:hint="eastAsia" w:ascii="Times New Roman" w:hAnsi="Times New Roman" w:eastAsia="微软雅黑" w:cs="Times New Roman"/>
-          <w:sz w:val="24"/>
-          <w:szCs w:val="24"/>
-          <w:lang w:eastAsia="zh-CN"/>
-        </w:rPr>
-        <w:t xml:space="preserve"> %}</w:t>
-      </w:r>
-    </w:p>
-    <w:p>
-      <w:pPr>
-        <w:rPr>
-          <w:rFonts w:ascii="Times New Roman" w:hAnsi="Times New Roman" w:eastAsia="微软雅黑" w:cs="Times New Roman"/>
-          <w:sz w:val="24"/>
-          <w:szCs w:val="24"/>
-          <w:lang w:eastAsia="zh-CN"/>
-        </w:rPr>
-      </w:pPr>
-    </w:p>
-    <w:p>
-      <w:pPr>
-        <w:rPr>
-          <w:rFonts w:ascii="Times New Roman" w:hAnsi="Times New Roman" w:eastAsia="微软雅黑" w:cs="Times New Roman"/>
-          <w:sz w:val="24"/>
-          <w:szCs w:val="24"/>
-          <w:lang w:eastAsia="zh-CN"/>
-        </w:rPr>
-      </w:pPr>
-      <w:r>
-        <w:rPr>
-          <w:sz w:val="24"/>
-        </w:rPr>
-        <mc:AlternateContent>
-          <mc:Choice Requires="wpg">
-            <w:drawing>
-              <wp:anchor distT="0" distB="0" distL="114300" distR="114300" simplePos="0" relativeHeight="251665408" behindDoc="0" locked="0" layoutInCell="1" allowOverlap="1">
-                <wp:simplePos x="0" y="0"/>
-                <wp:positionH relativeFrom="column">
-                  <wp:posOffset>2788285</wp:posOffset>
-                </wp:positionH>
-                <wp:positionV relativeFrom="paragraph">
-                  <wp:posOffset>85090</wp:posOffset>
-                </wp:positionV>
-                <wp:extent cx="2889885" cy="397510"/>
-                <wp:effectExtent l="0" t="0" r="5715" b="13970"/>
-                <wp:wrapNone/>
-                <wp:docPr id="41" name="组合 27"/>
-                <wp:cNvGraphicFramePr/>
-                <a:graphic xmlns:a="http://schemas.openxmlformats.org/drawingml/2006/main">
-                  <a:graphicData uri="http://schemas.microsoft.com/office/word/2010/wordprocessingGroup">
-                    <wpg:wgp>
-                      <wpg:cNvGrpSpPr/>
-                      <wpg:grpSpPr>
-                        <a:xfrm rot="0">
-                          <a:off x="3435985" y="6075045"/>
-                          <a:ext cx="2889885" cy="397510"/>
-                          <a:chOff x="17976" y="43614"/>
-                          <a:chExt cx="4551" cy="626"/>
-                        </a:xfrm>
-                      </wpg:grpSpPr>
-                      <pic:pic xmlns:pic="http://schemas.openxmlformats.org/drawingml/2006/picture">
-                        <pic:nvPicPr>
-                          <pic:cNvPr id="6" name="图片 29" descr="IMG_256"/>
-                          <pic:cNvPicPr>
-                            <a:picLocks noChangeAspect="1"/>
-                          </pic:cNvPicPr>
-                        </pic:nvPicPr>
-                        <pic:blipFill>
-                          <a:blip r:embed="rId11">
-                            <a:clrChange>
-                              <a:clrFrom>
-                                <a:srgbClr val="FFFFFF">
-                                  <a:alpha val="100000"/>
-                                </a:srgbClr>
-                              </a:clrFrom>
-                              <a:clrTo>
-                                <a:srgbClr val="FFFFFF">
-                                  <a:alpha val="100000"/>
-                                  <a:alpha val="0"/>
-                                </a:srgbClr>
-                              </a:clrTo>
-                            </a:clrChange>
-                          </a:blip>
-                          <a:stretch>
-                            <a:fillRect/>
-                          </a:stretch>
-                        </pic:blipFill>
-                        <pic:spPr>
-                          <a:xfrm>
-                            <a:off x="17976" y="43615"/>
-                            <a:ext cx="975" cy="570"/>
-                          </a:xfrm>
-                          <a:prstGeom prst="rect">
-                            <a:avLst/>
-                          </a:prstGeom>
-                          <a:noFill/>
-                          <a:ln w="9525">
-                            <a:noFill/>
-                          </a:ln>
-                        </pic:spPr>
-                      </pic:pic>
-                      <pic:pic xmlns:pic="http://schemas.openxmlformats.org/drawingml/2006/picture">
-                        <pic:nvPicPr>
-                          <pic:cNvPr id="26" name="图片 59" descr="图片1"/>
-                          <pic:cNvPicPr>
-                            <a:picLocks noChangeAspect="1"/>
-                          </pic:cNvPicPr>
-                        </pic:nvPicPr>
-                        <pic:blipFill>
-                          <a:blip r:embed="rId14">
-                            <a:biLevel thresh="50000"/>
-                          </a:blip>
-                          <a:srcRect l="7865" t="11797" r="5322" b="19074"/>
-                          <a:stretch>
-                            <a:fillRect/>
-                          </a:stretch>
-                        </pic:blipFill>
-                        <pic:spPr>
-                          <a:xfrm>
-                            <a:off x="21059" y="43614"/>
-                            <a:ext cx="1468" cy="627"/>
-                          </a:xfrm>
-                          <a:prstGeom prst="rect">
-                            <a:avLst/>
-                          </a:prstGeom>
-                          <a:noFill/>
-                        </pic:spPr>
-                      </pic:pic>
-                    </wpg:wgp>
-                  </a:graphicData>
-                </a:graphic>
-              </wp:anchor>
-            </w:drawing>
-          </mc:Choice>
-          <mc:Fallback>
-            <w:pict>
-              <v:group id="组合 27" o:spid="_x0000_s1026" o:spt="203" style="position:absolute;left:0pt;margin-left:219.55pt;margin-top:6.7pt;height:31.3pt;width:227.55pt;z-index:251665408;mso-width-relative:page;mso-height-relative:page;" coordorigin="17976,43614" coordsize="4551,626" o:gfxdata="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">
-                <o:lock v:ext="edit" aspectratio="f"/>
-                <v:shape id="图片 29" o:spid="_x0000_s1026" o:spt="75" alt="IMG_256" type="#_x0000_t75" style="position:absolute;left:17976;top:43615;height:570;width:975;" filled="f" o:preferrelative="t" stroked="f" coordsize="21600,21600" o:gfxdata="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">
-                  <v:fill on="f" focussize="0,0"/>
-                  <v:stroke on="f"/>
-                  <v:imagedata r:id="rId11" chromakey="#FFFFFF" o:title=""/>
-                  <o:lock v:ext="edit" aspectratio="t"/>
-                </v:shape>
-                <v:shape id="图片 59" o:spid="_x0000_s1026" o:spt="75" alt="图片1" type="#_x0000_t75" style="position:absolute;left:21059;top:43614;height:627;width:1468;" filled="f" o:preferrelative="t" stroked="f" coordsize="21600,21600" o:gfxdata="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">
-                  <v:fill on="f" focussize="0,0"/>
-                  <v:stroke on="f"/>
-                  <v:imagedata r:id="rId14" cropleft="5154f" croptop="7731f" cropright="3488f" cropbottom="12500f" grayscale="t" bilevel="t" o:title=""/>
-                  <o:lock v:ext="edit" aspectratio="t"/>
-                </v:shape>
-              </v:group>
-            </w:pict>
-          </mc:Fallback>
-        </mc:AlternateContent>
-      </w:r>
-    </w:p>
-    <w:tbl>
-      <w:tblPr>
-        <w:tblStyle w:val="36"/>
-        <w:tblW w:w="6772" w:type="dxa"/>
-        <w:jc w:val="right"/>
-        <w:tblLayout w:type="fixed"/>
-        <w:tblCellMar>
-          <w:top w:w="0" w:type="dxa"/>
-          <w:left w:w="0" w:type="dxa"/>
-          <w:bottom w:w="0" w:type="dxa"/>
-          <w:right w:w="0" w:type="dxa"/>
-        </w:tblCellMar>
-      </w:tblPr>
-      <w:tblGrid>
-        <w:gridCol w:w="1272"/>
-        <w:gridCol w:w="2040"/>
-        <w:gridCol w:w="1166"/>
-        <w:gridCol w:w="2294"/>
-      </w:tblGrid>
-      <w:tr>
-        <w:tblPrEx>
-          <w:tblCellMar>
-            <w:top w:w="0" w:type="dxa"/>
-            <w:left w:w="0" w:type="dxa"/>
-            <w:bottom w:w="0" w:type="dxa"/>
-            <w:right w:w="0" w:type="dxa"/>
-          </w:tblCellMar>
-        </w:tblPrEx>
-        <w:trPr>
-          <w:trHeight w:val="441" w:hRule="exact"/>
-          <w:jc w:val="right"/>
-        </w:trPr>
-        <w:tc>
-          <w:tcPr>
-            <w:tcW w:w="1272" w:type="dxa"/>
-            <w:vAlign w:val="center"/>
-          </w:tcPr>
-          <w:p>
-            <w:pPr>
-              <w:pStyle w:val="20"/>
-              <w:spacing w:before="13"/>
-              <w:ind w:left="13" w:right="95"/>
-              <w:jc w:val="both"/>
-              <w:rPr>
-                <w:rFonts w:ascii="Times New Roman" w:hAnsi="Times New Roman" w:cs="Times New Roman"/>
-                <w:b/>
-                <w:sz w:val="24"/>
-                <w:szCs w:val="24"/>
-              </w:rPr>
-            </w:pPr>
-            <w:r>
-              <w:rPr>
-                <w:rFonts w:ascii="Times New Roman" w:hAnsi="Times New Roman" w:cs="Times New Roman"/>
-                <w:b/>
-                <w:sz w:val="24"/>
-                <w:szCs w:val="24"/>
-              </w:rPr>
-              <w:t>检测人：</w:t>
-            </w:r>
-          </w:p>
-        </w:tc>
-        <w:tc>
-          <w:tcPr>
-            <w:tcW w:w="2040" w:type="dxa"/>
-            <w:vAlign w:val="center"/>
-          </w:tcPr>
-          <w:p>
-            <w:pPr>
-              <w:pStyle w:val="20"/>
-              <w:spacing w:before="13"/>
-              <w:jc w:val="both"/>
-              <w:rPr>
-                <w:rFonts w:ascii="Times New Roman" w:hAnsi="Times New Roman" w:cs="Times New Roman"/>
-                <w:b/>
-                <w:sz w:val="24"/>
-                <w:szCs w:val="24"/>
-              </w:rPr>
-            </w:pPr>
-          </w:p>
-        </w:tc>
-        <w:tc>
-          <w:tcPr>
-            <w:tcW w:w="1166" w:type="dxa"/>
-            <w:vAlign w:val="center"/>
-          </w:tcPr>
-          <w:p>
-            <w:pPr>
-              <w:pStyle w:val="20"/>
-              <w:spacing w:before="13"/>
-              <w:jc w:val="both"/>
-              <w:rPr>
-                <w:rFonts w:ascii="Times New Roman" w:hAnsi="Times New Roman" w:cs="Times New Roman"/>
-                <w:b/>
-                <w:sz w:val="24"/>
-                <w:szCs w:val="24"/>
-              </w:rPr>
-            </w:pPr>
-            <w:r>
-              <w:rPr>
-                <w:rFonts w:ascii="Times New Roman" w:hAnsi="Times New Roman" w:cs="Times New Roman"/>
-                <w:b/>
-                <w:sz w:val="24"/>
-                <w:szCs w:val="24"/>
-              </w:rPr>
-              <w:t>复核人</w:t>
-            </w:r>
-            <w:r>
-              <w:rPr>
-                <w:rFonts w:ascii="Times New Roman" w:hAnsi="Times New Roman" w:cs="Times New Roman"/>
-                <w:b/>
-                <w:sz w:val="24"/>
-                <w:szCs w:val="24"/>
-                <w:lang w:eastAsia="zh-CN"/>
-              </w:rPr>
-              <w:t>：</w:t>
-            </w:r>
-          </w:p>
-        </w:tc>
-        <w:tc>
-          <w:tcPr>
-            <w:tcW w:w="2294" w:type="dxa"/>
-            <w:vAlign w:val="center"/>
-          </w:tcPr>
-          <w:p>
-            <w:pPr>
-              <w:pStyle w:val="20"/>
-              <w:spacing w:before="13"/>
-              <w:ind w:right="15"/>
-              <w:jc w:val="both"/>
-              <w:rPr>
-                <w:rFonts w:ascii="Times New Roman" w:hAnsi="Times New Roman" w:cs="Times New Roman"/>
-                <w:b/>
-                <w:sz w:val="24"/>
-                <w:szCs w:val="24"/>
-              </w:rPr>
-            </w:pPr>
-          </w:p>
-        </w:tc>
-      </w:tr>
-      <w:tr>
-        <w:tblPrEx>
-          <w:tblCellMar>
-            <w:top w:w="0" w:type="dxa"/>
-            <w:left w:w="0" w:type="dxa"/>
-            <w:bottom w:w="0" w:type="dxa"/>
-            <w:right w:w="0" w:type="dxa"/>
-          </w:tblCellMar>
-        </w:tblPrEx>
-        <w:trPr>
-          <w:trHeight w:val="457" w:hRule="exact"/>
-          <w:jc w:val="right"/>
-        </w:trPr>
-        <w:tc>
-          <w:tcPr>
-            <w:tcW w:w="1272" w:type="dxa"/>
-            <w:vAlign w:val="center"/>
-          </w:tcPr>
-          <w:p>
-            <w:pPr>
-              <w:pStyle w:val="20"/>
-              <w:spacing w:line="341" w:lineRule="exact"/>
-              <w:ind w:left="13" w:right="165"/>
-              <w:jc w:val="both"/>
-              <w:rPr>
-                <w:rFonts w:ascii="Times New Roman" w:hAnsi="Times New Roman" w:cs="Times New Roman"/>
-                <w:b/>
-                <w:sz w:val="24"/>
-                <w:szCs w:val="24"/>
-              </w:rPr>
-            </w:pPr>
-            <w:r>
-              <w:rPr>
-                <w:rFonts w:ascii="Times New Roman" w:hAnsi="Times New Roman" w:cs="Times New Roman"/>
-                <w:b/>
-                <w:sz w:val="24"/>
-                <w:szCs w:val="24"/>
-              </w:rPr>
-              <w:t>日</w:t>
-            </w:r>
-            <w:r>
-              <w:rPr>
-                <w:rFonts w:ascii="Times New Roman" w:hAnsi="Times New Roman" w:cs="Times New Roman"/>
-                <w:b/>
-                <w:sz w:val="24"/>
-                <w:szCs w:val="24"/>
-                <w:lang w:eastAsia="zh-CN"/>
-              </w:rPr>
-              <w:t xml:space="preserve">  </w:t>
-            </w:r>
-            <w:r>
-              <w:rPr>
-                <w:rFonts w:ascii="Times New Roman" w:hAnsi="Times New Roman" w:cs="Times New Roman"/>
-                <w:b/>
-                <w:sz w:val="24"/>
-                <w:szCs w:val="24"/>
-              </w:rPr>
-              <w:t>期：</w:t>
-            </w:r>
-          </w:p>
-        </w:tc>
-        <w:tc>
-          <w:tcPr>
-            <w:tcW w:w="2040" w:type="dxa"/>
-            <w:vAlign w:val="center"/>
-          </w:tcPr>
-          <w:p>
-            <w:pPr>
-              <w:pStyle w:val="20"/>
-              <w:spacing w:line="363" w:lineRule="exact"/>
-              <w:jc w:val="both"/>
-              <w:rPr>
-                <w:rFonts w:ascii="Times New Roman" w:hAnsi="Times New Roman" w:cs="Times New Roman"/>
-                <w:sz w:val="24"/>
-                <w:szCs w:val="24"/>
-              </w:rPr>
-            </w:pPr>
-            <w:r>
-              <w:rPr>
-                <w:rFonts w:ascii="Times New Roman" w:hAnsi="Times New Roman" w:cs="Times New Roman"/>
-                <w:kern w:val="2"/>
-                <w:sz w:val="24"/>
-                <w:szCs w:val="24"/>
-                <w:lang w:eastAsia="zh-CN"/>
-              </w:rPr>
-              <w:t>{{ reportdate }}</w:t>
-            </w:r>
-          </w:p>
-        </w:tc>
-        <w:tc>
-          <w:tcPr>
-            <w:tcW w:w="1166" w:type="dxa"/>
-            <w:vAlign w:val="center"/>
-          </w:tcPr>
-          <w:p>
-            <w:pPr>
-              <w:pStyle w:val="20"/>
-              <w:spacing w:line="341" w:lineRule="exact"/>
-              <w:jc w:val="both"/>
-              <w:rPr>
-                <w:rFonts w:ascii="Times New Roman" w:hAnsi="Times New Roman" w:cs="Times New Roman"/>
-                <w:b/>
-                <w:sz w:val="24"/>
-                <w:szCs w:val="24"/>
-              </w:rPr>
-            </w:pPr>
-            <w:r>
-              <w:rPr>
-                <w:rFonts w:ascii="Times New Roman" w:hAnsi="Times New Roman" w:cs="Times New Roman"/>
-                <w:b/>
-                <w:sz w:val="24"/>
-                <w:szCs w:val="24"/>
-              </w:rPr>
-              <w:t>日</w:t>
-            </w:r>
-            <w:r>
-              <w:rPr>
-                <w:rFonts w:ascii="Times New Roman" w:hAnsi="Times New Roman" w:cs="Times New Roman"/>
-                <w:b/>
-                <w:sz w:val="24"/>
-                <w:szCs w:val="24"/>
-                <w:lang w:eastAsia="zh-CN"/>
-              </w:rPr>
-              <w:t xml:space="preserve">  </w:t>
-            </w:r>
-            <w:r>
-              <w:rPr>
-                <w:rFonts w:ascii="Times New Roman" w:hAnsi="Times New Roman" w:cs="Times New Roman"/>
-                <w:b/>
-                <w:sz w:val="24"/>
-                <w:szCs w:val="24"/>
-              </w:rPr>
-              <w:t>期：</w:t>
-            </w:r>
-          </w:p>
-        </w:tc>
-        <w:tc>
-          <w:tcPr>
-            <w:tcW w:w="2294" w:type="dxa"/>
-            <w:vAlign w:val="center"/>
-          </w:tcPr>
-          <w:p>
-            <w:pPr>
-              <w:pStyle w:val="20"/>
-              <w:spacing w:line="363" w:lineRule="exact"/>
-              <w:ind w:right="15"/>
-              <w:jc w:val="both"/>
-              <w:rPr>
-                <w:rFonts w:ascii="Times New Roman" w:hAnsi="Times New Roman" w:cs="Times New Roman"/>
-                <w:sz w:val="24"/>
-                <w:szCs w:val="24"/>
-              </w:rPr>
-            </w:pPr>
-            <w:r>
-              <w:rPr>
-                <w:rFonts w:ascii="Times New Roman" w:hAnsi="Times New Roman" w:cs="Times New Roman"/>
-                <w:kern w:val="2"/>
-                <w:sz w:val="24"/>
-                <w:szCs w:val="24"/>
-                <w:lang w:eastAsia="zh-CN"/>
-              </w:rPr>
-              <w:t>{{ reportdate }}</w:t>
-            </w:r>
-          </w:p>
-        </w:tc>
-      </w:tr>
-    </w:tbl>
-    <w:p>
-      <w:pPr>
-        <w:rPr>
-          <w:rFonts w:ascii="Times New Roman" w:hAnsi="Times New Roman" w:eastAsia="微软雅黑" w:cs="Times New Roman"/>
-          <w:sz w:val="24"/>
-          <w:szCs w:val="24"/>
-          <w:lang w:eastAsia="zh-CN"/>
-        </w:rPr>
-      </w:pPr>
-      <w:r>
-        <w:rPr>
-          <w:rFonts w:hint="eastAsia" w:ascii="Times New Roman" w:hAnsi="Times New Roman" w:eastAsia="微软雅黑" w:cs="Times New Roman"/>
-          <w:sz w:val="24"/>
-          <w:szCs w:val="24"/>
-          <w:lang w:eastAsia="zh-CN"/>
-        </w:rPr>
-        <w:t xml:space="preserve">{% endif %}{% if testedby == </w:t>
-      </w:r>
-      <w:r>
-        <w:rPr>
-          <w:rFonts w:ascii="Times New Roman" w:hAnsi="Times New Roman" w:eastAsia="微软雅黑" w:cs="Times New Roman"/>
-          <w:sz w:val="24"/>
-          <w:szCs w:val="24"/>
-          <w:lang w:eastAsia="zh-CN"/>
-        </w:rPr>
-        <w:t>“</w:t>
-      </w:r>
-      <w:r>
-        <w:rPr>
-          <w:rFonts w:hint="eastAsia" w:ascii="Times New Roman" w:hAnsi="Times New Roman" w:eastAsia="微软雅黑" w:cs="Times New Roman"/>
-          <w:sz w:val="24"/>
-          <w:szCs w:val="24"/>
-          <w:lang w:eastAsia="zh-CN"/>
-        </w:rPr>
-        <w:t>5</w:t>
-      </w:r>
-      <w:r>
-        <w:rPr>
-          <w:rFonts w:ascii="Times New Roman" w:hAnsi="Times New Roman" w:eastAsia="微软雅黑" w:cs="Times New Roman"/>
-          <w:sz w:val="24"/>
-          <w:szCs w:val="24"/>
-          <w:lang w:eastAsia="zh-CN"/>
-        </w:rPr>
-        <w:t>”</w:t>
-      </w:r>
-      <w:r>
-        <w:rPr>
-          <w:rFonts w:hint="eastAsia" w:ascii="Times New Roman" w:hAnsi="Times New Roman" w:eastAsia="微软雅黑" w:cs="Times New Roman"/>
-          <w:sz w:val="24"/>
-          <w:szCs w:val="24"/>
-          <w:lang w:eastAsia="zh-CN"/>
-        </w:rPr>
-        <w:t xml:space="preserve"> %}</w:t>
-      </w:r>
-    </w:p>
-    <w:p>
-      <w:pPr>
-        <w:rPr>
-          <w:lang w:eastAsia="zh-CN"/>
-        </w:rPr>
-      </w:pPr>
-    </w:p>
-    <w:p>
-      <w:pPr>
-        <w:rPr>
-          <w:lang w:eastAsia="zh-CN"/>
-        </w:rPr>
-      </w:pPr>
-    </w:p>
-    <w:tbl>
-      <w:tblPr>
-        <w:tblStyle w:val="36"/>
-        <w:tblW w:w="6772" w:type="dxa"/>
-        <w:jc w:val="right"/>
-        <w:tblLayout w:type="fixed"/>
-        <w:tblCellMar>
-          <w:top w:w="0" w:type="dxa"/>
-          <w:left w:w="0" w:type="dxa"/>
-          <w:bottom w:w="0" w:type="dxa"/>
-          <w:right w:w="0" w:type="dxa"/>
-        </w:tblCellMar>
-      </w:tblPr>
-      <w:tblGrid>
-        <w:gridCol w:w="1272"/>
-        <w:gridCol w:w="2040"/>
-        <w:gridCol w:w="1166"/>
-        <w:gridCol w:w="2294"/>
-      </w:tblGrid>
-      <w:tr>
-        <w:tblPrEx>
-          <w:tblCellMar>
-            <w:top w:w="0" w:type="dxa"/>
-            <w:left w:w="0" w:type="dxa"/>
-            <w:bottom w:w="0" w:type="dxa"/>
-            <w:right w:w="0" w:type="dxa"/>
-          </w:tblCellMar>
-        </w:tblPrEx>
-        <w:trPr>
-          <w:trHeight w:val="441" w:hRule="exact"/>
-          <w:jc w:val="right"/>
-        </w:trPr>
-        <w:tc>
-          <w:tcPr>
-            <w:tcW w:w="1272" w:type="dxa"/>
-            <w:vAlign w:val="center"/>
-          </w:tcPr>
-          <w:p>
-            <w:pPr>
-              <w:pStyle w:val="20"/>
-              <w:spacing w:before="13"/>
-              <w:ind w:left="13" w:right="95"/>
-              <w:jc w:val="both"/>
-              <w:rPr>
-                <w:rFonts w:ascii="Times New Roman" w:hAnsi="Times New Roman" w:cs="Times New Roman"/>
-                <w:b/>
-                <w:sz w:val="24"/>
-                <w:szCs w:val="24"/>
-              </w:rPr>
-            </w:pPr>
-            <w:r>
-              <w:rPr>
-                <w:rFonts w:ascii="Times New Roman" w:hAnsi="Times New Roman" w:cs="Times New Roman"/>
-                <w:b/>
-                <w:sz w:val="24"/>
-                <w:szCs w:val="24"/>
-              </w:rPr>
-              <w:t>检测人：</w:t>
-            </w:r>
-          </w:p>
-        </w:tc>
-        <w:tc>
-          <w:tcPr>
-            <w:tcW w:w="2040" w:type="dxa"/>
-            <w:vAlign w:val="center"/>
-          </w:tcPr>
-          <w:p>
-            <w:pPr>
-              <w:pStyle w:val="20"/>
-              <w:spacing w:before="13"/>
-              <w:jc w:val="both"/>
-              <w:rPr>
-                <w:rFonts w:ascii="Times New Roman" w:hAnsi="Times New Roman" w:cs="Times New Roman"/>
-                <w:b/>
-                <w:sz w:val="24"/>
-                <w:szCs w:val="24"/>
-              </w:rPr>
-            </w:pPr>
-          </w:p>
-        </w:tc>
-        <w:tc>
-          <w:tcPr>
-            <w:tcW w:w="1166" w:type="dxa"/>
-            <w:vAlign w:val="center"/>
-          </w:tcPr>
-          <w:p>
-            <w:pPr>
-              <w:pStyle w:val="20"/>
-              <w:spacing w:before="13"/>
-              <w:jc w:val="both"/>
-              <w:rPr>
-                <w:rFonts w:ascii="Times New Roman" w:hAnsi="Times New Roman" w:cs="Times New Roman"/>
-                <w:b/>
-                <w:sz w:val="24"/>
-                <w:szCs w:val="24"/>
-              </w:rPr>
-            </w:pPr>
-            <w:r>
-              <w:rPr>
-                <w:rFonts w:ascii="Times New Roman" w:hAnsi="Times New Roman" w:cs="Times New Roman"/>
-                <w:b/>
-                <w:sz w:val="24"/>
-                <w:szCs w:val="24"/>
-              </w:rPr>
-              <w:t>复核人</w:t>
-            </w:r>
-            <w:r>
-              <w:rPr>
-                <w:rFonts w:ascii="Times New Roman" w:hAnsi="Times New Roman" w:cs="Times New Roman"/>
-                <w:b/>
-                <w:sz w:val="24"/>
-                <w:szCs w:val="24"/>
-                <w:lang w:eastAsia="zh-CN"/>
-              </w:rPr>
-              <w:t>：</w:t>
-            </w:r>
-          </w:p>
-        </w:tc>
-        <w:tc>
-          <w:tcPr>
-            <w:tcW w:w="2294" w:type="dxa"/>
-            <w:vAlign w:val="center"/>
-          </w:tcPr>
-          <w:p>
-            <w:pPr>
-              <w:pStyle w:val="20"/>
-              <w:spacing w:before="13"/>
-              <w:ind w:right="15"/>
-              <w:jc w:val="both"/>
-              <w:rPr>
-                <w:rFonts w:ascii="Times New Roman" w:hAnsi="Times New Roman" w:cs="Times New Roman"/>
-                <w:b/>
-                <w:sz w:val="24"/>
-                <w:szCs w:val="24"/>
-              </w:rPr>
-            </w:pPr>
-          </w:p>
-        </w:tc>
-      </w:tr>
-      <w:tr>
-        <w:tblPrEx>
-          <w:tblCellMar>
-            <w:top w:w="0" w:type="dxa"/>
-            <w:left w:w="0" w:type="dxa"/>
-            <w:bottom w:w="0" w:type="dxa"/>
-            <w:right w:w="0" w:type="dxa"/>
-          </w:tblCellMar>
-        </w:tblPrEx>
-        <w:trPr>
-          <w:trHeight w:val="457" w:hRule="exact"/>
-          <w:jc w:val="right"/>
-        </w:trPr>
-        <w:tc>
-          <w:tcPr>
-            <w:tcW w:w="1272" w:type="dxa"/>
-            <w:vAlign w:val="center"/>
-          </w:tcPr>
-          <w:p>
-            <w:pPr>
-              <w:pStyle w:val="20"/>
-              <w:spacing w:line="341" w:lineRule="exact"/>
-              <w:ind w:left="13" w:right="165"/>
-              <w:jc w:val="both"/>
-              <w:rPr>
-                <w:rFonts w:ascii="Times New Roman" w:hAnsi="Times New Roman" w:cs="Times New Roman"/>
-                <w:b/>
-                <w:sz w:val="24"/>
-                <w:szCs w:val="24"/>
-              </w:rPr>
-            </w:pPr>
-            <w:r>
-              <w:rPr>
-                <w:rFonts w:ascii="Times New Roman" w:hAnsi="Times New Roman" w:cs="Times New Roman"/>
-                <w:b/>
-                <w:sz w:val="24"/>
-                <w:szCs w:val="24"/>
-              </w:rPr>
-              <w:t>日</w:t>
-            </w:r>
-            <w:r>
-              <w:rPr>
-                <w:rFonts w:ascii="Times New Roman" w:hAnsi="Times New Roman" w:cs="Times New Roman"/>
-                <w:b/>
-                <w:sz w:val="24"/>
-                <w:szCs w:val="24"/>
-                <w:lang w:eastAsia="zh-CN"/>
-              </w:rPr>
-              <w:t xml:space="preserve">  </w:t>
-            </w:r>
-            <w:r>
-              <w:rPr>
-                <w:rFonts w:ascii="Times New Roman" w:hAnsi="Times New Roman" w:cs="Times New Roman"/>
-                <w:b/>
-                <w:sz w:val="24"/>
-                <w:szCs w:val="24"/>
-              </w:rPr>
-              <w:t>期：</w:t>
-            </w:r>
-          </w:p>
-        </w:tc>
-        <w:tc>
-          <w:tcPr>
-            <w:tcW w:w="2040" w:type="dxa"/>
-            <w:vAlign w:val="center"/>
-          </w:tcPr>
-          <w:p>
-            <w:pPr>
-              <w:pStyle w:val="20"/>
-              <w:spacing w:line="363" w:lineRule="exact"/>
-              <w:jc w:val="both"/>
-              <w:rPr>
-                <w:rFonts w:ascii="Times New Roman" w:hAnsi="Times New Roman" w:cs="Times New Roman"/>
-                <w:sz w:val="24"/>
-                <w:szCs w:val="24"/>
-              </w:rPr>
-            </w:pPr>
-            <w:r>
-              <w:rPr>
-                <w:rFonts w:ascii="Times New Roman" w:hAnsi="Times New Roman" w:cs="Times New Roman"/>
-                <w:kern w:val="2"/>
-                <w:sz w:val="24"/>
-                <w:szCs w:val="24"/>
-                <w:lang w:eastAsia="zh-CN"/>
-              </w:rPr>
-              <w:t>{{ reportdate }}</w:t>
-            </w:r>
-          </w:p>
-        </w:tc>
-        <w:tc>
-          <w:tcPr>
-            <w:tcW w:w="1166" w:type="dxa"/>
-            <w:vAlign w:val="center"/>
-          </w:tcPr>
-          <w:p>
-            <w:pPr>
-              <w:pStyle w:val="20"/>
-              <w:spacing w:line="341" w:lineRule="exact"/>
-              <w:jc w:val="both"/>
-              <w:rPr>
-                <w:rFonts w:ascii="Times New Roman" w:hAnsi="Times New Roman" w:cs="Times New Roman"/>
-                <w:b/>
-                <w:sz w:val="24"/>
-                <w:szCs w:val="24"/>
-              </w:rPr>
-            </w:pPr>
-            <w:r>
-              <w:rPr>
-                <w:rFonts w:ascii="Times New Roman" w:hAnsi="Times New Roman" w:cs="Times New Roman"/>
-                <w:b/>
-                <w:sz w:val="24"/>
-                <w:szCs w:val="24"/>
-              </w:rPr>
-              <w:t>日</w:t>
-            </w:r>
-            <w:r>
-              <w:rPr>
-                <w:rFonts w:ascii="Times New Roman" w:hAnsi="Times New Roman" w:cs="Times New Roman"/>
-                <w:b/>
-                <w:sz w:val="24"/>
-                <w:szCs w:val="24"/>
-                <w:lang w:eastAsia="zh-CN"/>
-              </w:rPr>
-              <w:t xml:space="preserve">  </w:t>
-            </w:r>
-            <w:r>
-              <w:rPr>
-                <w:rFonts w:ascii="Times New Roman" w:hAnsi="Times New Roman" w:cs="Times New Roman"/>
-                <w:b/>
-                <w:sz w:val="24"/>
-                <w:szCs w:val="24"/>
-              </w:rPr>
-              <w:t>期：</w:t>
-            </w:r>
-          </w:p>
-        </w:tc>
-        <w:tc>
-          <w:tcPr>
-            <w:tcW w:w="2294" w:type="dxa"/>
-            <w:vAlign w:val="center"/>
-          </w:tcPr>
-          <w:p>
-            <w:pPr>
-              <w:pStyle w:val="20"/>
-              <w:spacing w:line="363" w:lineRule="exact"/>
-              <w:ind w:right="15"/>
-              <w:jc w:val="both"/>
-              <w:rPr>
-                <w:rFonts w:ascii="Times New Roman" w:hAnsi="Times New Roman" w:cs="Times New Roman"/>
-                <w:sz w:val="24"/>
-                <w:szCs w:val="24"/>
-              </w:rPr>
-            </w:pPr>
-            <w:r>
-              <w:rPr>
-                <w:rFonts w:ascii="Times New Roman" w:hAnsi="Times New Roman" w:cs="Times New Roman"/>
-                <w:kern w:val="2"/>
-                <w:sz w:val="24"/>
-                <w:szCs w:val="24"/>
-                <w:lang w:eastAsia="zh-CN"/>
-              </w:rPr>
-              <w:t>{{ reportdate }}</w:t>
-            </w:r>
-          </w:p>
-        </w:tc>
-      </w:tr>
-    </w:tbl>
-    <w:p>
-      <w:pPr>
-        <w:rPr>
-          <w:rFonts w:ascii="Times New Roman" w:hAnsi="Times New Roman" w:eastAsia="微软雅黑" w:cs="Times New Roman"/>
-          <w:sz w:val="24"/>
-          <w:szCs w:val="24"/>
-          <w:lang w:eastAsia="zh-CN"/>
-        </w:rPr>
-      </w:pPr>
-      <w:r>
-        <w:rPr>
-          <w:rFonts w:hint="eastAsia" w:ascii="Times New Roman" w:hAnsi="Times New Roman" w:eastAsia="微软雅黑" w:cs="Times New Roman"/>
-          <w:sz w:val="24"/>
-          <w:szCs w:val="24"/>
-          <w:lang w:eastAsia="zh-CN"/>
-        </w:rPr>
-        <w:t xml:space="preserve">{% endif %}{% if testedby == </w:t>
-      </w:r>
-      <w:r>
-        <w:rPr>
-          <w:rFonts w:ascii="Times New Roman" w:hAnsi="Times New Roman" w:eastAsia="微软雅黑" w:cs="Times New Roman"/>
-          <w:sz w:val="24"/>
-          <w:szCs w:val="24"/>
-          <w:lang w:eastAsia="zh-CN"/>
-        </w:rPr>
-        <w:t>“</w:t>
-      </w:r>
-      <w:r>
-        <w:rPr>
-          <w:rFonts w:hint="eastAsia" w:ascii="Times New Roman" w:hAnsi="Times New Roman" w:eastAsia="微软雅黑" w:cs="Times New Roman"/>
-          <w:sz w:val="24"/>
-          <w:szCs w:val="24"/>
-          <w:lang w:eastAsia="zh-CN"/>
-        </w:rPr>
-        <w:t>6</w:t>
-      </w:r>
-      <w:r>
-        <w:rPr>
-          <w:rFonts w:ascii="Times New Roman" w:hAnsi="Times New Roman" w:eastAsia="微软雅黑" w:cs="Times New Roman"/>
-          <w:sz w:val="24"/>
-          <w:szCs w:val="24"/>
-          <w:lang w:eastAsia="zh-CN"/>
-        </w:rPr>
-        <w:t>”</w:t>
-      </w:r>
-      <w:r>
-        <w:rPr>
-          <w:rFonts w:hint="eastAsia" w:ascii="Times New Roman" w:hAnsi="Times New Roman" w:eastAsia="微软雅黑" w:cs="Times New Roman"/>
-          <w:sz w:val="24"/>
-          <w:szCs w:val="24"/>
-          <w:lang w:eastAsia="zh-CN"/>
-        </w:rPr>
-        <w:t xml:space="preserve"> %}</w:t>
-      </w:r>
-    </w:p>
-    <w:p>
-      <w:pPr>
-        <w:rPr>
-          <w:rFonts w:ascii="Times New Roman" w:hAnsi="Times New Roman" w:eastAsia="微软雅黑" w:cs="Times New Roman"/>
-          <w:sz w:val="24"/>
-          <w:szCs w:val="24"/>
-          <w:lang w:eastAsia="zh-CN"/>
-        </w:rPr>
-      </w:pPr>
-    </w:p>
-    <w:p>
-      <w:pPr>
-        <w:rPr>
-          <w:rFonts w:ascii="Times New Roman" w:hAnsi="Times New Roman" w:eastAsia="微软雅黑" w:cs="Times New Roman"/>
-          <w:sz w:val="24"/>
-          <w:szCs w:val="24"/>
-          <w:lang w:eastAsia="zh-CN"/>
-        </w:rPr>
-      </w:pPr>
-    </w:p>
-    <w:tbl>
-      <w:tblPr>
-        <w:tblStyle w:val="36"/>
-        <w:tblW w:w="6772" w:type="dxa"/>
-        <w:jc w:val="right"/>
-        <w:tblLayout w:type="fixed"/>
-        <w:tblCellMar>
-          <w:top w:w="0" w:type="dxa"/>
-          <w:left w:w="0" w:type="dxa"/>
-          <w:bottom w:w="0" w:type="dxa"/>
-          <w:right w:w="0" w:type="dxa"/>
-        </w:tblCellMar>
-      </w:tblPr>
-      <w:tblGrid>
-        <w:gridCol w:w="1272"/>
-        <w:gridCol w:w="2040"/>
-        <w:gridCol w:w="1166"/>
-        <w:gridCol w:w="2294"/>
-      </w:tblGrid>
-      <w:tr>
-        <w:tblPrEx>
-          <w:tblCellMar>
-            <w:top w:w="0" w:type="dxa"/>
-            <w:left w:w="0" w:type="dxa"/>
-            <w:bottom w:w="0" w:type="dxa"/>
-            <w:right w:w="0" w:type="dxa"/>
-          </w:tblCellMar>
-        </w:tblPrEx>
-        <w:trPr>
-          <w:trHeight w:val="441" w:hRule="exact"/>
-          <w:jc w:val="right"/>
-        </w:trPr>
-        <w:tc>
-          <w:tcPr>
-            <w:tcW w:w="1272" w:type="dxa"/>
-            <w:vAlign w:val="center"/>
-          </w:tcPr>
-          <w:p>
-            <w:pPr>
-              <w:pStyle w:val="20"/>
-              <w:spacing w:before="13"/>
-              <w:ind w:left="13" w:right="95"/>
-              <w:jc w:val="both"/>
-              <w:rPr>
-                <w:rFonts w:ascii="Times New Roman" w:hAnsi="Times New Roman" w:cs="Times New Roman"/>
-                <w:b/>
-                <w:sz w:val="24"/>
-                <w:szCs w:val="24"/>
-              </w:rPr>
-            </w:pPr>
-            <w:r>
-              <w:rPr>
-                <w:rFonts w:ascii="Times New Roman" w:hAnsi="Times New Roman" w:cs="Times New Roman"/>
-                <w:b/>
-                <w:sz w:val="24"/>
-                <w:szCs w:val="24"/>
-              </w:rPr>
-              <w:t>检测人：</w:t>
-            </w:r>
-          </w:p>
-        </w:tc>
-        <w:tc>
-          <w:tcPr>
-            <w:tcW w:w="2040" w:type="dxa"/>
-            <w:vAlign w:val="center"/>
-          </w:tcPr>
-          <w:p>
-            <w:pPr>
-              <w:pStyle w:val="20"/>
-              <w:spacing w:before="13"/>
-              <w:jc w:val="both"/>
-              <w:rPr>
-                <w:rFonts w:ascii="Times New Roman" w:hAnsi="Times New Roman" w:cs="Times New Roman"/>
-                <w:b/>
-                <w:sz w:val="24"/>
-                <w:szCs w:val="24"/>
-              </w:rPr>
-            </w:pPr>
-          </w:p>
-        </w:tc>
-        <w:tc>
-          <w:tcPr>
-            <w:tcW w:w="1166" w:type="dxa"/>
-            <w:vAlign w:val="center"/>
-          </w:tcPr>
-          <w:p>
-            <w:pPr>
-              <w:pStyle w:val="20"/>
-              <w:spacing w:before="13"/>
-              <w:jc w:val="both"/>
-              <w:rPr>
-                <w:rFonts w:ascii="Times New Roman" w:hAnsi="Times New Roman" w:cs="Times New Roman"/>
-                <w:b/>
-                <w:sz w:val="24"/>
-                <w:szCs w:val="24"/>
-              </w:rPr>
-            </w:pPr>
-            <w:r>
-              <w:rPr>
-                <w:rFonts w:ascii="Times New Roman" w:hAnsi="Times New Roman" w:cs="Times New Roman"/>
-                <w:b/>
-                <w:sz w:val="24"/>
-                <w:szCs w:val="24"/>
-              </w:rPr>
-              <w:t>复核人</w:t>
-            </w:r>
-            <w:r>
-              <w:rPr>
-                <w:rFonts w:ascii="Times New Roman" w:hAnsi="Times New Roman" w:cs="Times New Roman"/>
-                <w:b/>
-                <w:sz w:val="24"/>
-                <w:szCs w:val="24"/>
-                <w:lang w:eastAsia="zh-CN"/>
-              </w:rPr>
-              <w:t>：</w:t>
-            </w:r>
-          </w:p>
-        </w:tc>
-        <w:tc>
-          <w:tcPr>
-            <w:tcW w:w="2294" w:type="dxa"/>
-            <w:vAlign w:val="center"/>
-          </w:tcPr>
-          <w:p>
-            <w:pPr>
-              <w:pStyle w:val="20"/>
-              <w:spacing w:before="13"/>
-              <w:ind w:right="15"/>
-              <w:jc w:val="both"/>
-              <w:rPr>
-                <w:rFonts w:ascii="Times New Roman" w:hAnsi="Times New Roman" w:cs="Times New Roman"/>
-                <w:b/>
-                <w:sz w:val="24"/>
-                <w:szCs w:val="24"/>
-              </w:rPr>
-            </w:pPr>
-          </w:p>
-        </w:tc>
-      </w:tr>
-      <w:tr>
-        <w:tblPrEx>
-          <w:tblCellMar>
-            <w:top w:w="0" w:type="dxa"/>
-            <w:left w:w="0" w:type="dxa"/>
-            <w:bottom w:w="0" w:type="dxa"/>
-            <w:right w:w="0" w:type="dxa"/>
-          </w:tblCellMar>
-        </w:tblPrEx>
-        <w:trPr>
-          <w:trHeight w:val="457" w:hRule="exact"/>
-          <w:jc w:val="right"/>
-        </w:trPr>
-        <w:tc>
-          <w:tcPr>
-            <w:tcW w:w="1272" w:type="dxa"/>
-            <w:vAlign w:val="center"/>
-          </w:tcPr>
-          <w:p>
-            <w:pPr>
-              <w:pStyle w:val="20"/>
-              <w:spacing w:line="341" w:lineRule="exact"/>
-              <w:ind w:left="13" w:right="165"/>
-              <w:jc w:val="both"/>
-              <w:rPr>
-                <w:rFonts w:ascii="Times New Roman" w:hAnsi="Times New Roman" w:cs="Times New Roman"/>
-                <w:b/>
-                <w:sz w:val="24"/>
-                <w:szCs w:val="24"/>
-              </w:rPr>
-            </w:pPr>
-            <w:r>
-              <w:rPr>
-                <w:rFonts w:ascii="Times New Roman" w:hAnsi="Times New Roman" w:cs="Times New Roman"/>
-                <w:b/>
-                <w:sz w:val="24"/>
-                <w:szCs w:val="24"/>
-              </w:rPr>
-              <w:t>日</w:t>
-            </w:r>
-            <w:r>
-              <w:rPr>
-                <w:rFonts w:ascii="Times New Roman" w:hAnsi="Times New Roman" w:cs="Times New Roman"/>
-                <w:b/>
-                <w:sz w:val="24"/>
-                <w:szCs w:val="24"/>
-                <w:lang w:eastAsia="zh-CN"/>
-              </w:rPr>
-              <w:t xml:space="preserve">  </w:t>
-            </w:r>
-            <w:r>
-              <w:rPr>
-                <w:rFonts w:ascii="Times New Roman" w:hAnsi="Times New Roman" w:cs="Times New Roman"/>
-                <w:b/>
-                <w:sz w:val="24"/>
-                <w:szCs w:val="24"/>
-              </w:rPr>
-              <w:t>期：</w:t>
-            </w:r>
-          </w:p>
-        </w:tc>
-        <w:tc>
-          <w:tcPr>
-            <w:tcW w:w="2040" w:type="dxa"/>
-            <w:vAlign w:val="center"/>
-          </w:tcPr>
-          <w:p>
-            <w:pPr>
-              <w:pStyle w:val="20"/>
-              <w:spacing w:line="363" w:lineRule="exact"/>
-              <w:jc w:val="both"/>
-              <w:rPr>
-                <w:rFonts w:ascii="Times New Roman" w:hAnsi="Times New Roman" w:cs="Times New Roman"/>
-                <w:sz w:val="24"/>
-                <w:szCs w:val="24"/>
-              </w:rPr>
-            </w:pPr>
-            <w:r>
-              <w:rPr>
-                <w:rFonts w:ascii="Times New Roman" w:hAnsi="Times New Roman" w:cs="Times New Roman"/>
-                <w:kern w:val="2"/>
-                <w:sz w:val="24"/>
-                <w:szCs w:val="24"/>
-                <w:lang w:eastAsia="zh-CN"/>
-              </w:rPr>
-              <w:t>{{ reportdate }}</w:t>
-            </w:r>
-          </w:p>
-        </w:tc>
-        <w:tc>
-          <w:tcPr>
-            <w:tcW w:w="1166" w:type="dxa"/>
-            <w:vAlign w:val="center"/>
-          </w:tcPr>
-          <w:p>
-            <w:pPr>
-              <w:pStyle w:val="20"/>
-              <w:spacing w:line="341" w:lineRule="exact"/>
-              <w:jc w:val="both"/>
-              <w:rPr>
-                <w:rFonts w:ascii="Times New Roman" w:hAnsi="Times New Roman" w:cs="Times New Roman"/>
-                <w:b/>
-                <w:sz w:val="24"/>
-                <w:szCs w:val="24"/>
-              </w:rPr>
-            </w:pPr>
-            <w:r>
-              <w:rPr>
-                <w:rFonts w:ascii="Times New Roman" w:hAnsi="Times New Roman" w:cs="Times New Roman"/>
-                <w:b/>
-                <w:sz w:val="24"/>
-                <w:szCs w:val="24"/>
-              </w:rPr>
-              <w:t>日</w:t>
-            </w:r>
-            <w:r>
-              <w:rPr>
-                <w:rFonts w:ascii="Times New Roman" w:hAnsi="Times New Roman" w:cs="Times New Roman"/>
-                <w:b/>
-                <w:sz w:val="24"/>
-                <w:szCs w:val="24"/>
-                <w:lang w:eastAsia="zh-CN"/>
-              </w:rPr>
-              <w:t xml:space="preserve">  </w:t>
-            </w:r>
-            <w:r>
-              <w:rPr>
-                <w:rFonts w:ascii="Times New Roman" w:hAnsi="Times New Roman" w:cs="Times New Roman"/>
-                <w:b/>
-                <w:sz w:val="24"/>
-                <w:szCs w:val="24"/>
-              </w:rPr>
-              <w:t>期：</w:t>
-            </w:r>
-          </w:p>
-        </w:tc>
-        <w:tc>
-          <w:tcPr>
-            <w:tcW w:w="2294" w:type="dxa"/>
-            <w:vAlign w:val="center"/>
-          </w:tcPr>
-          <w:p>
-            <w:pPr>
-              <w:pStyle w:val="20"/>
-              <w:spacing w:line="363" w:lineRule="exact"/>
-              <w:ind w:right="15"/>
-              <w:jc w:val="both"/>
-              <w:rPr>
-                <w:rFonts w:ascii="Times New Roman" w:hAnsi="Times New Roman" w:cs="Times New Roman"/>
-                <w:sz w:val="24"/>
-                <w:szCs w:val="24"/>
-              </w:rPr>
-            </w:pPr>
-            <w:r>
-              <w:rPr>
-                <w:rFonts w:ascii="Times New Roman" w:hAnsi="Times New Roman" w:cs="Times New Roman"/>
-                <w:kern w:val="2"/>
-                <w:sz w:val="24"/>
-                <w:szCs w:val="24"/>
-                <w:lang w:eastAsia="zh-CN"/>
-              </w:rPr>
-              <w:t>{{ reportdate }}</w:t>
-            </w:r>
-          </w:p>
-        </w:tc>
-      </w:tr>
-    </w:tbl>
-    <w:p>
-      <w:pPr>
-        <w:rPr>
           <w:rFonts w:ascii="Times New Roman" w:hAnsi="Times New Roman" w:eastAsia="微软雅黑" w:cs="黑体"/>
           <w:b/>
           <w:bCs/>
@@ -11078,6 +9338,8 @@
         </w:rPr>
         <w:br w:type="page"/>
       </w:r>
+      <w:bookmarkStart w:id="150" w:name="_GoBack"/>
+      <w:bookmarkEnd w:id="150"/>
     </w:p>
     <w:p>
       <w:pPr>
@@ -11112,19 +9374,19 @@
         </w:rPr>
       </w:pPr>
       <w:bookmarkStart w:id="35" w:name="_Toc21059"/>
-      <w:bookmarkStart w:id="36" w:name="_Toc149837255"/>
-      <w:bookmarkStart w:id="37" w:name="_Toc10112"/>
-      <w:bookmarkStart w:id="38" w:name="_Toc10184"/>
-      <w:bookmarkStart w:id="39" w:name="_Toc11574"/>
-      <w:bookmarkStart w:id="40" w:name="_Toc2028"/>
+      <w:bookmarkStart w:id="36" w:name="_Toc2028"/>
+      <w:bookmarkStart w:id="37" w:name="_Toc149837255"/>
+      <w:bookmarkStart w:id="38" w:name="_Toc10112"/>
+      <w:bookmarkStart w:id="39" w:name="_Toc10184"/>
+      <w:bookmarkStart w:id="40" w:name="_Toc11574"/>
       <w:bookmarkStart w:id="41" w:name="_Toc25123"/>
-      <w:bookmarkStart w:id="42" w:name="_Toc24235"/>
-      <w:bookmarkStart w:id="43" w:name="_Toc20136_WPSOffice_Level1"/>
-      <w:bookmarkStart w:id="44" w:name="_Toc107825550"/>
-      <w:bookmarkStart w:id="45" w:name="_Toc22132"/>
+      <w:bookmarkStart w:id="42" w:name="_Toc20136_WPSOffice_Level1"/>
+      <w:bookmarkStart w:id="43" w:name="_Toc22132"/>
+      <w:bookmarkStart w:id="44" w:name="_Toc24235"/>
+      <w:bookmarkStart w:id="45" w:name="_Toc107825550"/>
       <w:bookmarkStart w:id="46" w:name="_Toc2781"/>
-      <w:bookmarkStart w:id="47" w:name="_Toc2866"/>
-      <w:bookmarkStart w:id="48" w:name="_Toc19898_WPSOffice_Level1"/>
+      <w:bookmarkStart w:id="47" w:name="_Toc19898_WPSOffice_Level1"/>
+      <w:bookmarkStart w:id="48" w:name="_Toc2866"/>
       <w:r>
         <w:rPr>
           <w:rFonts w:hint="eastAsia" w:ascii="Times New Roman" w:hAnsi="Times New Roman"/>
@@ -12833,13 +11095,13 @@
           <w:sz w:val="30"/>
         </w:rPr>
       </w:pPr>
-      <w:bookmarkStart w:id="50" w:name="_Toc5728"/>
-      <w:bookmarkStart w:id="51" w:name="_Toc28806"/>
-      <w:bookmarkStart w:id="52" w:name="_Toc107825552"/>
-      <w:bookmarkStart w:id="53" w:name="_Toc23375"/>
-      <w:bookmarkStart w:id="54" w:name="_Toc11015_WPSOffice_Level2"/>
-      <w:bookmarkStart w:id="55" w:name="_Toc27379"/>
-      <w:bookmarkStart w:id="56" w:name="_Toc15063"/>
+      <w:bookmarkStart w:id="50" w:name="_Toc107825552"/>
+      <w:bookmarkStart w:id="51" w:name="_Toc23375"/>
+      <w:bookmarkStart w:id="52" w:name="_Toc11015_WPSOffice_Level2"/>
+      <w:bookmarkStart w:id="53" w:name="_Toc27379"/>
+      <w:bookmarkStart w:id="54" w:name="_Toc15063"/>
+      <w:bookmarkStart w:id="55" w:name="_Toc5728"/>
+      <w:bookmarkStart w:id="56" w:name="_Toc28806"/>
       <w:bookmarkStart w:id="57" w:name="_Toc9088"/>
       <w:bookmarkStart w:id="58" w:name="_Toc18062_WPSOffice_Level2"/>
       <w:r>
@@ -17469,15 +15731,15 @@
           <w:lang w:eastAsia="zh-CN"/>
         </w:rPr>
       </w:pPr>
-      <w:bookmarkStart w:id="59" w:name="_Toc24960"/>
-      <w:bookmarkStart w:id="60" w:name="_Toc107825555"/>
-      <w:bookmarkStart w:id="61" w:name="_Toc29372"/>
-      <w:bookmarkStart w:id="62" w:name="_Toc23903"/>
-      <w:bookmarkStart w:id="63" w:name="_Toc4331_WPSOffice_Level1"/>
+      <w:bookmarkStart w:id="59" w:name="_Toc29372"/>
+      <w:bookmarkStart w:id="60" w:name="_Toc24960"/>
+      <w:bookmarkStart w:id="61" w:name="_Toc23903"/>
+      <w:bookmarkStart w:id="62" w:name="_Toc180"/>
+      <w:bookmarkStart w:id="63" w:name="_Toc32443_WPSOffice_Level1"/>
       <w:bookmarkStart w:id="64" w:name="_Toc23846_WPSOffice_Level1"/>
-      <w:bookmarkStart w:id="65" w:name="_Toc32443_WPSOffice_Level1"/>
-      <w:bookmarkStart w:id="66" w:name="_Toc25727"/>
-      <w:bookmarkStart w:id="67" w:name="_Toc180"/>
+      <w:bookmarkStart w:id="65" w:name="_Toc4331_WPSOffice_Level1"/>
+      <w:bookmarkStart w:id="66" w:name="_Toc107825555"/>
+      <w:bookmarkStart w:id="67" w:name="_Toc25727"/>
       <w:r>
         <w:rPr>
           <w:rFonts w:hint="eastAsia" w:ascii="Times New Roman" w:hAnsi="Times New Roman" w:eastAsia="微软雅黑" w:cs="Times New Roman"/>
@@ -17547,11 +15809,11 @@
           <w:lang w:eastAsia="zh-CN"/>
         </w:rPr>
       </w:pPr>
-      <w:bookmarkStart w:id="68" w:name="_Toc149837260"/>
-      <w:bookmarkStart w:id="69" w:name="_Toc29868"/>
+      <w:bookmarkStart w:id="68" w:name="_Toc29868"/>
+      <w:bookmarkStart w:id="69" w:name="_Toc10945"/>
       <w:bookmarkStart w:id="70" w:name="_Toc429"/>
       <w:bookmarkStart w:id="71" w:name="_Toc29436"/>
-      <w:bookmarkStart w:id="72" w:name="_Toc10945"/>
+      <w:bookmarkStart w:id="72" w:name="_Toc149837260"/>
       <w:r>
         <w:rPr>
           <w:rFonts w:hint="eastAsia" w:ascii="Times New Roman" w:hAnsi="Times New Roman"/>
@@ -26526,15 +24788,15 @@
           </w14:shadow>
         </w:rPr>
       </w:pPr>
-      <w:bookmarkStart w:id="79" w:name="_Toc21764_WPSOffice_Level1"/>
-      <w:bookmarkStart w:id="80" w:name="_Toc28240"/>
-      <w:bookmarkStart w:id="81" w:name="_Toc1707_WPSOffice_Level1"/>
-      <w:bookmarkStart w:id="82" w:name="_Toc27302"/>
-      <w:bookmarkStart w:id="83" w:name="_Toc18125"/>
-      <w:bookmarkStart w:id="84" w:name="_Toc107825561"/>
-      <w:bookmarkStart w:id="85" w:name="_Toc13196_WPSOffice_Level1"/>
-      <w:bookmarkStart w:id="86" w:name="_Toc13698"/>
-      <w:bookmarkStart w:id="87" w:name="_Toc11294"/>
+      <w:bookmarkStart w:id="79" w:name="_Toc13196_WPSOffice_Level1"/>
+      <w:bookmarkStart w:id="80" w:name="_Toc107825561"/>
+      <w:bookmarkStart w:id="81" w:name="_Toc13698"/>
+      <w:bookmarkStart w:id="82" w:name="_Toc18125"/>
+      <w:bookmarkStart w:id="83" w:name="_Toc28240"/>
+      <w:bookmarkStart w:id="84" w:name="_Toc1707_WPSOffice_Level1"/>
+      <w:bookmarkStart w:id="85" w:name="_Toc21764_WPSOffice_Level1"/>
+      <w:bookmarkStart w:id="86" w:name="_Toc11294"/>
+      <w:bookmarkStart w:id="87" w:name="_Toc27302"/>
       <w:bookmarkStart w:id="88" w:name="_Toc16835"/>
       <w:r>
         <w:rPr>
@@ -26594,18 +24856,18 @@
         </w:rPr>
       </w:pPr>
       <w:bookmarkStart w:id="89" w:name="_Toc14255_WPSOffice_Level1"/>
-      <w:bookmarkStart w:id="90" w:name="_Toc21046"/>
-      <w:bookmarkStart w:id="91" w:name="_Toc27230"/>
-      <w:bookmarkStart w:id="92" w:name="_Toc32150"/>
-      <w:bookmarkStart w:id="93" w:name="_Toc15840_WPSOffice_Level1"/>
-      <w:bookmarkStart w:id="94" w:name="_Toc3674"/>
-      <w:bookmarkStart w:id="95" w:name="_Toc28605"/>
-      <w:bookmarkStart w:id="96" w:name="_Toc9066"/>
-      <w:bookmarkStart w:id="97" w:name="_Toc24085_WPSOffice_Level1"/>
+      <w:bookmarkStart w:id="90" w:name="_Toc28605"/>
+      <w:bookmarkStart w:id="91" w:name="_Toc24085_WPSOffice_Level1"/>
+      <w:bookmarkStart w:id="92" w:name="_Toc9066"/>
+      <w:bookmarkStart w:id="93" w:name="_Toc21046"/>
+      <w:bookmarkStart w:id="94" w:name="_Toc27230"/>
+      <w:bookmarkStart w:id="95" w:name="_Toc15840_WPSOffice_Level1"/>
+      <w:bookmarkStart w:id="96" w:name="_Toc3674"/>
+      <w:bookmarkStart w:id="97" w:name="_Toc32150"/>
       <w:bookmarkStart w:id="98" w:name="_Toc11896_WPSOffice_Level1"/>
-      <w:bookmarkStart w:id="99" w:name="_Toc28810_WPSOffice_Level1"/>
-      <w:bookmarkStart w:id="100" w:name="_Toc11193_WPSOffice_Level1"/>
-      <w:bookmarkStart w:id="101" w:name="_Toc23688"/>
+      <w:bookmarkStart w:id="99" w:name="_Toc23688"/>
+      <w:bookmarkStart w:id="100" w:name="_Toc28810_WPSOffice_Level1"/>
+      <w:bookmarkStart w:id="101" w:name="_Toc11193_WPSOffice_Level1"/>
       <w:r>
         <w:rPr>
           <w:rFonts w:hint="eastAsia" w:ascii="Times New Roman" w:hAnsi="Times New Roman"/>
@@ -28714,11 +26976,11 @@
           <w:lang w:eastAsia="zh-CN"/>
         </w:rPr>
       </w:pPr>
-      <w:bookmarkStart w:id="102" w:name="_Toc24780"/>
-      <w:bookmarkStart w:id="103" w:name="_Toc107330130"/>
-      <w:bookmarkStart w:id="104" w:name="_Hlk33190413"/>
-      <w:bookmarkStart w:id="105" w:name="_Toc4303"/>
-      <w:bookmarkStart w:id="106" w:name="_Toc31843"/>
+      <w:bookmarkStart w:id="102" w:name="_Toc4303"/>
+      <w:bookmarkStart w:id="103" w:name="_Toc31843"/>
+      <w:bookmarkStart w:id="104" w:name="_Toc24780"/>
+      <w:bookmarkStart w:id="105" w:name="_Toc107330130"/>
+      <w:bookmarkStart w:id="106" w:name="_Hlk33190413"/>
       <w:r>
         <w:rPr>
           <w:rFonts w:hint="eastAsia" w:ascii="Times New Roman" w:hAnsi="Times New Roman" w:eastAsia="微软雅黑" w:cs="Times New Roman"/>
@@ -29283,9 +27545,9 @@
           <w:lang w:eastAsia="zh-CN"/>
         </w:rPr>
       </w:pPr>
-      <w:bookmarkStart w:id="107" w:name="_Toc31498"/>
-      <w:bookmarkStart w:id="108" w:name="_Toc107825567"/>
-      <w:bookmarkStart w:id="109" w:name="_Toc13268"/>
+      <w:bookmarkStart w:id="107" w:name="_Toc13268"/>
+      <w:bookmarkStart w:id="108" w:name="_Toc31498"/>
+      <w:bookmarkStart w:id="109" w:name="_Toc107825567"/>
       <w:bookmarkStart w:id="110" w:name="_Toc28435"/>
       <w:r>
         <w:rPr>
@@ -29375,17 +27637,17 @@
                 <w:szCs w:val="18"/>
               </w:rPr>
             </w:pPr>
-            <w:bookmarkStart w:id="111" w:name="_Toc32730"/>
-            <w:bookmarkStart w:id="112" w:name="_Toc15690"/>
-            <w:bookmarkStart w:id="113" w:name="_Toc13557_WPSOffice_Level1"/>
-            <w:bookmarkStart w:id="114" w:name="_Toc14645_WPSOffice_Level1"/>
-            <w:bookmarkStart w:id="115" w:name="_Toc11823"/>
-            <w:bookmarkStart w:id="116" w:name="_Toc25415_WPSOffice_Level1"/>
+            <w:bookmarkStart w:id="111" w:name="_Toc14645_WPSOffice_Level1"/>
+            <w:bookmarkStart w:id="112" w:name="_Toc32730"/>
+            <w:bookmarkStart w:id="113" w:name="_Toc15690"/>
+            <w:bookmarkStart w:id="114" w:name="_Toc25415_WPSOffice_Level1"/>
+            <w:bookmarkStart w:id="115" w:name="_Toc13557_WPSOffice_Level1"/>
+            <w:bookmarkStart w:id="116" w:name="_Toc11823"/>
             <w:bookmarkStart w:id="117" w:name="_Toc107825568"/>
             <w:bookmarkStart w:id="118" w:name="_Toc22381"/>
             <w:bookmarkStart w:id="119" w:name="_Toc5476"/>
-            <w:bookmarkStart w:id="120" w:name="_Toc20170_WPSOffice_Level1"/>
-            <w:bookmarkStart w:id="121" w:name="_Toc28454_WPSOffice_Level1"/>
+            <w:bookmarkStart w:id="120" w:name="_Toc28454_WPSOffice_Level1"/>
+            <w:bookmarkStart w:id="121" w:name="_Toc20170_WPSOffice_Level1"/>
             <w:bookmarkStart w:id="122" w:name="_Toc26985_WPSOffice_Level1"/>
             <w:r>
               <w:rPr>
@@ -29892,16 +28154,16 @@
           <w:lang w:eastAsia="zh-CN"/>
         </w:rPr>
       </w:pPr>
-      <w:bookmarkStart w:id="123" w:name="_Toc28910_WPSOffice_Level1"/>
-      <w:bookmarkStart w:id="124" w:name="_Toc107825569"/>
-      <w:bookmarkStart w:id="125" w:name="_Toc11722"/>
-      <w:bookmarkStart w:id="126" w:name="_Toc10119"/>
-      <w:bookmarkStart w:id="127" w:name="_Toc29696"/>
-      <w:bookmarkStart w:id="128" w:name="_Toc22484_WPSOffice_Level1"/>
+      <w:bookmarkStart w:id="123" w:name="_Toc107825569"/>
+      <w:bookmarkStart w:id="124" w:name="_Toc11722"/>
+      <w:bookmarkStart w:id="125" w:name="_Toc22484_WPSOffice_Level1"/>
+      <w:bookmarkStart w:id="126" w:name="_Toc28829"/>
+      <w:bookmarkStart w:id="127" w:name="_Toc10119"/>
+      <w:bookmarkStart w:id="128" w:name="_Toc29696"/>
       <w:bookmarkStart w:id="129" w:name="_Toc16368_WPSOffice_Level1"/>
       <w:bookmarkStart w:id="130" w:name="_Toc7549"/>
-      <w:bookmarkStart w:id="131" w:name="_Toc28829"/>
-      <w:bookmarkStart w:id="132" w:name="_Toc19099"/>
+      <w:bookmarkStart w:id="131" w:name="_Toc19099"/>
+      <w:bookmarkStart w:id="132" w:name="_Toc28910_WPSOffice_Level1"/>
       <w:r>
         <w:rPr>
           <w:rFonts w:hint="eastAsia" w:ascii="Times New Roman" w:hAnsi="Times New Roman"/>
@@ -30366,8 +28628,8 @@
           <w:lang w:eastAsia="zh-CN"/>
         </w:rPr>
       </w:pPr>
-      <w:bookmarkStart w:id="133" w:name="_Toc8911"/>
-      <w:bookmarkStart w:id="134" w:name="_Toc107825570"/>
+      <w:bookmarkStart w:id="133" w:name="_Toc107825570"/>
+      <w:bookmarkStart w:id="134" w:name="_Toc8911"/>
       <w:bookmarkStart w:id="135" w:name="_Toc27034"/>
       <w:r>
         <w:rPr>
@@ -30456,8 +28718,8 @@
           <w:lang w:eastAsia="zh-CN"/>
         </w:rPr>
       </w:pPr>
-      <w:bookmarkStart w:id="136" w:name="_Toc15114"/>
-      <w:bookmarkStart w:id="137" w:name="_Toc3527"/>
+      <w:bookmarkStart w:id="136" w:name="_Toc3527"/>
+      <w:bookmarkStart w:id="137" w:name="_Toc15114"/>
       <w:bookmarkStart w:id="138" w:name="_Toc3409"/>
       <w:r>
         <w:rPr>
@@ -30704,17 +28966,17 @@
           <w:lang w:eastAsia="zh-CN"/>
         </w:rPr>
       </w:pPr>
-      <w:bookmarkStart w:id="139" w:name="_Toc107825571"/>
-      <w:bookmarkStart w:id="140" w:name="_Toc16927"/>
-      <w:bookmarkStart w:id="141" w:name="_Toc4712"/>
-      <w:bookmarkStart w:id="142" w:name="_Toc9662"/>
-      <w:bookmarkStart w:id="143" w:name="_Toc21361"/>
+      <w:bookmarkStart w:id="139" w:name="_Toc4712"/>
+      <w:bookmarkStart w:id="140" w:name="_Toc107825571"/>
+      <w:bookmarkStart w:id="141" w:name="_Toc16927"/>
+      <w:bookmarkStart w:id="142" w:name="_Toc21361"/>
+      <w:bookmarkStart w:id="143" w:name="_Toc9662"/>
       <w:bookmarkStart w:id="144" w:name="_Toc17792_WPSOffice_Level2"/>
-      <w:bookmarkStart w:id="145" w:name="_Toc22623"/>
-      <w:bookmarkStart w:id="146" w:name="_Toc22162_WPSOffice_Level1"/>
+      <w:bookmarkStart w:id="145" w:name="_Toc14611_WPSOffice_Level1"/>
+      <w:bookmarkStart w:id="146" w:name="_Toc22623"/>
       <w:bookmarkStart w:id="147" w:name="_Toc13275"/>
       <w:bookmarkStart w:id="148" w:name="_Toc19584_WPSOffice_Level1"/>
-      <w:bookmarkStart w:id="149" w:name="_Toc14611_WPSOffice_Level1"/>
+      <w:bookmarkStart w:id="149" w:name="_Toc22162_WPSOffice_Level1"/>
       <w:r>
         <w:rPr>
           <w:rFonts w:hint="eastAsia" w:ascii="Times New Roman" w:hAnsi="Times New Roman"/>
@@ -33543,7 +31805,7 @@
                     <pic:cNvPicPr/>
                   </pic:nvPicPr>
                   <pic:blipFill>
-                    <a:blip r:embed="rId15"/>
+                    <a:blip r:embed="rId14"/>
                     <a:stretch>
                       <a:fillRect/>
                     </a:stretch>

--- a/WebContent/docx/肺癌49基因检测-阿克曼.docx
+++ b/WebContent/docx/肺癌49基因检测-阿克曼.docx
@@ -76,6 +76,8 @@
         </w:rPr>
       </w:pPr>
     </w:p>
+    <w:bookmarkEnd w:id="0"/>
+    <w:bookmarkEnd w:id="1"/>
     <w:p>
       <w:pPr>
         <w:autoSpaceDE w:val="0"/>
@@ -83,7 +85,7 @@
         <w:spacing w:after="160" w:line="259" w:lineRule="auto"/>
         <w:jc w:val="center"/>
         <w:rPr>
-          <w:rFonts w:ascii="微软雅黑" w:hAnsi="微软雅黑" w:eastAsia="微软雅黑" w:cs="微软雅黑"/>
+          <w:rFonts w:hint="eastAsia" w:ascii="微软雅黑" w:hAnsi="微软雅黑" w:eastAsia="微软雅黑" w:cs="微软雅黑"/>
           <w:sz w:val="52"/>
           <w:szCs w:val="52"/>
           <w:lang w:val="zh-CN" w:eastAsia="zh-CN" w:bidi="zh-CN"/>
@@ -106,21 +108,12 @@
         <w:spacing w:after="160" w:line="259" w:lineRule="auto"/>
         <w:jc w:val="center"/>
         <w:rPr>
-          <w:rFonts w:ascii="微软雅黑" w:hAnsi="微软雅黑" w:eastAsia="微软雅黑" w:cs="微软雅黑"/>
+          <w:rFonts w:hint="default" w:ascii="微软雅黑" w:hAnsi="微软雅黑" w:eastAsia="微软雅黑" w:cs="微软雅黑"/>
           <w:sz w:val="52"/>
           <w:szCs w:val="52"/>
           <w:lang w:val="en-US" w:eastAsia="zh-CN" w:bidi="zh-CN"/>
         </w:rPr>
       </w:pPr>
-      <w:r>
-        <w:rPr>
-          <w:rFonts w:hint="eastAsia" w:ascii="微软雅黑" w:hAnsi="微软雅黑" w:eastAsia="微软雅黑" w:cs="微软雅黑"/>
-          <w:sz w:val="52"/>
-          <w:szCs w:val="52"/>
-          <w:lang w:val="zh-CN" w:eastAsia="zh-CN" w:bidi="zh-CN"/>
-        </w:rPr>
-        <w:t>肺癌靶向</w:t>
-      </w:r>
       <w:r>
         <w:rPr>
           <w:rFonts w:hint="eastAsia" w:ascii="微软雅黑" w:hAnsi="微软雅黑" w:eastAsia="微软雅黑" w:cs="微软雅黑"/>
@@ -128,25 +121,7 @@
           <w:szCs w:val="52"/>
           <w:lang w:val="en-US" w:eastAsia="zh-CN" w:bidi="zh-CN"/>
         </w:rPr>
-        <w:t>49</w:t>
-      </w:r>
-      <w:r>
-        <w:rPr>
-          <w:rFonts w:hint="eastAsia" w:ascii="微软雅黑" w:hAnsi="微软雅黑" w:eastAsia="微软雅黑" w:cs="微软雅黑"/>
-          <w:sz w:val="52"/>
-          <w:szCs w:val="52"/>
-          <w:lang w:val="zh-CN" w:eastAsia="zh-CN" w:bidi="zh-CN"/>
-        </w:rPr>
-        <w:t>基因检测</w:t>
-      </w:r>
-      <w:r>
-        <w:rPr>
-          <w:rFonts w:hint="eastAsia" w:ascii="微软雅黑" w:hAnsi="微软雅黑" w:eastAsia="微软雅黑" w:cs="微软雅黑"/>
-          <w:sz w:val="52"/>
-          <w:szCs w:val="52"/>
-          <w:lang w:val="en-US" w:eastAsia="zh-CN" w:bidi="zh-CN"/>
-        </w:rPr>
-        <w:t>报告</w:t>
+        <w:t>分子病理检测报告</w:t>
       </w:r>
     </w:p>
     <w:p>
@@ -156,7 +131,7 @@
         <w:spacing w:after="160" w:line="300" w:lineRule="exact"/>
         <w:jc w:val="center"/>
         <w:rPr>
-          <w:rFonts w:ascii="微软雅黑" w:hAnsi="微软雅黑" w:eastAsia="微软雅黑" w:cs="微软雅黑"/>
+          <w:rFonts w:hint="eastAsia" w:ascii="微软雅黑" w:hAnsi="微软雅黑" w:eastAsia="微软雅黑" w:cs="微软雅黑"/>
           <w:sz w:val="52"/>
           <w:szCs w:val="52"/>
           <w:lang w:val="zh-CN" w:eastAsia="zh-CN" w:bidi="zh-CN"/>
@@ -170,7 +145,7 @@
         <w:spacing w:after="160" w:line="300" w:lineRule="exact"/>
         <w:jc w:val="center"/>
         <w:rPr>
-          <w:rFonts w:ascii="微软雅黑" w:hAnsi="微软雅黑" w:eastAsia="微软雅黑" w:cs="微软雅黑"/>
+          <w:rFonts w:hint="eastAsia" w:ascii="微软雅黑" w:hAnsi="微软雅黑" w:eastAsia="微软雅黑" w:cs="微软雅黑"/>
           <w:sz w:val="52"/>
           <w:szCs w:val="52"/>
           <w:lang w:val="zh-CN" w:eastAsia="zh-CN" w:bidi="zh-CN"/>
@@ -184,7 +159,7 @@
         <w:spacing w:after="160" w:line="300" w:lineRule="exact"/>
         <w:jc w:val="center"/>
         <w:rPr>
-          <w:rFonts w:ascii="微软雅黑" w:hAnsi="微软雅黑" w:eastAsia="微软雅黑" w:cs="微软雅黑"/>
+          <w:rFonts w:hint="eastAsia" w:ascii="微软雅黑" w:hAnsi="微软雅黑" w:eastAsia="微软雅黑" w:cs="微软雅黑"/>
           <w:sz w:val="52"/>
           <w:szCs w:val="52"/>
           <w:lang w:val="zh-CN" w:eastAsia="zh-CN" w:bidi="zh-CN"/>
@@ -198,7 +173,7 @@
         <w:spacing w:after="160" w:line="300" w:lineRule="exact"/>
         <w:jc w:val="center"/>
         <w:rPr>
-          <w:rFonts w:ascii="微软雅黑" w:hAnsi="微软雅黑" w:eastAsia="微软雅黑" w:cs="微软雅黑"/>
+          <w:rFonts w:hint="eastAsia" w:ascii="微软雅黑" w:hAnsi="微软雅黑" w:eastAsia="微软雅黑" w:cs="微软雅黑"/>
           <w:sz w:val="52"/>
           <w:szCs w:val="52"/>
           <w:lang w:val="zh-CN" w:eastAsia="zh-CN" w:bidi="zh-CN"/>
@@ -212,7 +187,7 @@
         <w:spacing w:after="160" w:line="300" w:lineRule="exact"/>
         <w:jc w:val="center"/>
         <w:rPr>
-          <w:rFonts w:ascii="微软雅黑" w:hAnsi="微软雅黑" w:eastAsia="微软雅黑" w:cs="微软雅黑"/>
+          <w:rFonts w:hint="eastAsia" w:ascii="微软雅黑" w:hAnsi="微软雅黑" w:eastAsia="微软雅黑" w:cs="微软雅黑"/>
           <w:sz w:val="52"/>
           <w:szCs w:val="52"/>
           <w:lang w:val="zh-CN" w:eastAsia="zh-CN" w:bidi="zh-CN"/>
@@ -226,7 +201,7 @@
         <w:spacing w:after="160" w:line="300" w:lineRule="exact"/>
         <w:jc w:val="center"/>
         <w:rPr>
-          <w:rFonts w:ascii="微软雅黑" w:hAnsi="微软雅黑" w:eastAsia="微软雅黑" w:cs="微软雅黑"/>
+          <w:rFonts w:hint="eastAsia" w:ascii="微软雅黑" w:hAnsi="微软雅黑" w:eastAsia="微软雅黑" w:cs="微软雅黑"/>
           <w:sz w:val="52"/>
           <w:szCs w:val="52"/>
           <w:lang w:val="zh-CN" w:eastAsia="zh-CN" w:bidi="zh-CN"/>
@@ -240,7 +215,7 @@
         <w:spacing w:after="160" w:line="259" w:lineRule="auto"/>
         <w:jc w:val="center"/>
         <w:rPr>
-          <w:rFonts w:ascii="微软雅黑" w:hAnsi="微软雅黑" w:eastAsia="微软雅黑" w:cs="微软雅黑"/>
+          <w:rFonts w:hint="eastAsia" w:ascii="微软雅黑" w:hAnsi="微软雅黑" w:eastAsia="微软雅黑" w:cs="微软雅黑"/>
           <w:sz w:val="52"/>
           <w:szCs w:val="52"/>
           <w:lang w:val="zh-CN" w:eastAsia="zh-CN" w:bidi="zh-CN"/>
@@ -271,7 +246,7 @@
                     </pic:cNvPicPr>
                   </pic:nvPicPr>
                   <pic:blipFill>
-                    <a:blip r:embed="rId9"/>
+                    <a:blip r:embed="rId11"/>
                     <a:stretch>
                       <a:fillRect/>
                     </a:stretch>
@@ -299,7 +274,7 @@
         <w:spacing w:after="160" w:line="300" w:lineRule="exact"/>
         <w:jc w:val="center"/>
         <w:rPr>
-          <w:rFonts w:ascii="微软雅黑" w:hAnsi="微软雅黑" w:eastAsia="微软雅黑" w:cs="微软雅黑"/>
+          <w:rFonts w:hint="eastAsia" w:ascii="微软雅黑" w:hAnsi="微软雅黑" w:eastAsia="微软雅黑" w:cs="微软雅黑"/>
           <w:sz w:val="52"/>
           <w:szCs w:val="52"/>
           <w:lang w:val="zh-CN" w:eastAsia="zh-CN" w:bidi="zh-CN"/>
@@ -313,7 +288,7 @@
         <w:spacing w:after="160" w:line="300" w:lineRule="exact"/>
         <w:jc w:val="center"/>
         <w:rPr>
-          <w:rFonts w:ascii="微软雅黑" w:hAnsi="微软雅黑" w:eastAsia="微软雅黑" w:cs="微软雅黑"/>
+          <w:rFonts w:hint="eastAsia" w:ascii="微软雅黑" w:hAnsi="微软雅黑" w:eastAsia="微软雅黑" w:cs="微软雅黑"/>
           <w:sz w:val="52"/>
           <w:szCs w:val="52"/>
           <w:lang w:val="zh-CN" w:eastAsia="zh-CN" w:bidi="zh-CN"/>
@@ -327,7 +302,7 @@
         <w:spacing w:after="160" w:line="300" w:lineRule="exact"/>
         <w:jc w:val="center"/>
         <w:rPr>
-          <w:rFonts w:ascii="微软雅黑" w:hAnsi="微软雅黑" w:eastAsia="微软雅黑" w:cs="微软雅黑"/>
+          <w:rFonts w:hint="eastAsia" w:ascii="微软雅黑" w:hAnsi="微软雅黑" w:eastAsia="微软雅黑" w:cs="微软雅黑"/>
           <w:sz w:val="52"/>
           <w:szCs w:val="52"/>
           <w:lang w:val="zh-CN" w:eastAsia="zh-CN" w:bidi="zh-CN"/>
@@ -341,7 +316,7 @@
         <w:spacing w:after="160" w:line="300" w:lineRule="exact"/>
         <w:jc w:val="center"/>
         <w:rPr>
-          <w:rFonts w:ascii="微软雅黑" w:hAnsi="微软雅黑" w:eastAsia="微软雅黑" w:cs="微软雅黑"/>
+          <w:rFonts w:hint="eastAsia" w:ascii="微软雅黑" w:hAnsi="微软雅黑" w:eastAsia="微软雅黑" w:cs="微软雅黑"/>
           <w:sz w:val="52"/>
           <w:szCs w:val="52"/>
           <w:lang w:val="zh-CN" w:eastAsia="zh-CN" w:bidi="zh-CN"/>
@@ -355,21 +330,7 @@
         <w:spacing w:after="160" w:line="300" w:lineRule="exact"/>
         <w:jc w:val="center"/>
         <w:rPr>
-          <w:rFonts w:ascii="微软雅黑" w:hAnsi="微软雅黑" w:eastAsia="微软雅黑" w:cs="微软雅黑"/>
-          <w:sz w:val="52"/>
-          <w:szCs w:val="52"/>
-          <w:lang w:val="zh-CN" w:eastAsia="zh-CN" w:bidi="zh-CN"/>
-        </w:rPr>
-      </w:pPr>
-    </w:p>
-    <w:p>
-      <w:pPr>
-        <w:autoSpaceDE w:val="0"/>
-        <w:autoSpaceDN w:val="0"/>
-        <w:spacing w:after="160" w:line="300" w:lineRule="exact"/>
-        <w:jc w:val="both"/>
-        <w:rPr>
-          <w:rFonts w:ascii="微软雅黑" w:hAnsi="微软雅黑" w:eastAsia="微软雅黑" w:cs="微软雅黑"/>
+          <w:rFonts w:hint="eastAsia" w:ascii="微软雅黑" w:hAnsi="微软雅黑" w:eastAsia="微软雅黑" w:cs="微软雅黑"/>
           <w:sz w:val="52"/>
           <w:szCs w:val="52"/>
           <w:lang w:val="zh-CN" w:eastAsia="zh-CN" w:bidi="zh-CN"/>
@@ -383,7 +344,7 @@
         <w:spacing w:after="160" w:line="300" w:lineRule="exact"/>
         <w:jc w:val="center"/>
         <w:rPr>
-          <w:rFonts w:ascii="微软雅黑" w:hAnsi="微软雅黑" w:eastAsia="微软雅黑" w:cs="微软雅黑"/>
+          <w:rFonts w:hint="eastAsia" w:ascii="微软雅黑" w:hAnsi="微软雅黑" w:eastAsia="微软雅黑" w:cs="微软雅黑"/>
           <w:sz w:val="52"/>
           <w:szCs w:val="52"/>
           <w:lang w:val="zh-CN" w:eastAsia="zh-CN" w:bidi="zh-CN"/>
@@ -397,6 +358,32 @@
         <w:spacing w:after="160" w:line="300" w:lineRule="exact"/>
         <w:jc w:val="center"/>
         <w:rPr>
+          <w:rFonts w:hint="eastAsia" w:ascii="微软雅黑" w:hAnsi="微软雅黑" w:eastAsia="微软雅黑" w:cs="微软雅黑"/>
+          <w:sz w:val="52"/>
+          <w:szCs w:val="52"/>
+          <w:lang w:val="zh-CN" w:eastAsia="zh-CN" w:bidi="zh-CN"/>
+        </w:rPr>
+      </w:pPr>
+    </w:p>
+    <w:p>
+      <w:pPr>
+        <w:keepNext w:val="0"/>
+        <w:keepLines w:val="0"/>
+        <w:pageBreakBefore w:val="0"/>
+        <w:widowControl w:val="0"/>
+        <w:kinsoku/>
+        <w:wordWrap/>
+        <w:overflowPunct/>
+        <w:topLinePunct w:val="0"/>
+        <w:autoSpaceDE w:val="0"/>
+        <w:autoSpaceDN w:val="0"/>
+        <w:bidi w:val="0"/>
+        <w:adjustRightInd/>
+        <w:snapToGrid/>
+        <w:spacing w:after="0" w:line="500" w:lineRule="exact"/>
+        <w:jc w:val="center"/>
+        <w:textAlignment w:val="auto"/>
+        <w:rPr>
           <w:rFonts w:ascii="微软雅黑" w:hAnsi="微软雅黑" w:eastAsia="微软雅黑" w:cs="微软雅黑"/>
           <w:sz w:val="52"/>
           <w:szCs w:val="52"/>
@@ -406,55 +393,14 @@
       <w:r>
         <w:rPr>
           <w:rFonts w:hint="eastAsia" w:ascii="微软雅黑" w:hAnsi="微软雅黑" w:eastAsia="微软雅黑" w:cs="微软雅黑"/>
-          <w:sz w:val="52"/>
-          <w:szCs w:val="52"/>
-          <w:lang w:val="zh-CN" w:eastAsia="zh-CN" w:bidi="zh-CN"/>
-        </w:rPr>
-        <w:drawing>
-          <wp:anchor distT="0" distB="0" distL="0" distR="0" simplePos="0" relativeHeight="251660288" behindDoc="0" locked="0" layoutInCell="1" allowOverlap="1">
-            <wp:simplePos x="0" y="0"/>
-            <wp:positionH relativeFrom="page">
-              <wp:align>center</wp:align>
-            </wp:positionH>
-            <wp:positionV relativeFrom="paragraph">
-              <wp:posOffset>-114935</wp:posOffset>
-            </wp:positionV>
-            <wp:extent cx="2667000" cy="257175"/>
-            <wp:effectExtent l="0" t="0" r="0" b="1905"/>
-            <wp:wrapSquare wrapText="bothSides"/>
-            <wp:docPr id="1002" name="图片 2" descr="C:\Users\AKM\AppData\Local\Temp\WeChat Files\367694529308565703.png"/>
-            <wp:cNvGraphicFramePr>
-              <a:graphicFrameLocks xmlns:a="http://schemas.openxmlformats.org/drawingml/2006/main" noChangeAspect="1"/>
-            </wp:cNvGraphicFramePr>
-            <a:graphic xmlns:a="http://schemas.openxmlformats.org/drawingml/2006/main">
-              <a:graphicData uri="http://schemas.openxmlformats.org/drawingml/2006/picture">
-                <pic:pic xmlns:pic="http://schemas.openxmlformats.org/drawingml/2006/picture">
-                  <pic:nvPicPr>
-                    <pic:cNvPr id="1002" name="图片 2" descr="C:\Users\AKM\AppData\Local\Temp\WeChat Files\367694529308565703.png"/>
-                    <pic:cNvPicPr>
-                      <a:picLocks noChangeAspect="1" noChangeArrowheads="1"/>
-                    </pic:cNvPicPr>
-                  </pic:nvPicPr>
-                  <pic:blipFill>
-                    <a:blip r:embed="rId10"/>
-                    <a:stretch>
-                      <a:fillRect/>
-                    </a:stretch>
-                  </pic:blipFill>
-                  <pic:spPr>
-                    <a:xfrm>
-                      <a:off x="0" y="0"/>
-                      <a:ext cx="2667000" cy="257175"/>
-                    </a:xfrm>
-                    <a:prstGeom prst="rect">
-                      <a:avLst/>
-                    </a:prstGeom>
-                  </pic:spPr>
-                </pic:pic>
-              </a:graphicData>
-            </a:graphic>
-          </wp:anchor>
-        </w:drawing>
+          <w:b/>
+          <w:bCs/>
+          <w:color w:val="2AAFCB"/>
+          <w:sz w:val="44"/>
+          <w:szCs w:val="44"/>
+          <w:lang w:val="en-US" w:eastAsia="zh-CN" w:bidi="zh-CN"/>
+        </w:rPr>
+        <w:t>阿克曼病理</w:t>
       </w:r>
     </w:p>
     <w:p>
@@ -478,8 +424,6 @@
         <w:t>{{ reportdate2 }}</w:t>
       </w:r>
     </w:p>
-    <w:bookmarkEnd w:id="0"/>
-    <w:bookmarkEnd w:id="1"/>
     <w:p>
       <w:pPr>
         <w:tabs>
@@ -496,8 +440,16 @@
           <w:lang w:eastAsia="zh-CN"/>
         </w:rPr>
         <w:sectPr>
+          <w:headerReference r:id="rId3" w:type="default"/>
+          <w:footerReference r:id="rId4" w:type="default"/>
           <w:pgSz w:w="11911" w:h="16838"/>
           <w:pgMar w:top="1037" w:right="1020" w:bottom="981" w:left="1020" w:header="567" w:footer="567" w:gutter="0"/>
+          <w:pgBorders>
+            <w:top w:val="none" w:sz="0" w:space="0"/>
+            <w:left w:val="none" w:sz="0" w:space="0"/>
+            <w:bottom w:val="none" w:sz="0" w:space="0"/>
+            <w:right w:val="none" w:sz="0" w:space="0"/>
+          </w:pgBorders>
           <w:pgNumType w:start="1"/>
           <w:cols w:space="0" w:num="1"/>
           <w:rtlGutter w:val="0"/>
@@ -2998,8 +2950,8 @@
           <w:lang w:eastAsia="zh-CN"/>
         </w:rPr>
         <w:sectPr>
-          <w:headerReference r:id="rId3" w:type="default"/>
-          <w:footerReference r:id="rId4" w:type="default"/>
+          <w:headerReference r:id="rId5" w:type="default"/>
+          <w:footerReference r:id="rId6" w:type="default"/>
           <w:pgSz w:w="11911" w:h="16838"/>
           <w:pgMar w:top="1037" w:right="1020" w:bottom="981" w:left="1020" w:header="567" w:footer="567" w:gutter="0"/>
           <w:pgNumType w:start="1"/>
@@ -3042,11 +2994,11 @@
         </w:rPr>
       </w:pPr>
       <w:bookmarkStart w:id="2" w:name="_Toc21009_WPSOffice_Level1"/>
-      <w:bookmarkStart w:id="3" w:name="_Toc107825547"/>
-      <w:bookmarkStart w:id="4" w:name="_Toc13806"/>
-      <w:bookmarkStart w:id="5" w:name="_Toc24178_WPSOffice_Level1"/>
-      <w:bookmarkStart w:id="6" w:name="_Toc30143_WPSOffice_Level1"/>
-      <w:bookmarkStart w:id="7" w:name="_Toc21669"/>
+      <w:bookmarkStart w:id="3" w:name="_Toc13806"/>
+      <w:bookmarkStart w:id="4" w:name="_Toc21669"/>
+      <w:bookmarkStart w:id="5" w:name="_Toc30143_WPSOffice_Level1"/>
+      <w:bookmarkStart w:id="6" w:name="_Toc24178_WPSOffice_Level1"/>
+      <w:bookmarkStart w:id="7" w:name="_Toc107825547"/>
       <w:bookmarkStart w:id="8" w:name="_Toc14123"/>
       <w:bookmarkStart w:id="9" w:name="_Toc29963"/>
       <w:bookmarkStart w:id="10" w:name="_Toc3619"/>
@@ -3922,14 +3874,14 @@
           </w14:shadow>
         </w:rPr>
       </w:pPr>
-      <w:bookmarkStart w:id="11" w:name="_Toc18062_WPSOffice_Level1"/>
-      <w:bookmarkStart w:id="12" w:name="_Toc10057"/>
-      <w:bookmarkStart w:id="13" w:name="_Toc17451"/>
-      <w:bookmarkStart w:id="14" w:name="_Toc107825548"/>
-      <w:bookmarkStart w:id="15" w:name="_Toc7021_WPSOffice_Level1"/>
-      <w:bookmarkStart w:id="16" w:name="_Toc11015_WPSOffice_Level1"/>
-      <w:bookmarkStart w:id="17" w:name="_Toc29272"/>
-      <w:bookmarkStart w:id="18" w:name="_Toc26731"/>
+      <w:bookmarkStart w:id="11" w:name="_Toc10057"/>
+      <w:bookmarkStart w:id="12" w:name="_Toc107825548"/>
+      <w:bookmarkStart w:id="13" w:name="_Toc26731"/>
+      <w:bookmarkStart w:id="14" w:name="_Toc11015_WPSOffice_Level1"/>
+      <w:bookmarkStart w:id="15" w:name="_Toc29272"/>
+      <w:bookmarkStart w:id="16" w:name="_Toc18062_WPSOffice_Level1"/>
+      <w:bookmarkStart w:id="17" w:name="_Toc7021_WPSOffice_Level1"/>
+      <w:bookmarkStart w:id="18" w:name="_Toc17451"/>
       <w:bookmarkStart w:id="19" w:name="_Toc3823"/>
       <w:r>
         <w:rPr>
@@ -4112,13 +4064,13 @@
           </w14:shadow>
         </w:rPr>
       </w:pPr>
-      <w:bookmarkStart w:id="21" w:name="_Toc18058"/>
+      <w:bookmarkStart w:id="21" w:name="_Toc107825549"/>
       <w:bookmarkStart w:id="22" w:name="_Toc23369_WPSOffice_Level1"/>
       <w:bookmarkStart w:id="23" w:name="_Toc25920"/>
-      <w:bookmarkStart w:id="24" w:name="_Toc6221_WPSOffice_Level1"/>
-      <w:bookmarkStart w:id="25" w:name="_Toc107825549"/>
-      <w:bookmarkStart w:id="26" w:name="_Toc16576"/>
-      <w:bookmarkStart w:id="27" w:name="_Toc12582"/>
+      <w:bookmarkStart w:id="24" w:name="_Toc18058"/>
+      <w:bookmarkStart w:id="25" w:name="_Toc6221_WPSOffice_Level1"/>
+      <w:bookmarkStart w:id="26" w:name="_Toc12582"/>
+      <w:bookmarkStart w:id="27" w:name="_Toc16576"/>
       <w:bookmarkStart w:id="28" w:name="_Toc1040"/>
       <w:r>
         <w:rPr>
@@ -4188,12 +4140,12 @@
           <w:lang w:eastAsia="zh-CN"/>
         </w:rPr>
       </w:pPr>
-      <w:bookmarkStart w:id="29" w:name="_Toc13550"/>
-      <w:bookmarkStart w:id="30" w:name="_Toc15649"/>
+      <w:bookmarkStart w:id="29" w:name="_Toc12094"/>
+      <w:bookmarkStart w:id="30" w:name="_Toc149837254"/>
       <w:bookmarkStart w:id="31" w:name="_Toc17639"/>
-      <w:bookmarkStart w:id="32" w:name="_Toc149837254"/>
-      <w:bookmarkStart w:id="33" w:name="_Toc12094"/>
-      <w:bookmarkStart w:id="34" w:name="_Toc26045"/>
+      <w:bookmarkStart w:id="32" w:name="_Toc26045"/>
+      <w:bookmarkStart w:id="33" w:name="_Toc13550"/>
+      <w:bookmarkStart w:id="34" w:name="_Toc15649"/>
       <w:r>
         <w:rPr>
           <w:rFonts w:hint="eastAsia" w:ascii="Times New Roman" w:hAnsi="Times New Roman"/>
@@ -8355,7 +8307,7 @@
         <mc:AlternateContent>
           <mc:Choice Requires="wpg">
             <w:drawing>
-              <wp:anchor distT="0" distB="0" distL="114300" distR="114300" simplePos="0" relativeHeight="251662336" behindDoc="0" locked="0" layoutInCell="1" allowOverlap="1">
+              <wp:anchor distT="0" distB="0" distL="114300" distR="114300" simplePos="0" relativeHeight="251660288" behindDoc="0" locked="0" layoutInCell="1" allowOverlap="1">
                 <wp:simplePos x="0" y="0"/>
                 <wp:positionH relativeFrom="column">
                   <wp:posOffset>2782570</wp:posOffset>
@@ -8388,7 +8340,7 @@
                           </pic:cNvPicPr>
                         </pic:nvPicPr>
                         <pic:blipFill>
-                          <a:blip r:embed="rId11">
+                          <a:blip r:embed="rId12">
                             <a:clrChange>
                               <a:clrFrom>
                                 <a:srgbClr val="FFFFFF">
@@ -8426,7 +8378,7 @@
                           </pic:cNvPicPr>
                         </pic:nvPicPr>
                         <pic:blipFill>
-                          <a:blip r:embed="rId12">
+                          <a:blip r:embed="rId13">
                             <a:clrChange>
                               <a:clrFrom>
                                 <a:srgbClr val="FFFFFF">
@@ -8463,18 +8415,18 @@
           </mc:Choice>
           <mc:Fallback>
             <w:pict>
-              <v:group id="_x0000_s1026" o:spid="_x0000_s1026" o:spt="203" style="position:absolute;left:0pt;margin-left:219.1pt;margin-top:4.1pt;height:35.65pt;width:215.4pt;z-index:251662336;mso-width-relative:page;mso-height-relative:page;" coordorigin="19211,19395" coordsize="4308,713" o:gfxdata="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">
+              <v:group id="_x0000_s1026" o:spid="_x0000_s1026" o:spt="203" style="position:absolute;left:0pt;margin-left:219.1pt;margin-top:4.1pt;height:35.65pt;width:215.4pt;z-index:251660288;mso-width-relative:page;mso-height-relative:page;" coordorigin="19211,19395" coordsize="4308,713" o:gfxdata="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">
                 <o:lock v:ext="edit" aspectratio="f"/>
                 <v:shape id="图片 6" o:spid="_x0000_s1026" o:spt="75" alt="蔡冬雪" type="#_x0000_t75" style="position:absolute;left:19211;top:19491;height:566;width:1261;" filled="f" o:preferrelative="t" stroked="f" coordsize="21600,21600" o:gfxdata="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">
                   <v:fill on="f" focussize="0,0"/>
                   <v:stroke on="f"/>
-                  <v:imagedata r:id="rId11" cropleft="12226f" croptop="21838f" cropright="12384f" cropbottom="17497f" chromakey="#FFFFFF" o:title=""/>
+                  <v:imagedata r:id="rId12" cropleft="12226f" croptop="21838f" cropright="12384f" cropbottom="17497f" chromakey="#FFFFFF" o:title=""/>
                   <o:lock v:ext="edit" aspectratio="t"/>
                 </v:shape>
                 <v:shape id="图片 4" o:spid="_x0000_s1026" o:spt="75" alt="王建丽" type="#_x0000_t75" style="position:absolute;left:22261;top:19395;height:713;width:1258;" filled="f" o:preferrelative="t" stroked="f" coordsize="21600,21600" o:gfxdata="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">
                   <v:fill on="f" focussize="0,0"/>
                   <v:stroke on="f"/>
-                  <v:imagedata r:id="rId12" chromakey="#FFFFFF" o:title=""/>
+                  <v:imagedata r:id="rId13" chromakey="#FFFFFF" o:title=""/>
                   <o:lock v:ext="edit" aspectratio="t"/>
                 </v:shape>
               </v:group>
@@ -8867,7 +8819,7 @@
         <mc:AlternateContent>
           <mc:Choice Requires="wpg">
             <w:drawing>
-              <wp:anchor distT="0" distB="0" distL="114300" distR="114300" simplePos="0" relativeHeight="251663360" behindDoc="0" locked="0" layoutInCell="1" allowOverlap="1">
+              <wp:anchor distT="0" distB="0" distL="114300" distR="114300" simplePos="0" relativeHeight="251661312" behindDoc="0" locked="0" layoutInCell="1" allowOverlap="1">
                 <wp:simplePos x="0" y="0"/>
                 <wp:positionH relativeFrom="column">
                   <wp:posOffset>2774950</wp:posOffset>
@@ -8900,7 +8852,7 @@
                           </pic:cNvPicPr>
                         </pic:nvPicPr>
                         <pic:blipFill>
-                          <a:blip r:embed="rId13">
+                          <a:blip r:embed="rId14">
                             <a:clrChange>
                               <a:clrFrom>
                                 <a:srgbClr val="FFFFFF">
@@ -8942,7 +8894,7 @@
                           </pic:cNvPicPr>
                         </pic:nvPicPr>
                         <pic:blipFill>
-                          <a:blip r:embed="rId12">
+                          <a:blip r:embed="rId13">
                             <a:clrChange>
                               <a:clrFrom>
                                 <a:srgbClr val="FFFFFF">
@@ -8979,18 +8931,18 @@
           </mc:Choice>
           <mc:Fallback>
             <w:pict>
-              <v:group id="_x0000_s1026" o:spid="_x0000_s1026" o:spt="203" style="position:absolute;left:0pt;margin-left:218.5pt;margin-top:6pt;height:45.05pt;width:230.5pt;z-index:251663360;mso-width-relative:page;mso-height-relative:page;" coordorigin="19199,21203" coordsize="4610,901" o:gfxdata="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">
+              <v:group id="_x0000_s1026" o:spid="_x0000_s1026" o:spt="203" style="position:absolute;left:0pt;margin-left:218.5pt;margin-top:6pt;height:45.05pt;width:230.5pt;z-index:251661312;mso-width-relative:page;mso-height-relative:page;" coordorigin="19199,21203" coordsize="4610,901" o:gfxdata="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">
                 <o:lock v:ext="edit" aspectratio="f"/>
                 <v:shape id="图片 1" o:spid="_x0000_s1026" o:spt="75" type="#_x0000_t75" style="position:absolute;left:19199;top:21203;height:901;width:1672;" filled="f" o:preferrelative="t" stroked="f" coordsize="21600,21600" o:gfxdata="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">
                   <v:fill on="f" focussize="0,0"/>
                   <v:stroke on="f"/>
-                  <v:imagedata r:id="rId13" cropleft="7158f" croptop="7646f" chromakey="#FFFFFF" o:title=""/>
+                  <v:imagedata r:id="rId14" cropleft="7158f" croptop="7646f" chromakey="#FFFFFF" o:title=""/>
                   <o:lock v:ext="edit" aspectratio="t"/>
                 </v:shape>
                 <v:shape id="图片 11" o:spid="_x0000_s1026" o:spt="75" alt="王建丽" type="#_x0000_t75" style="position:absolute;left:22321;top:21215;height:842;width:1488;" filled="f" o:preferrelative="t" stroked="f" coordsize="21600,21600" o:gfxdata="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">
                   <v:fill on="f" focussize="0,0"/>
                   <v:stroke on="f"/>
-                  <v:imagedata r:id="rId12" chromakey="#FFFFFF" o:title=""/>
+                  <v:imagedata r:id="rId13" chromakey="#FFFFFF" o:title=""/>
                   <o:lock v:ext="edit" aspectratio="t"/>
                 </v:shape>
               </v:group>
@@ -9338,8 +9290,6 @@
         </w:rPr>
         <w:br w:type="page"/>
       </w:r>
-      <w:bookmarkStart w:id="150" w:name="_GoBack"/>
-      <w:bookmarkEnd w:id="150"/>
     </w:p>
     <w:p>
       <w:pPr>
@@ -9374,19 +9324,19 @@
         </w:rPr>
       </w:pPr>
       <w:bookmarkStart w:id="35" w:name="_Toc21059"/>
-      <w:bookmarkStart w:id="36" w:name="_Toc2028"/>
+      <w:bookmarkStart w:id="36" w:name="_Toc11574"/>
       <w:bookmarkStart w:id="37" w:name="_Toc149837255"/>
       <w:bookmarkStart w:id="38" w:name="_Toc10112"/>
-      <w:bookmarkStart w:id="39" w:name="_Toc10184"/>
-      <w:bookmarkStart w:id="40" w:name="_Toc11574"/>
-      <w:bookmarkStart w:id="41" w:name="_Toc25123"/>
-      <w:bookmarkStart w:id="42" w:name="_Toc20136_WPSOffice_Level1"/>
+      <w:bookmarkStart w:id="39" w:name="_Toc25123"/>
+      <w:bookmarkStart w:id="40" w:name="_Toc2028"/>
+      <w:bookmarkStart w:id="41" w:name="_Toc10184"/>
+      <w:bookmarkStart w:id="42" w:name="_Toc24235"/>
       <w:bookmarkStart w:id="43" w:name="_Toc22132"/>
-      <w:bookmarkStart w:id="44" w:name="_Toc24235"/>
-      <w:bookmarkStart w:id="45" w:name="_Toc107825550"/>
+      <w:bookmarkStart w:id="44" w:name="_Toc107825550"/>
+      <w:bookmarkStart w:id="45" w:name="_Toc20136_WPSOffice_Level1"/>
       <w:bookmarkStart w:id="46" w:name="_Toc2781"/>
-      <w:bookmarkStart w:id="47" w:name="_Toc19898_WPSOffice_Level1"/>
-      <w:bookmarkStart w:id="48" w:name="_Toc2866"/>
+      <w:bookmarkStart w:id="47" w:name="_Toc2866"/>
+      <w:bookmarkStart w:id="48" w:name="_Toc19898_WPSOffice_Level1"/>
       <w:r>
         <w:rPr>
           <w:rFonts w:hint="eastAsia" w:ascii="Times New Roman" w:hAnsi="Times New Roman"/>
@@ -11095,15 +11045,15 @@
           <w:sz w:val="30"/>
         </w:rPr>
       </w:pPr>
-      <w:bookmarkStart w:id="50" w:name="_Toc107825552"/>
-      <w:bookmarkStart w:id="51" w:name="_Toc23375"/>
-      <w:bookmarkStart w:id="52" w:name="_Toc11015_WPSOffice_Level2"/>
-      <w:bookmarkStart w:id="53" w:name="_Toc27379"/>
-      <w:bookmarkStart w:id="54" w:name="_Toc15063"/>
-      <w:bookmarkStart w:id="55" w:name="_Toc5728"/>
-      <w:bookmarkStart w:id="56" w:name="_Toc28806"/>
-      <w:bookmarkStart w:id="57" w:name="_Toc9088"/>
-      <w:bookmarkStart w:id="58" w:name="_Toc18062_WPSOffice_Level2"/>
+      <w:bookmarkStart w:id="50" w:name="_Toc18062_WPSOffice_Level2"/>
+      <w:bookmarkStart w:id="51" w:name="_Toc9088"/>
+      <w:bookmarkStart w:id="52" w:name="_Toc5728"/>
+      <w:bookmarkStart w:id="53" w:name="_Toc15063"/>
+      <w:bookmarkStart w:id="54" w:name="_Toc27379"/>
+      <w:bookmarkStart w:id="55" w:name="_Toc23375"/>
+      <w:bookmarkStart w:id="56" w:name="_Toc107825552"/>
+      <w:bookmarkStart w:id="57" w:name="_Toc11015_WPSOffice_Level2"/>
+      <w:bookmarkStart w:id="58" w:name="_Toc28806"/>
       <w:r>
         <w:rPr>
           <w:rFonts w:ascii="Times New Roman" w:hAnsi="Times New Roman"/>
@@ -15731,15 +15681,15 @@
           <w:lang w:eastAsia="zh-CN"/>
         </w:rPr>
       </w:pPr>
-      <w:bookmarkStart w:id="59" w:name="_Toc29372"/>
-      <w:bookmarkStart w:id="60" w:name="_Toc24960"/>
-      <w:bookmarkStart w:id="61" w:name="_Toc23903"/>
+      <w:bookmarkStart w:id="59" w:name="_Toc32443_WPSOffice_Level1"/>
+      <w:bookmarkStart w:id="60" w:name="_Toc4331_WPSOffice_Level1"/>
+      <w:bookmarkStart w:id="61" w:name="_Toc25727"/>
       <w:bookmarkStart w:id="62" w:name="_Toc180"/>
-      <w:bookmarkStart w:id="63" w:name="_Toc32443_WPSOffice_Level1"/>
-      <w:bookmarkStart w:id="64" w:name="_Toc23846_WPSOffice_Level1"/>
-      <w:bookmarkStart w:id="65" w:name="_Toc4331_WPSOffice_Level1"/>
-      <w:bookmarkStart w:id="66" w:name="_Toc107825555"/>
-      <w:bookmarkStart w:id="67" w:name="_Toc25727"/>
+      <w:bookmarkStart w:id="63" w:name="_Toc29372"/>
+      <w:bookmarkStart w:id="64" w:name="_Toc24960"/>
+      <w:bookmarkStart w:id="65" w:name="_Toc23903"/>
+      <w:bookmarkStart w:id="66" w:name="_Toc23846_WPSOffice_Level1"/>
+      <w:bookmarkStart w:id="67" w:name="_Toc107825555"/>
       <w:r>
         <w:rPr>
           <w:rFonts w:hint="eastAsia" w:ascii="Times New Roman" w:hAnsi="Times New Roman" w:eastAsia="微软雅黑" w:cs="Times New Roman"/>
@@ -15812,8 +15762,8 @@
       <w:bookmarkStart w:id="68" w:name="_Toc29868"/>
       <w:bookmarkStart w:id="69" w:name="_Toc10945"/>
       <w:bookmarkStart w:id="70" w:name="_Toc429"/>
-      <w:bookmarkStart w:id="71" w:name="_Toc29436"/>
-      <w:bookmarkStart w:id="72" w:name="_Toc149837260"/>
+      <w:bookmarkStart w:id="71" w:name="_Toc149837260"/>
+      <w:bookmarkStart w:id="72" w:name="_Toc29436"/>
       <w:r>
         <w:rPr>
           <w:rFonts w:hint="eastAsia" w:ascii="Times New Roman" w:hAnsi="Times New Roman"/>
@@ -16391,9 +16341,9 @@
           <w:lang w:eastAsia="zh-CN"/>
         </w:rPr>
       </w:pPr>
-      <w:bookmarkStart w:id="74" w:name="_Toc1432"/>
-      <w:bookmarkStart w:id="75" w:name="_Toc6885"/>
-      <w:bookmarkStart w:id="76" w:name="_Toc32302"/>
+      <w:bookmarkStart w:id="74" w:name="_Toc32302"/>
+      <w:bookmarkStart w:id="75" w:name="_Toc1432"/>
+      <w:bookmarkStart w:id="76" w:name="_Toc6885"/>
       <w:bookmarkStart w:id="77" w:name="_Toc31324"/>
       <w:bookmarkStart w:id="78" w:name="_Toc26395"/>
       <w:r>
@@ -24788,14 +24738,14 @@
           </w14:shadow>
         </w:rPr>
       </w:pPr>
-      <w:bookmarkStart w:id="79" w:name="_Toc13196_WPSOffice_Level1"/>
-      <w:bookmarkStart w:id="80" w:name="_Toc107825561"/>
-      <w:bookmarkStart w:id="81" w:name="_Toc13698"/>
+      <w:bookmarkStart w:id="79" w:name="_Toc107825561"/>
+      <w:bookmarkStart w:id="80" w:name="_Toc13698"/>
+      <w:bookmarkStart w:id="81" w:name="_Toc28240"/>
       <w:bookmarkStart w:id="82" w:name="_Toc18125"/>
-      <w:bookmarkStart w:id="83" w:name="_Toc28240"/>
-      <w:bookmarkStart w:id="84" w:name="_Toc1707_WPSOffice_Level1"/>
-      <w:bookmarkStart w:id="85" w:name="_Toc21764_WPSOffice_Level1"/>
-      <w:bookmarkStart w:id="86" w:name="_Toc11294"/>
+      <w:bookmarkStart w:id="83" w:name="_Toc1707_WPSOffice_Level1"/>
+      <w:bookmarkStart w:id="84" w:name="_Toc21764_WPSOffice_Level1"/>
+      <w:bookmarkStart w:id="85" w:name="_Toc11294"/>
+      <w:bookmarkStart w:id="86" w:name="_Toc13196_WPSOffice_Level1"/>
       <w:bookmarkStart w:id="87" w:name="_Toc27302"/>
       <w:bookmarkStart w:id="88" w:name="_Toc16835"/>
       <w:r>
@@ -24855,19 +24805,19 @@
           <w:lang w:eastAsia="zh-CN"/>
         </w:rPr>
       </w:pPr>
-      <w:bookmarkStart w:id="89" w:name="_Toc14255_WPSOffice_Level1"/>
+      <w:bookmarkStart w:id="89" w:name="_Toc21046"/>
       <w:bookmarkStart w:id="90" w:name="_Toc28605"/>
-      <w:bookmarkStart w:id="91" w:name="_Toc24085_WPSOffice_Level1"/>
-      <w:bookmarkStart w:id="92" w:name="_Toc9066"/>
-      <w:bookmarkStart w:id="93" w:name="_Toc21046"/>
-      <w:bookmarkStart w:id="94" w:name="_Toc27230"/>
-      <w:bookmarkStart w:id="95" w:name="_Toc15840_WPSOffice_Level1"/>
-      <w:bookmarkStart w:id="96" w:name="_Toc3674"/>
-      <w:bookmarkStart w:id="97" w:name="_Toc32150"/>
-      <w:bookmarkStart w:id="98" w:name="_Toc11896_WPSOffice_Level1"/>
-      <w:bookmarkStart w:id="99" w:name="_Toc23688"/>
-      <w:bookmarkStart w:id="100" w:name="_Toc28810_WPSOffice_Level1"/>
-      <w:bookmarkStart w:id="101" w:name="_Toc11193_WPSOffice_Level1"/>
+      <w:bookmarkStart w:id="91" w:name="_Toc15840_WPSOffice_Level1"/>
+      <w:bookmarkStart w:id="92" w:name="_Toc3674"/>
+      <w:bookmarkStart w:id="93" w:name="_Toc27230"/>
+      <w:bookmarkStart w:id="94" w:name="_Toc9066"/>
+      <w:bookmarkStart w:id="95" w:name="_Toc24085_WPSOffice_Level1"/>
+      <w:bookmarkStart w:id="96" w:name="_Toc32150"/>
+      <w:bookmarkStart w:id="97" w:name="_Toc14255_WPSOffice_Level1"/>
+      <w:bookmarkStart w:id="98" w:name="_Toc28810_WPSOffice_Level1"/>
+      <w:bookmarkStart w:id="99" w:name="_Toc11896_WPSOffice_Level1"/>
+      <w:bookmarkStart w:id="100" w:name="_Toc11193_WPSOffice_Level1"/>
+      <w:bookmarkStart w:id="101" w:name="_Toc23688"/>
       <w:r>
         <w:rPr>
           <w:rFonts w:hint="eastAsia" w:ascii="Times New Roman" w:hAnsi="Times New Roman"/>
@@ -26976,9 +26926,9 @@
           <w:lang w:eastAsia="zh-CN"/>
         </w:rPr>
       </w:pPr>
-      <w:bookmarkStart w:id="102" w:name="_Toc4303"/>
-      <w:bookmarkStart w:id="103" w:name="_Toc31843"/>
-      <w:bookmarkStart w:id="104" w:name="_Toc24780"/>
+      <w:bookmarkStart w:id="102" w:name="_Toc31843"/>
+      <w:bookmarkStart w:id="103" w:name="_Toc24780"/>
+      <w:bookmarkStart w:id="104" w:name="_Toc4303"/>
       <w:bookmarkStart w:id="105" w:name="_Toc107330130"/>
       <w:bookmarkStart w:id="106" w:name="_Hlk33190413"/>
       <w:r>
@@ -27545,10 +27495,10 @@
           <w:lang w:eastAsia="zh-CN"/>
         </w:rPr>
       </w:pPr>
-      <w:bookmarkStart w:id="107" w:name="_Toc13268"/>
-      <w:bookmarkStart w:id="108" w:name="_Toc31498"/>
-      <w:bookmarkStart w:id="109" w:name="_Toc107825567"/>
-      <w:bookmarkStart w:id="110" w:name="_Toc28435"/>
+      <w:bookmarkStart w:id="107" w:name="_Toc28435"/>
+      <w:bookmarkStart w:id="108" w:name="_Toc107825567"/>
+      <w:bookmarkStart w:id="109" w:name="_Toc31498"/>
+      <w:bookmarkStart w:id="110" w:name="_Toc13268"/>
       <w:r>
         <w:rPr>
           <w:rFonts w:hint="eastAsia" w:ascii="Times New Roman" w:hAnsi="Times New Roman"/>
@@ -27637,18 +27587,18 @@
                 <w:szCs w:val="18"/>
               </w:rPr>
             </w:pPr>
-            <w:bookmarkStart w:id="111" w:name="_Toc14645_WPSOffice_Level1"/>
-            <w:bookmarkStart w:id="112" w:name="_Toc32730"/>
-            <w:bookmarkStart w:id="113" w:name="_Toc15690"/>
-            <w:bookmarkStart w:id="114" w:name="_Toc25415_WPSOffice_Level1"/>
-            <w:bookmarkStart w:id="115" w:name="_Toc13557_WPSOffice_Level1"/>
+            <w:bookmarkStart w:id="111" w:name="_Toc32730"/>
+            <w:bookmarkStart w:id="112" w:name="_Toc13557_WPSOffice_Level1"/>
+            <w:bookmarkStart w:id="113" w:name="_Toc22381"/>
+            <w:bookmarkStart w:id="114" w:name="_Toc107825568"/>
+            <w:bookmarkStart w:id="115" w:name="_Toc14645_WPSOffice_Level1"/>
             <w:bookmarkStart w:id="116" w:name="_Toc11823"/>
-            <w:bookmarkStart w:id="117" w:name="_Toc107825568"/>
-            <w:bookmarkStart w:id="118" w:name="_Toc22381"/>
-            <w:bookmarkStart w:id="119" w:name="_Toc5476"/>
+            <w:bookmarkStart w:id="117" w:name="_Toc15690"/>
+            <w:bookmarkStart w:id="118" w:name="_Toc25415_WPSOffice_Level1"/>
+            <w:bookmarkStart w:id="119" w:name="_Toc26985_WPSOffice_Level1"/>
             <w:bookmarkStart w:id="120" w:name="_Toc28454_WPSOffice_Level1"/>
-            <w:bookmarkStart w:id="121" w:name="_Toc20170_WPSOffice_Level1"/>
-            <w:bookmarkStart w:id="122" w:name="_Toc26985_WPSOffice_Level1"/>
+            <w:bookmarkStart w:id="121" w:name="_Toc5476"/>
+            <w:bookmarkStart w:id="122" w:name="_Toc20170_WPSOffice_Level1"/>
             <w:r>
               <w:rPr>
                 <w:rFonts w:hint="default" w:ascii="Times New Roman" w:hAnsi="Times New Roman" w:eastAsia="微软雅黑" w:cs="Times New Roman"/>
@@ -28154,16 +28104,16 @@
           <w:lang w:eastAsia="zh-CN"/>
         </w:rPr>
       </w:pPr>
-      <w:bookmarkStart w:id="123" w:name="_Toc107825569"/>
-      <w:bookmarkStart w:id="124" w:name="_Toc11722"/>
-      <w:bookmarkStart w:id="125" w:name="_Toc22484_WPSOffice_Level1"/>
+      <w:bookmarkStart w:id="123" w:name="_Toc11722"/>
+      <w:bookmarkStart w:id="124" w:name="_Toc19099"/>
+      <w:bookmarkStart w:id="125" w:name="_Toc10119"/>
       <w:bookmarkStart w:id="126" w:name="_Toc28829"/>
-      <w:bookmarkStart w:id="127" w:name="_Toc10119"/>
-      <w:bookmarkStart w:id="128" w:name="_Toc29696"/>
-      <w:bookmarkStart w:id="129" w:name="_Toc16368_WPSOffice_Level1"/>
-      <w:bookmarkStart w:id="130" w:name="_Toc7549"/>
-      <w:bookmarkStart w:id="131" w:name="_Toc19099"/>
-      <w:bookmarkStart w:id="132" w:name="_Toc28910_WPSOffice_Level1"/>
+      <w:bookmarkStart w:id="127" w:name="_Toc29696"/>
+      <w:bookmarkStart w:id="128" w:name="_Toc7549"/>
+      <w:bookmarkStart w:id="129" w:name="_Toc107825569"/>
+      <w:bookmarkStart w:id="130" w:name="_Toc22484_WPSOffice_Level1"/>
+      <w:bookmarkStart w:id="131" w:name="_Toc28910_WPSOffice_Level1"/>
+      <w:bookmarkStart w:id="132" w:name="_Toc16368_WPSOffice_Level1"/>
       <w:r>
         <w:rPr>
           <w:rFonts w:hint="eastAsia" w:ascii="Times New Roman" w:hAnsi="Times New Roman"/>
@@ -28719,8 +28669,8 @@
         </w:rPr>
       </w:pPr>
       <w:bookmarkStart w:id="136" w:name="_Toc3527"/>
-      <w:bookmarkStart w:id="137" w:name="_Toc15114"/>
-      <w:bookmarkStart w:id="138" w:name="_Toc3409"/>
+      <w:bookmarkStart w:id="137" w:name="_Toc3409"/>
+      <w:bookmarkStart w:id="138" w:name="_Toc15114"/>
       <w:r>
         <w:rPr>
           <w:rFonts w:hint="eastAsia"/>
@@ -28966,16 +28916,16 @@
           <w:lang w:eastAsia="zh-CN"/>
         </w:rPr>
       </w:pPr>
-      <w:bookmarkStart w:id="139" w:name="_Toc4712"/>
-      <w:bookmarkStart w:id="140" w:name="_Toc107825571"/>
+      <w:bookmarkStart w:id="139" w:name="_Toc21361"/>
+      <w:bookmarkStart w:id="140" w:name="_Toc4712"/>
       <w:bookmarkStart w:id="141" w:name="_Toc16927"/>
-      <w:bookmarkStart w:id="142" w:name="_Toc21361"/>
+      <w:bookmarkStart w:id="142" w:name="_Toc107825571"/>
       <w:bookmarkStart w:id="143" w:name="_Toc9662"/>
-      <w:bookmarkStart w:id="144" w:name="_Toc17792_WPSOffice_Level2"/>
-      <w:bookmarkStart w:id="145" w:name="_Toc14611_WPSOffice_Level1"/>
+      <w:bookmarkStart w:id="144" w:name="_Toc13275"/>
+      <w:bookmarkStart w:id="145" w:name="_Toc19584_WPSOffice_Level1"/>
       <w:bookmarkStart w:id="146" w:name="_Toc22623"/>
-      <w:bookmarkStart w:id="147" w:name="_Toc13275"/>
-      <w:bookmarkStart w:id="148" w:name="_Toc19584_WPSOffice_Level1"/>
+      <w:bookmarkStart w:id="147" w:name="_Toc14611_WPSOffice_Level1"/>
+      <w:bookmarkStart w:id="148" w:name="_Toc17792_WPSOffice_Level2"/>
       <w:bookmarkStart w:id="149" w:name="_Toc22162_WPSOffice_Level1"/>
       <w:r>
         <w:rPr>
@@ -31738,8 +31688,8 @@
           <w:lang w:eastAsia="zh-CN"/>
         </w:rPr>
         <w:sectPr>
-          <w:headerReference r:id="rId5" w:type="default"/>
-          <w:footerReference r:id="rId6" w:type="default"/>
+          <w:headerReference r:id="rId7" w:type="default"/>
+          <w:footerReference r:id="rId8" w:type="default"/>
           <w:pgSz w:w="11911" w:h="16838"/>
           <w:pgMar w:top="1037" w:right="1020" w:bottom="981" w:left="1020" w:header="567" w:footer="567" w:gutter="0"/>
           <w:pgBorders>
@@ -31779,33 +31729,44 @@
           <w:lang w:eastAsia="zh-CN"/>
         </w:rPr>
       </w:pPr>
-      <w:r>
-        <w:rPr>
-          <w:rFonts w:hint="eastAsia"/>
+      <w:bookmarkStart w:id="150" w:name="_GoBack"/>
+      <w:r>
+        <w:rPr>
+          <w:rFonts w:hint="eastAsia" w:ascii="Noto Sans S Chinese Regular" w:hAnsi="Noto Sans S Chinese Regular" w:eastAsia="Noto Sans S Chinese Regular" w:cs="Noto Sans S Chinese Regular"/>
+          <w:b/>
+          <w:bCs/>
+          <w:color w:val="AE607A"/>
+          <w:sz w:val="32"/>
+          <w:szCs w:val="32"/>
+          <w:lang w:val="en-US" w:eastAsia="zh-CN" w:bidi="zh-CN"/>
         </w:rPr>
         <w:drawing>
-          <wp:anchor distT="0" distB="0" distL="114300" distR="114300" simplePos="0" relativeHeight="251661312" behindDoc="0" locked="0" layoutInCell="1" allowOverlap="1">
+          <wp:anchor distT="0" distB="0" distL="114300" distR="114300" simplePos="0" relativeHeight="251662336" behindDoc="0" locked="0" layoutInCell="1" allowOverlap="1">
             <wp:simplePos x="0" y="0"/>
             <wp:positionH relativeFrom="column">
-              <wp:posOffset>-639445</wp:posOffset>
+              <wp:posOffset>-661035</wp:posOffset>
             </wp:positionH>
             <wp:positionV relativeFrom="paragraph">
-              <wp:posOffset>-843915</wp:posOffset>
+              <wp:posOffset>-839470</wp:posOffset>
             </wp:positionV>
-            <wp:extent cx="7597140" cy="10685780"/>
-            <wp:effectExtent l="0" t="0" r="7620" b="12700"/>
+            <wp:extent cx="7587615" cy="10727690"/>
+            <wp:effectExtent l="0" t="0" r="1905" b="1270"/>
             <wp:wrapNone/>
-            <wp:docPr id="8" name="图片 8" descr="lQLPDhsBUmJH1qPNBpTNBNqwkmtTe5WWYooB0ta-lgCnAA_1242_1684"/>
-            <wp:cNvGraphicFramePr/>
+            <wp:docPr id="2" name="图片 2" descr="333"/>
+            <wp:cNvGraphicFramePr>
+              <a:graphicFrameLocks xmlns:a="http://schemas.openxmlformats.org/drawingml/2006/main" noChangeAspect="1"/>
+            </wp:cNvGraphicFramePr>
             <a:graphic xmlns:a="http://schemas.openxmlformats.org/drawingml/2006/main">
               <a:graphicData uri="http://schemas.openxmlformats.org/drawingml/2006/picture">
                 <pic:pic xmlns:pic="http://schemas.openxmlformats.org/drawingml/2006/picture">
                   <pic:nvPicPr>
-                    <pic:cNvPr id="8" name="图片 8" descr="lQLPDhsBUmJH1qPNBpTNBNqwkmtTe5WWYooB0ta-lgCnAA_1242_1684"/>
-                    <pic:cNvPicPr/>
+                    <pic:cNvPr id="2" name="图片 2" descr="333"/>
+                    <pic:cNvPicPr>
+                      <a:picLocks noChangeAspect="1"/>
+                    </pic:cNvPicPr>
                   </pic:nvPicPr>
                   <pic:blipFill>
-                    <a:blip r:embed="rId14"/>
+                    <a:blip r:embed="rId15"/>
                     <a:stretch>
                       <a:fillRect/>
                     </a:stretch>
@@ -31813,7 +31774,7 @@
                   <pic:spPr>
                     <a:xfrm>
                       <a:off x="0" y="0"/>
-                      <a:ext cx="7597140" cy="10685780"/>
+                      <a:ext cx="7587615" cy="10727690"/>
                     </a:xfrm>
                     <a:prstGeom prst="rect">
                       <a:avLst/>
@@ -31825,9 +31786,10 @@
           </wp:anchor>
         </w:drawing>
       </w:r>
+      <w:bookmarkEnd w:id="150"/>
     </w:p>
     <w:sectPr>
-      <w:footerReference r:id="rId7" w:type="default"/>
+      <w:footerReference r:id="rId9" w:type="default"/>
       <w:pgSz w:w="11911" w:h="16838"/>
       <w:pgMar w:top="1037" w:right="1020" w:bottom="981" w:left="1020" w:header="567" w:footer="567" w:gutter="0"/>
       <w:pgBorders>
@@ -31856,6 +31818,16 @@
 </file>
 
 <file path=word/footer2.xml><?xml version="1.0" encoding="utf-8"?>
+<w:ftr xmlns:wpc="http://schemas.microsoft.com/office/word/2010/wordprocessingCanvas" xmlns:mc="http://schemas.openxmlformats.org/markup-compatibility/2006" xmlns:o="urn:schemas-microsoft-com:office:office" xmlns:r="http://schemas.openxmlformats.org/officeDocument/2006/relationships" xmlns:m="http://schemas.openxmlformats.org/officeDocument/2006/math" xmlns:v="urn:schemas-microsoft-com:vml" xmlns:wp14="http://schemas.microsoft.com/office/word/2010/wordprocessingDrawing" xmlns:wp="http://schemas.openxmlformats.org/drawingml/2006/wordprocessingDrawing" xmlns:w10="urn:schemas-microsoft-com:office:word" xmlns:w="http://schemas.openxmlformats.org/wordprocessingml/2006/main" xmlns:w14="http://schemas.microsoft.com/office/word/2010/wordml" xmlns:w15="http://schemas.microsoft.com/office/word/2012/wordml" xmlns:wpg="http://schemas.microsoft.com/office/word/2010/wordprocessingGroup" xmlns:wpi="http://schemas.microsoft.com/office/word/2010/wordprocessingInk" xmlns:wne="http://schemas.microsoft.com/office/word/2006/wordml" xmlns:wps="http://schemas.microsoft.com/office/word/2010/wordprocessingShape" xmlns:wpsCustomData="http://www.wps.cn/officeDocument/2013/wpsCustomData" mc:Ignorable="w14 w15 wp14">
+  <w:p>
+    <w:pPr>
+      <w:pStyle w:val="9"/>
+    </w:pPr>
+  </w:p>
+</w:ftr>
+</file>
+
+<file path=word/footer3.xml><?xml version="1.0" encoding="utf-8"?>
 <w:ftr xmlns:wpc="http://schemas.microsoft.com/office/word/2010/wordprocessingCanvas" xmlns:mc="http://schemas.openxmlformats.org/markup-compatibility/2006" xmlns:o="urn:schemas-microsoft-com:office:office" xmlns:r="http://schemas.openxmlformats.org/officeDocument/2006/relationships" xmlns:m="http://schemas.openxmlformats.org/officeDocument/2006/math" xmlns:v="urn:schemas-microsoft-com:vml" xmlns:wp14="http://schemas.microsoft.com/office/word/2010/wordprocessingDrawing" xmlns:wp="http://schemas.openxmlformats.org/drawingml/2006/wordprocessingDrawing" xmlns:w10="urn:schemas-microsoft-com:office:word" xmlns:w="http://schemas.openxmlformats.org/wordprocessingml/2006/main" xmlns:w14="http://schemas.microsoft.com/office/word/2010/wordml" xmlns:w15="http://schemas.microsoft.com/office/word/2012/wordml" xmlns:wpg="http://schemas.microsoft.com/office/word/2010/wordprocessingGroup" xmlns:wpi="http://schemas.microsoft.com/office/word/2010/wordprocessingInk" xmlns:wne="http://schemas.microsoft.com/office/word/2006/wordml" xmlns:wps="http://schemas.microsoft.com/office/word/2010/wordprocessingShape" xmlns:wpsCustomData="http://www.wps.cn/officeDocument/2013/wpsCustomData" mc:Ignorable="w14 w15 wp14">
   <w:tbl>
     <w:tblPr>
@@ -32213,7 +32185,7 @@
 </w:ftr>
 </file>
 
-<file path=word/footer3.xml><?xml version="1.0" encoding="utf-8"?>
+<file path=word/footer4.xml><?xml version="1.0" encoding="utf-8"?>
 <w:ftr xmlns:wpc="http://schemas.microsoft.com/office/word/2010/wordprocessingCanvas" xmlns:mc="http://schemas.openxmlformats.org/markup-compatibility/2006" xmlns:o="urn:schemas-microsoft-com:office:office" xmlns:r="http://schemas.openxmlformats.org/officeDocument/2006/relationships" xmlns:m="http://schemas.openxmlformats.org/officeDocument/2006/math" xmlns:v="urn:schemas-microsoft-com:vml" xmlns:wp14="http://schemas.microsoft.com/office/word/2010/wordprocessingDrawing" xmlns:wp="http://schemas.openxmlformats.org/drawingml/2006/wordprocessingDrawing" xmlns:w10="urn:schemas-microsoft-com:office:word" xmlns:w="http://schemas.openxmlformats.org/wordprocessingml/2006/main" xmlns:w14="http://schemas.microsoft.com/office/word/2010/wordml" xmlns:w15="http://schemas.microsoft.com/office/word/2012/wordml" xmlns:wpg="http://schemas.microsoft.com/office/word/2010/wordprocessingGroup" xmlns:wpi="http://schemas.microsoft.com/office/word/2010/wordprocessingInk" xmlns:wne="http://schemas.microsoft.com/office/word/2006/wordml" xmlns:wps="http://schemas.microsoft.com/office/word/2010/wordprocessingShape" xmlns:wpsCustomData="http://www.wps.cn/officeDocument/2013/wpsCustomData" mc:Ignorable="w14 w15 wp14">
   <w:p>
     <w:pPr>
@@ -32227,6 +32199,16 @@
 <w:hdr xmlns:wpc="http://schemas.microsoft.com/office/word/2010/wordprocessingCanvas" xmlns:mc="http://schemas.openxmlformats.org/markup-compatibility/2006" xmlns:o="urn:schemas-microsoft-com:office:office" xmlns:r="http://schemas.openxmlformats.org/officeDocument/2006/relationships" xmlns:m="http://schemas.openxmlformats.org/officeDocument/2006/math" xmlns:v="urn:schemas-microsoft-com:vml" xmlns:wp14="http://schemas.microsoft.com/office/word/2010/wordprocessingDrawing" xmlns:wp="http://schemas.openxmlformats.org/drawingml/2006/wordprocessingDrawing" xmlns:w10="urn:schemas-microsoft-com:office:word" xmlns:w="http://schemas.openxmlformats.org/wordprocessingml/2006/main" xmlns:w14="http://schemas.microsoft.com/office/word/2010/wordml" xmlns:w15="http://schemas.microsoft.com/office/word/2012/wordml" xmlns:wpg="http://schemas.microsoft.com/office/word/2010/wordprocessingGroup" xmlns:wpi="http://schemas.microsoft.com/office/word/2010/wordprocessingInk" xmlns:wne="http://schemas.microsoft.com/office/word/2006/wordml" xmlns:wps="http://schemas.microsoft.com/office/word/2010/wordprocessingShape" xmlns:wpsCustomData="http://www.wps.cn/officeDocument/2013/wpsCustomData" mc:Ignorable="w14 w15 wp14">
   <w:p>
     <w:pPr>
+      <w:pStyle w:val="10"/>
+    </w:pPr>
+  </w:p>
+</w:hdr>
+</file>
+
+<file path=word/header2.xml><?xml version="1.0" encoding="utf-8"?>
+<w:hdr xmlns:wpc="http://schemas.microsoft.com/office/word/2010/wordprocessingCanvas" xmlns:mc="http://schemas.openxmlformats.org/markup-compatibility/2006" xmlns:o="urn:schemas-microsoft-com:office:office" xmlns:r="http://schemas.openxmlformats.org/officeDocument/2006/relationships" xmlns:m="http://schemas.openxmlformats.org/officeDocument/2006/math" xmlns:v="urn:schemas-microsoft-com:vml" xmlns:wp14="http://schemas.microsoft.com/office/word/2010/wordprocessingDrawing" xmlns:wp="http://schemas.openxmlformats.org/drawingml/2006/wordprocessingDrawing" xmlns:w10="urn:schemas-microsoft-com:office:word" xmlns:w="http://schemas.openxmlformats.org/wordprocessingml/2006/main" xmlns:w14="http://schemas.microsoft.com/office/word/2010/wordml" xmlns:w15="http://schemas.microsoft.com/office/word/2012/wordml" xmlns:wpg="http://schemas.microsoft.com/office/word/2010/wordprocessingGroup" xmlns:wpi="http://schemas.microsoft.com/office/word/2010/wordprocessingInk" xmlns:wne="http://schemas.microsoft.com/office/word/2006/wordml" xmlns:wps="http://schemas.microsoft.com/office/word/2010/wordprocessingShape" xmlns:wpsCustomData="http://www.wps.cn/officeDocument/2013/wpsCustomData" mc:Ignorable="w14 w15 wp14">
+  <w:p>
+    <w:pPr>
       <w:jc w:val="right"/>
       <w:rPr>
         <w:lang w:eastAsia="zh-CN"/>
@@ -32236,7 +32218,7 @@
 </w:hdr>
 </file>
 
-<file path=word/header2.xml><?xml version="1.0" encoding="utf-8"?>
+<file path=word/header3.xml><?xml version="1.0" encoding="utf-8"?>
 <w:hdr xmlns:wpc="http://schemas.microsoft.com/office/word/2010/wordprocessingCanvas" xmlns:mc="http://schemas.openxmlformats.org/markup-compatibility/2006" xmlns:o="urn:schemas-microsoft-com:office:office" xmlns:r="http://schemas.openxmlformats.org/officeDocument/2006/relationships" xmlns:m="http://schemas.openxmlformats.org/officeDocument/2006/math" xmlns:v="urn:schemas-microsoft-com:vml" xmlns:wp14="http://schemas.microsoft.com/office/word/2010/wordprocessingDrawing" xmlns:wp="http://schemas.openxmlformats.org/drawingml/2006/wordprocessingDrawing" xmlns:w10="urn:schemas-microsoft-com:office:word" xmlns:w="http://schemas.openxmlformats.org/wordprocessingml/2006/main" xmlns:w14="http://schemas.microsoft.com/office/word/2010/wordml" xmlns:w15="http://schemas.microsoft.com/office/word/2012/wordml" xmlns:wpg="http://schemas.microsoft.com/office/word/2010/wordprocessingGroup" xmlns:wpi="http://schemas.microsoft.com/office/word/2010/wordprocessingInk" xmlns:wne="http://schemas.microsoft.com/office/word/2006/wordml" xmlns:wps="http://schemas.microsoft.com/office/word/2010/wordprocessingShape" xmlns:wpsCustomData="http://www.wps.cn/officeDocument/2013/wpsCustomData" mc:Ignorable="w14 w15 wp14">
   <w:p>
     <w:pPr>
